--- a/documentation.docx
+++ b/documentation.docx
@@ -8074,17 +8074,6 @@
         </w:rPr>
         <w:t>配置文件，然后初始化集群</w:t>
       </w:r>
-      <w:r>
-        <w:rPr>
-          <w:rFonts w:ascii="仿宋" w:eastAsia="仿宋" w:hAnsi="仿宋" w:hint="eastAsia"/>
-          <w:b/>
-          <w:bCs/>
-          <w:color w:val="FF0000"/>
-          <w:sz w:val="18"/>
-          <w:szCs w:val="18"/>
-        </w:rPr>
-        <w:br/>
-      </w:r>
     </w:p>
     <w:p>
       <w:pPr>
@@ -8145,8 +8134,8 @@
         </w:rPr>
         <w:drawing>
           <wp:inline distT="0" distB="0" distL="0" distR="0" wp14:anchorId="3DA0925A" wp14:editId="37E629DE">
-            <wp:extent cx="2095500" cy="851535"/>
-            <wp:effectExtent l="0" t="0" r="0" b="5715"/>
+            <wp:extent cx="2204113" cy="1030406"/>
+            <wp:effectExtent l="0" t="0" r="5715" b="0"/>
             <wp:docPr id="19" name="图片 19"/>
             <wp:cNvGraphicFramePr/>
             <a:graphic xmlns:a="http://schemas.openxmlformats.org/drawingml/2006/main">
@@ -8165,7 +8154,7 @@
                   <pic:spPr>
                     <a:xfrm>
                       <a:off x="0" y="0"/>
-                      <a:ext cx="2095500" cy="851535"/>
+                      <a:ext cx="2204712" cy="1030686"/>
                     </a:xfrm>
                     <a:prstGeom prst="rect">
                       <a:avLst/>
@@ -9148,6 +9137,9 @@
           <w:tab w:val="left" w:pos="13740"/>
           <w:tab w:val="left" w:pos="14656"/>
         </w:tabs>
+        <w:rPr>
+          <w:rFonts w:hint="eastAsia"/>
+        </w:rPr>
       </w:pPr>
       <w:r>
         <w:rPr>
@@ -9211,6 +9203,78 @@
       </w:pPr>
       <w:r>
         <w:rPr>
+          <w:rStyle w:val="a6"/>
+          <w:rFonts w:ascii="仿宋" w:eastAsia="仿宋" w:hAnsi="仿宋" w:hint="eastAsia"/>
+          <w:color w:val="FF0000"/>
+          <w:kern w:val="0"/>
+          <w:sz w:val="18"/>
+          <w:szCs w:val="18"/>
+          <w:shd w:val="clear" w:color="auto" w:fill="FFFFFF"/>
+        </w:rPr>
+        <w:t>更多参考：</w:t>
+      </w:r>
+      <w:r>
+        <w:rPr>
+          <w:kern w:val="0"/>
+        </w:rPr>
+        <w:fldChar w:fldCharType="begin"/>
+      </w:r>
+      <w:r>
+        <w:rPr>
+          <w:kern w:val="0"/>
+        </w:rPr>
+        <w:instrText xml:space="preserve"> HYPERLINK "https://www.cnblogs.com/leozhanggg/p/12571957.html" </w:instrText>
+      </w:r>
+      <w:r>
+        <w:rPr>
+          <w:kern w:val="0"/>
+        </w:rPr>
+        <w:fldChar w:fldCharType="separate"/>
+      </w:r>
+      <w:r>
+        <w:rPr>
+          <w:rStyle w:val="a3"/>
+          <w:rFonts w:ascii="仿宋" w:eastAsia="仿宋" w:hAnsi="仿宋" w:hint="eastAsia"/>
+          <w:b/>
+          <w:bCs/>
+          <w:color w:val="4371A6"/>
+          <w:kern w:val="0"/>
+          <w:sz w:val="18"/>
+          <w:szCs w:val="18"/>
+          <w:shd w:val="clear" w:color="auto" w:fill="FFFFFF"/>
+        </w:rPr>
+        <w:t>Kubernetes实战总结 - kubeadm部署集群（v1.17.4）</w:t>
+      </w:r>
+      <w:r>
+        <w:rPr>
+          <w:kern w:val="0"/>
+        </w:rPr>
+        <w:fldChar w:fldCharType="end"/>
+      </w:r>
+    </w:p>
+    <w:p>
+      <w:pPr>
+        <w:tabs>
+          <w:tab w:val="left" w:pos="916"/>
+          <w:tab w:val="left" w:pos="1832"/>
+          <w:tab w:val="left" w:pos="2748"/>
+          <w:tab w:val="left" w:pos="3664"/>
+          <w:tab w:val="left" w:pos="4580"/>
+          <w:tab w:val="left" w:pos="5496"/>
+          <w:tab w:val="left" w:pos="6412"/>
+          <w:tab w:val="left" w:pos="7328"/>
+          <w:tab w:val="left" w:pos="8244"/>
+          <w:tab w:val="left" w:pos="9160"/>
+          <w:tab w:val="left" w:pos="10076"/>
+          <w:tab w:val="left" w:pos="10992"/>
+          <w:tab w:val="left" w:pos="11908"/>
+          <w:tab w:val="left" w:pos="12824"/>
+          <w:tab w:val="left" w:pos="13740"/>
+          <w:tab w:val="left" w:pos="14656"/>
+        </w:tabs>
+      </w:pPr>
+      <w:r>
+        <w:rPr>
           <w:kern w:val="0"/>
         </w:rPr>
         <w:br w:type="page"/>
@@ -10711,24 +10775,6 @@
     <w:p>
       <w:pPr>
         <w:widowControl/>
-        <w:tabs>
-          <w:tab w:val="left" w:pos="916"/>
-          <w:tab w:val="left" w:pos="1832"/>
-          <w:tab w:val="left" w:pos="2748"/>
-          <w:tab w:val="left" w:pos="3664"/>
-          <w:tab w:val="left" w:pos="4580"/>
-          <w:tab w:val="left" w:pos="5496"/>
-          <w:tab w:val="left" w:pos="6285"/>
-          <w:tab w:val="left" w:pos="7328"/>
-          <w:tab w:val="left" w:pos="8244"/>
-          <w:tab w:val="left" w:pos="9160"/>
-          <w:tab w:val="left" w:pos="10076"/>
-          <w:tab w:val="left" w:pos="10992"/>
-          <w:tab w:val="left" w:pos="11908"/>
-          <w:tab w:val="left" w:pos="12824"/>
-          <w:tab w:val="left" w:pos="13740"/>
-          <w:tab w:val="left" w:pos="14656"/>
-        </w:tabs>
         <w:jc w:val="left"/>
         <w:rPr>
           <w:rFonts w:ascii="仿宋" w:eastAsia="仿宋" w:hAnsi="仿宋"/>
@@ -10766,7 +10812,7 @@
           <w:szCs w:val="18"/>
           <w:shd w:val="clear" w:color="auto" w:fill="FFFFFF"/>
         </w:rPr>
-        <w:t>Kubernetes实战总结 - Prometheus部署</w:t>
+        <w:t>Kubernetes实战总结 - Prometheus部署（v0.3.0）</w:t>
       </w:r>
       <w:r>
         <w:fldChar w:fldCharType="end"/>
@@ -11660,7 +11706,7 @@
         <w:pStyle w:val="HTML"/>
         <w:shd w:val="clear" w:color="auto" w:fill="F5F5F5"/>
         <w:rPr>
-          <w:rFonts w:ascii="仿宋" w:eastAsia="仿宋" w:hAnsi="仿宋"/>
+          <w:rFonts w:ascii="仿宋" w:eastAsia="仿宋" w:hAnsi="仿宋" w:hint="eastAsia"/>
           <w:color w:val="008000"/>
           <w:sz w:val="18"/>
           <w:szCs w:val="18"/>
@@ -11707,6 +11753,53 @@
     </w:p>
     <w:p>
       <w:pPr>
+        <w:pStyle w:val="HTML"/>
+        <w:shd w:val="clear" w:color="auto" w:fill="F5F5F5"/>
+        <w:rPr>
+          <w:rFonts w:ascii="仿宋" w:eastAsia="仿宋" w:hAnsi="仿宋"/>
+          <w:color w:val="008000"/>
+          <w:sz w:val="18"/>
+          <w:szCs w:val="18"/>
+        </w:rPr>
+      </w:pPr>
+      <w:r>
+        <w:rPr>
+          <w:rFonts w:ascii="仿宋" w:eastAsia="仿宋" w:hAnsi="仿宋" w:hint="eastAsia"/>
+          <w:b/>
+          <w:color w:val="FF0000"/>
+          <w:sz w:val="18"/>
+          <w:szCs w:val="18"/>
+        </w:rPr>
+        <w:t>更多详情：</w:t>
+      </w:r>
+      <w:r>
+        <w:fldChar w:fldCharType="begin"/>
+      </w:r>
+      <w:r>
+        <w:instrText xml:space="preserve"> HYPERLINK "https://www.cnblogs.com/leozhanggg/p/12700363.html" </w:instrText>
+      </w:r>
+      <w:r>
+        <w:fldChar w:fldCharType="separate"/>
+      </w:r>
+      <w:r>
+        <w:rPr>
+          <w:rStyle w:val="a3"/>
+          <w:rFonts w:ascii="仿宋" w:eastAsia="仿宋" w:hAnsi="仿宋" w:hint="eastAsia"/>
+          <w:b/>
+          <w:bCs/>
+          <w:color w:val="4371A6"/>
+          <w:sz w:val="18"/>
+          <w:szCs w:val="18"/>
+          <w:shd w:val="clear" w:color="auto" w:fill="FFFFFF"/>
+        </w:rPr>
+        <w:t>Kubernetes实战总结 - EFK部署（v7.6.0）</w:t>
+      </w:r>
+      <w:r>
+        <w:fldChar w:fldCharType="end"/>
+      </w:r>
+    </w:p>
+    <w:p>
+      <w:pPr>
         <w:widowControl/>
         <w:tabs>
           <w:tab w:val="left" w:pos="916"/>
@@ -14896,12 +14989,116 @@
       </w:pPr>
     </w:p>
     <w:p>
-      <w:bookmarkStart w:id="31" w:name="_GoBack"/>
+      <w:pPr>
+        <w:pStyle w:val="3"/>
+        <w:numPr>
+          <w:ilvl w:val="0"/>
+          <w:numId w:val="6"/>
+        </w:numPr>
+        <w:adjustRightInd w:val="0"/>
+        <w:snapToGrid w:val="0"/>
+        <w:spacing w:before="240" w:after="240" w:line="240" w:lineRule="auto"/>
+        <w:rPr>
+          <w:rStyle w:val="fontstyle0"/>
+          <w:rFonts w:ascii="仿宋" w:eastAsia="仿宋" w:hAnsi="仿宋"/>
+          <w:color w:val="4B4B4B"/>
+          <w:sz w:val="24"/>
+          <w:szCs w:val="24"/>
+        </w:rPr>
+      </w:pPr>
+      <w:bookmarkStart w:id="31" w:name="_Toc37786176"/>
+      <w:r>
+        <w:rPr>
+          <w:rStyle w:val="fontstyle0"/>
+          <w:rFonts w:ascii="仿宋" w:eastAsia="仿宋" w:hAnsi="仿宋" w:hint="eastAsia"/>
+          <w:color w:val="4B4B4B"/>
+        </w:rPr>
+        <w:t>常用命令查看</w:t>
+      </w:r>
       <w:bookmarkEnd w:id="31"/>
+      <w:r>
+        <w:rPr>
+          <w:rStyle w:val="fontstyle0"/>
+          <w:rFonts w:ascii="仿宋" w:eastAsia="仿宋" w:hAnsi="仿宋" w:hint="eastAsia"/>
+          <w:color w:val="4B4B4B"/>
+        </w:rPr>
+        <w:t xml:space="preserve"> </w:t>
+      </w:r>
+    </w:p>
+    <w:p>
+      <w:pPr>
+        <w:rPr>
+          <w:rFonts w:hint="eastAsia"/>
+          <w:b/>
+          <w:color w:val="FF0000"/>
+          <w:sz w:val="18"/>
+          <w:szCs w:val="18"/>
+        </w:rPr>
+      </w:pPr>
+      <w:r>
+        <w:rPr>
+          <w:rFonts w:ascii="仿宋" w:eastAsia="仿宋" w:hAnsi="仿宋" w:hint="eastAsia"/>
+          <w:b/>
+          <w:color w:val="FF0000"/>
+          <w:sz w:val="18"/>
+          <w:szCs w:val="18"/>
+        </w:rPr>
+        <w:t>官方文档：</w:t>
+      </w:r>
+      <w:hyperlink r:id="rId61" w:history="1">
+        <w:r>
+          <w:rPr>
+            <w:rStyle w:val="a3"/>
+            <w:rFonts w:ascii="仿宋" w:eastAsia="仿宋" w:hAnsi="仿宋" w:hint="eastAsia"/>
+            <w:b/>
+            <w:sz w:val="18"/>
+            <w:szCs w:val="18"/>
+            <w:shd w:val="clear" w:color="auto" w:fill="FFFFFF"/>
+          </w:rPr>
+          <w:t>Kubernetes kubectl 命令表</w:t>
+        </w:r>
+      </w:hyperlink>
+    </w:p>
+    <w:p>
+      <w:pPr>
+        <w:rPr>
+          <w:rStyle w:val="a3"/>
+          <w:rFonts w:hint="eastAsia"/>
+          <w:color w:val="4371A6"/>
+          <w:shd w:val="clear" w:color="auto" w:fill="FFFFFF"/>
+        </w:rPr>
+      </w:pPr>
+      <w:r>
+        <w:rPr>
+          <w:rFonts w:ascii="仿宋" w:eastAsia="仿宋" w:hAnsi="仿宋" w:hint="eastAsia"/>
+          <w:b/>
+          <w:color w:val="FF0000"/>
+          <w:sz w:val="18"/>
+          <w:szCs w:val="18"/>
+        </w:rPr>
+        <w:t>网络博文：</w:t>
+      </w:r>
+      <w:hyperlink r:id="rId62" w:history="1">
+        <w:r>
+          <w:rPr>
+            <w:rStyle w:val="a3"/>
+            <w:rFonts w:ascii="仿宋" w:eastAsia="仿宋" w:hAnsi="仿宋" w:hint="eastAsia"/>
+            <w:b/>
+            <w:sz w:val="18"/>
+            <w:szCs w:val="18"/>
+            <w:shd w:val="clear" w:color="auto" w:fill="FFFFFF"/>
+          </w:rPr>
+          <w:t>kubernetes常用命令整理</w:t>
+        </w:r>
+      </w:hyperlink>
+    </w:p>
+    <w:p>
+      <w:bookmarkStart w:id="32" w:name="_GoBack"/>
+      <w:bookmarkEnd w:id="32"/>
     </w:p>
     <w:sectPr>
-      <w:headerReference w:type="default" r:id="rId61"/>
-      <w:footerReference w:type="default" r:id="rId62"/>
+      <w:headerReference w:type="default" r:id="rId63"/>
+      <w:footerReference w:type="default" r:id="rId64"/>
       <w:pgSz w:w="11906" w:h="16838"/>
       <w:pgMar w:top="1440" w:right="1800" w:bottom="1440" w:left="1800" w:header="851" w:footer="992" w:gutter="0"/>
       <w:cols w:space="425"/>
@@ -15009,13 +15206,7 @@
               <w:rPr>
                 <w:lang w:val="zh-CN"/>
               </w:rPr>
-              <w:t xml:space="preserve"> </w:t>
-            </w:r>
-            <w:r>
-              <w:rPr>
-                <w:lang w:val="zh-CN"/>
-              </w:rPr>
-              <w:t xml:space="preserve">/ </w:t>
+              <w:t xml:space="preserve"> / </w:t>
             </w:r>
             <w:r>
               <w:rPr>
@@ -15178,6 +15369,7 @@
                               <w:dataBinding w:prefixMappings="xmlns:ns0='http://schemas.openxmlformats.org/package/2006/metadata/core-properties' xmlns:ns1='http://purl.org/dc/elements/1.1/'" w:xpath="/ns0:coreProperties[1]/ns1:title[1]" w:storeItemID="{6C3C8BC8-F283-45AE-878A-BAB7291924A1}"/>
                               <w:text/>
                             </w:sdtPr>
+                            <w:sdtEndPr/>
                             <w:sdtContent>
                               <w:p>
                                 <w:pPr>
@@ -15263,6 +15455,7 @@
                                 <w:calendar w:val="gregorian"/>
                               </w:date>
                             </w:sdtPr>
+                            <w:sdtEndPr/>
                             <w:sdtContent>
                               <w:p>
                                 <w:pPr>
@@ -15359,6 +15552,7 @@
                         <w:dataBinding w:prefixMappings="xmlns:ns0='http://schemas.openxmlformats.org/package/2006/metadata/core-properties' xmlns:ns1='http://purl.org/dc/elements/1.1/'" w:xpath="/ns0:coreProperties[1]/ns1:title[1]" w:storeItemID="{6C3C8BC8-F283-45AE-878A-BAB7291924A1}"/>
                         <w:text/>
                       </w:sdtPr>
+                      <w:sdtEndPr/>
                       <w:sdtContent>
                         <w:p>
                           <w:pPr>
@@ -15413,6 +15607,7 @@
                           <w:calendar w:val="gregorian"/>
                         </w:date>
                       </w:sdtPr>
+                      <w:sdtEndPr/>
                       <w:sdtContent>
                         <w:p>
                           <w:pPr>
@@ -17566,7 +17761,7 @@
 </file>
 
 <file path=customXml/itemProps2.xml><?xml version="1.0" encoding="utf-8"?>
-<ds:datastoreItem xmlns:ds="http://schemas.openxmlformats.org/officeDocument/2006/customXml" ds:itemID="{4992D9DE-A6D5-4734-A21A-02E37B987B36}">
+<ds:datastoreItem xmlns:ds="http://schemas.openxmlformats.org/officeDocument/2006/customXml" ds:itemID="{224FFA05-7A79-4FEC-997C-42FC0F7844C3}">
   <ds:schemaRefs>
     <ds:schemaRef ds:uri="http://schemas.openxmlformats.org/officeDocument/2006/bibliography"/>
   </ds:schemaRefs>

--- a/documentation.docx
+++ b/documentation.docx
@@ -25,7 +25,6 @@
       <w:pPr>
         <w:pStyle w:val="10"/>
         <w:rPr>
-          <w:rFonts w:hint="eastAsia"/>
           <w:noProof/>
           <w:sz w:val="21"/>
         </w:rPr>
@@ -51,7 +50,7 @@
       <w:r>
         <w:rPr>
           <w:rStyle w:val="fontstyle0"/>
-          <w:rFonts w:ascii="黑体" w:eastAsia="黑体" w:hAnsi="黑体"/>
+          <w:rFonts w:ascii="黑体" w:eastAsia="黑体" w:hAnsi="黑体" w:hint="eastAsia"/>
           <w:sz w:val="28"/>
           <w:szCs w:val="28"/>
         </w:rPr>
@@ -3132,7 +3131,7 @@
         <w:jc w:val="left"/>
         <w:rPr>
           <w:rStyle w:val="fontstyle0"/>
-          <w:rFonts w:ascii="黑体" w:eastAsia="黑体" w:hAnsi="黑体" w:hint="eastAsia"/>
+          <w:rFonts w:ascii="黑体" w:eastAsia="黑体" w:hAnsi="黑体"/>
           <w:sz w:val="28"/>
           <w:szCs w:val="28"/>
         </w:rPr>
@@ -3144,7 +3143,7 @@
         <w:jc w:val="left"/>
         <w:rPr>
           <w:rStyle w:val="fontstyle0"/>
-          <w:rFonts w:ascii="黑体" w:eastAsia="黑体" w:hAnsi="黑体" w:hint="eastAsia"/>
+          <w:rFonts w:ascii="黑体" w:eastAsia="黑体" w:hAnsi="黑体"/>
           <w:sz w:val="28"/>
           <w:szCs w:val="28"/>
         </w:rPr>
@@ -3157,7 +3156,7 @@
         <w:outlineLvl w:val="0"/>
         <w:rPr>
           <w:rStyle w:val="fontstyle0"/>
-          <w:rFonts w:ascii="黑体" w:eastAsia="黑体" w:hAnsi="黑体" w:hint="eastAsia"/>
+          <w:rFonts w:ascii="黑体" w:eastAsia="黑体" w:hAnsi="黑体"/>
           <w:sz w:val="28"/>
           <w:szCs w:val="28"/>
         </w:rPr>
@@ -3185,7 +3184,7 @@
         <w:jc w:val="left"/>
         <w:rPr>
           <w:rStyle w:val="fontstyle0"/>
-          <w:rFonts w:ascii="仿宋" w:eastAsia="仿宋" w:hAnsi="仿宋" w:hint="eastAsia"/>
+          <w:rFonts w:ascii="仿宋" w:eastAsia="仿宋" w:hAnsi="仿宋"/>
           <w:szCs w:val="21"/>
         </w:rPr>
       </w:pPr>
@@ -3210,7 +3209,7 @@
         <w:jc w:val="left"/>
         <w:rPr>
           <w:rStyle w:val="fontstyle0"/>
-          <w:rFonts w:ascii="仿宋" w:eastAsia="仿宋" w:hAnsi="仿宋" w:hint="eastAsia"/>
+          <w:rFonts w:ascii="仿宋" w:eastAsia="仿宋" w:hAnsi="仿宋"/>
           <w:szCs w:val="21"/>
         </w:rPr>
       </w:pPr>
@@ -3235,7 +3234,7 @@
         <w:jc w:val="left"/>
         <w:rPr>
           <w:rStyle w:val="fontstyle0"/>
-          <w:rFonts w:ascii="仿宋" w:eastAsia="仿宋" w:hAnsi="仿宋" w:hint="eastAsia"/>
+          <w:rFonts w:ascii="仿宋" w:eastAsia="仿宋" w:hAnsi="仿宋"/>
           <w:szCs w:val="21"/>
         </w:rPr>
       </w:pPr>
@@ -3260,7 +3259,7 @@
         <w:jc w:val="left"/>
         <w:rPr>
           <w:rStyle w:val="fontstyle0"/>
-          <w:rFonts w:ascii="仿宋" w:eastAsia="仿宋" w:hAnsi="仿宋" w:hint="eastAsia"/>
+          <w:rFonts w:ascii="仿宋" w:eastAsia="仿宋" w:hAnsi="仿宋"/>
           <w:szCs w:val="21"/>
         </w:rPr>
       </w:pPr>
@@ -3285,7 +3284,7 @@
         <w:jc w:val="left"/>
         <w:rPr>
           <w:rStyle w:val="fontstyle0"/>
-          <w:rFonts w:ascii="仿宋" w:eastAsia="仿宋" w:hAnsi="仿宋" w:hint="eastAsia"/>
+          <w:rFonts w:ascii="仿宋" w:eastAsia="仿宋" w:hAnsi="仿宋"/>
           <w:szCs w:val="21"/>
         </w:rPr>
       </w:pPr>
@@ -3310,7 +3309,7 @@
         <w:jc w:val="left"/>
         <w:rPr>
           <w:rStyle w:val="fontstyle0"/>
-          <w:rFonts w:ascii="仿宋" w:eastAsia="仿宋" w:hAnsi="仿宋" w:hint="eastAsia"/>
+          <w:rFonts w:ascii="仿宋" w:eastAsia="仿宋" w:hAnsi="仿宋"/>
           <w:szCs w:val="21"/>
         </w:rPr>
       </w:pPr>
@@ -3335,7 +3334,7 @@
         <w:jc w:val="left"/>
         <w:rPr>
           <w:rStyle w:val="fontstyle0"/>
-          <w:rFonts w:ascii="仿宋" w:eastAsia="仿宋" w:hAnsi="仿宋" w:hint="eastAsia"/>
+          <w:rFonts w:ascii="仿宋" w:eastAsia="仿宋" w:hAnsi="仿宋"/>
           <w:szCs w:val="21"/>
         </w:rPr>
       </w:pPr>
@@ -3370,7 +3369,7 @@
         <w:jc w:val="left"/>
         <w:rPr>
           <w:rStyle w:val="fontstyle0"/>
-          <w:rFonts w:ascii="仿宋" w:eastAsia="仿宋" w:hAnsi="仿宋" w:hint="eastAsia"/>
+          <w:rFonts w:ascii="仿宋" w:eastAsia="仿宋" w:hAnsi="仿宋"/>
           <w:szCs w:val="21"/>
         </w:rPr>
       </w:pPr>
@@ -3391,7 +3390,7 @@
         <w:jc w:val="left"/>
         <w:rPr>
           <w:rStyle w:val="fontstyle0"/>
-          <w:rFonts w:ascii="仿宋" w:eastAsia="仿宋" w:hAnsi="仿宋" w:hint="eastAsia"/>
+          <w:rFonts w:ascii="仿宋" w:eastAsia="仿宋" w:hAnsi="仿宋"/>
           <w:szCs w:val="21"/>
         </w:rPr>
       </w:pPr>
@@ -3402,7 +3401,7 @@
         <w:jc w:val="left"/>
         <w:rPr>
           <w:rStyle w:val="fontstyle0"/>
-          <w:rFonts w:ascii="仿宋" w:eastAsia="仿宋" w:hAnsi="仿宋" w:hint="eastAsia"/>
+          <w:rFonts w:ascii="仿宋" w:eastAsia="仿宋" w:hAnsi="仿宋"/>
           <w:szCs w:val="21"/>
         </w:rPr>
       </w:pPr>
@@ -3413,7 +3412,7 @@
         <w:jc w:val="left"/>
         <w:rPr>
           <w:rStyle w:val="fontstyle0"/>
-          <w:rFonts w:ascii="黑体" w:eastAsia="黑体" w:hAnsi="黑体" w:hint="eastAsia"/>
+          <w:rFonts w:ascii="黑体" w:eastAsia="黑体" w:hAnsi="黑体"/>
           <w:sz w:val="28"/>
           <w:szCs w:val="28"/>
         </w:rPr>
@@ -3463,7 +3462,7 @@
         <w:jc w:val="center"/>
         <w:rPr>
           <w:rStyle w:val="fontstyle0"/>
-          <w:rFonts w:ascii="仿宋" w:eastAsia="仿宋" w:hAnsi="仿宋" w:hint="eastAsia"/>
+          <w:rFonts w:ascii="仿宋" w:eastAsia="仿宋" w:hAnsi="仿宋"/>
           <w:szCs w:val="21"/>
         </w:rPr>
       </w:pPr>
@@ -3480,20 +3479,20 @@
       <w:pPr>
         <w:widowControl/>
         <w:jc w:val="left"/>
+        <w:rPr>
+          <w:rStyle w:val="fontstyle0"/>
+          <w:rFonts w:ascii="黑体" w:eastAsia="黑体" w:hAnsi="黑体"/>
+          <w:sz w:val="28"/>
+          <w:szCs w:val="28"/>
+        </w:rPr>
+      </w:pPr>
+      <w:r>
         <w:rPr>
           <w:rStyle w:val="fontstyle0"/>
           <w:rFonts w:ascii="黑体" w:eastAsia="黑体" w:hAnsi="黑体" w:hint="eastAsia"/>
           <w:sz w:val="28"/>
           <w:szCs w:val="28"/>
         </w:rPr>
-      </w:pPr>
-      <w:r>
-        <w:rPr>
-          <w:rStyle w:val="fontstyle0"/>
-          <w:rFonts w:ascii="黑体" w:eastAsia="黑体" w:hAnsi="黑体" w:hint="eastAsia"/>
-          <w:sz w:val="28"/>
-          <w:szCs w:val="28"/>
-        </w:rPr>
         <w:br w:type="page"/>
       </w:r>
     </w:p>
@@ -3501,9 +3500,6 @@
       <w:pPr>
         <w:pStyle w:val="a4"/>
         <w:jc w:val="left"/>
-        <w:rPr>
-          <w:rFonts w:hint="eastAsia"/>
-        </w:rPr>
       </w:pPr>
       <w:bookmarkStart w:id="1" w:name="_Toc38618758"/>
       <w:r>
@@ -3540,7 +3536,7 @@
         <w:ind w:left="0" w:firstLine="0"/>
         <w:rPr>
           <w:rStyle w:val="fontstyle0"/>
-          <w:rFonts w:ascii="仿宋" w:eastAsia="仿宋" w:hAnsi="仿宋" w:hint="eastAsia"/>
+          <w:rFonts w:ascii="仿宋" w:eastAsia="仿宋" w:hAnsi="仿宋"/>
           <w:color w:val="4B4B4B"/>
           <w:sz w:val="24"/>
           <w:szCs w:val="24"/>
@@ -3564,7 +3560,6 @@
         <w:pStyle w:val="HTML"/>
         <w:shd w:val="clear" w:color="auto" w:fill="F5F5F5"/>
         <w:rPr>
-          <w:rFonts w:hint="eastAsia"/>
           <w:color w:val="000000"/>
           <w:sz w:val="18"/>
           <w:szCs w:val="18"/>
@@ -3598,7 +3593,7 @@
         <w:pStyle w:val="HTML"/>
         <w:shd w:val="clear" w:color="auto" w:fill="F5F5F5"/>
         <w:rPr>
-          <w:rFonts w:ascii="仿宋" w:eastAsia="仿宋" w:hAnsi="仿宋" w:hint="eastAsia"/>
+          <w:rFonts w:ascii="仿宋" w:eastAsia="仿宋" w:hAnsi="仿宋"/>
           <w:color w:val="000000"/>
           <w:sz w:val="18"/>
           <w:szCs w:val="18"/>
@@ -3650,7 +3645,7 @@
         <w:pStyle w:val="HTML"/>
         <w:shd w:val="clear" w:color="auto" w:fill="F5F5F5"/>
         <w:rPr>
-          <w:rFonts w:ascii="仿宋" w:eastAsia="仿宋" w:hAnsi="仿宋" w:hint="eastAsia"/>
+          <w:rFonts w:ascii="仿宋" w:eastAsia="仿宋" w:hAnsi="仿宋"/>
           <w:sz w:val="18"/>
           <w:szCs w:val="18"/>
         </w:rPr>
@@ -3669,7 +3664,7 @@
         <w:pStyle w:val="HTML"/>
         <w:shd w:val="clear" w:color="auto" w:fill="F5F5F5"/>
         <w:rPr>
-          <w:rFonts w:ascii="仿宋" w:eastAsia="仿宋" w:hAnsi="仿宋" w:hint="eastAsia"/>
+          <w:rFonts w:ascii="仿宋" w:eastAsia="仿宋" w:hAnsi="仿宋"/>
           <w:sz w:val="18"/>
           <w:szCs w:val="18"/>
         </w:rPr>
@@ -3688,7 +3683,7 @@
         <w:pStyle w:val="HTML"/>
         <w:shd w:val="clear" w:color="auto" w:fill="F5F5F5"/>
         <w:rPr>
-          <w:rFonts w:ascii="仿宋" w:eastAsia="仿宋" w:hAnsi="仿宋" w:hint="eastAsia"/>
+          <w:rFonts w:ascii="仿宋" w:eastAsia="仿宋" w:hAnsi="仿宋"/>
           <w:sz w:val="18"/>
           <w:szCs w:val="18"/>
         </w:rPr>
@@ -3707,7 +3702,7 @@
         <w:pStyle w:val="HTML"/>
         <w:shd w:val="clear" w:color="auto" w:fill="F5F5F5"/>
         <w:rPr>
-          <w:rFonts w:ascii="仿宋" w:eastAsia="仿宋" w:hAnsi="仿宋" w:hint="eastAsia"/>
+          <w:rFonts w:ascii="仿宋" w:eastAsia="仿宋" w:hAnsi="仿宋"/>
           <w:sz w:val="18"/>
           <w:szCs w:val="18"/>
         </w:rPr>
@@ -3726,7 +3721,7 @@
         <w:pStyle w:val="HTML"/>
         <w:shd w:val="clear" w:color="auto" w:fill="F5F5F5"/>
         <w:rPr>
-          <w:rFonts w:ascii="仿宋" w:eastAsia="仿宋" w:hAnsi="仿宋" w:hint="eastAsia"/>
+          <w:rFonts w:ascii="仿宋" w:eastAsia="仿宋" w:hAnsi="仿宋"/>
           <w:color w:val="000000"/>
           <w:sz w:val="18"/>
           <w:szCs w:val="18"/>
@@ -3773,7 +3768,6 @@
         <w:ind w:left="0" w:firstLine="0"/>
         <w:rPr>
           <w:rStyle w:val="fontstyle0"/>
-          <w:rFonts w:hint="eastAsia"/>
           <w:color w:val="4B4B4B"/>
           <w:sz w:val="24"/>
           <w:szCs w:val="24"/>
@@ -3797,7 +3791,6 @@
         <w:pStyle w:val="HTML"/>
         <w:shd w:val="clear" w:color="auto" w:fill="F5F5F5"/>
         <w:rPr>
-          <w:rFonts w:hint="eastAsia"/>
           <w:color w:val="000000"/>
           <w:sz w:val="18"/>
           <w:szCs w:val="18"/>
@@ -3891,7 +3884,7 @@
         <w:pStyle w:val="HTML"/>
         <w:shd w:val="clear" w:color="auto" w:fill="F5F5F5"/>
         <w:rPr>
-          <w:rFonts w:ascii="仿宋" w:eastAsia="仿宋" w:hAnsi="仿宋" w:hint="eastAsia"/>
+          <w:rFonts w:ascii="仿宋" w:eastAsia="仿宋" w:hAnsi="仿宋"/>
           <w:color w:val="000000"/>
           <w:sz w:val="18"/>
           <w:szCs w:val="18"/>
@@ -3935,7 +3928,6 @@
         <w:shd w:val="clear" w:color="auto" w:fill="F5F5F5"/>
         <w:rPr>
           <w:rStyle w:val="fontstyle0"/>
-          <w:rFonts w:hint="eastAsia"/>
         </w:rPr>
       </w:pPr>
     </w:p>
@@ -3970,7 +3962,7 @@
         <w:ind w:left="0" w:firstLine="0"/>
         <w:rPr>
           <w:rStyle w:val="fontstyle0"/>
-          <w:rFonts w:ascii="仿宋" w:eastAsia="仿宋" w:hAnsi="仿宋" w:hint="eastAsia"/>
+          <w:rFonts w:ascii="仿宋" w:eastAsia="仿宋" w:hAnsi="仿宋"/>
           <w:color w:val="4B4B4B"/>
           <w:sz w:val="24"/>
           <w:szCs w:val="24"/>
@@ -3995,7 +3987,7 @@
         <w:shd w:val="clear" w:color="auto" w:fill="F5F5F5"/>
         <w:rPr>
           <w:rStyle w:val="fontstyle0"/>
-          <w:rFonts w:ascii="仿宋" w:eastAsia="仿宋" w:hAnsi="仿宋" w:hint="eastAsia"/>
+          <w:rFonts w:ascii="仿宋" w:eastAsia="仿宋" w:hAnsi="仿宋"/>
           <w:color w:val="000000"/>
           <w:sz w:val="18"/>
           <w:szCs w:val="18"/>
@@ -4168,9 +4160,6 @@
       <w:pPr>
         <w:pStyle w:val="HTML"/>
         <w:shd w:val="clear" w:color="auto" w:fill="F5F5F5"/>
-        <w:rPr>
-          <w:rFonts w:hint="eastAsia"/>
-        </w:rPr>
       </w:pPr>
       <w:proofErr w:type="spellStart"/>
       <w:proofErr w:type="gramStart"/>
@@ -4200,7 +4189,7 @@
         <w:pStyle w:val="HTML"/>
         <w:shd w:val="clear" w:color="auto" w:fill="F5F5F5"/>
         <w:rPr>
-          <w:rFonts w:ascii="仿宋" w:eastAsia="仿宋" w:hAnsi="仿宋" w:hint="eastAsia"/>
+          <w:rFonts w:ascii="仿宋" w:eastAsia="仿宋" w:hAnsi="仿宋"/>
           <w:color w:val="000000"/>
           <w:sz w:val="18"/>
           <w:szCs w:val="18"/>
@@ -4238,7 +4227,6 @@
         <w:ind w:left="0" w:firstLine="0"/>
         <w:rPr>
           <w:rStyle w:val="fontstyle0"/>
-          <w:rFonts w:hint="eastAsia"/>
           <w:color w:val="4B4B4B"/>
           <w:sz w:val="24"/>
           <w:szCs w:val="24"/>
@@ -4285,7 +4273,7 @@
         <w:shd w:val="clear" w:color="auto" w:fill="F5F5F5"/>
         <w:rPr>
           <w:rStyle w:val="fontstyle0"/>
-          <w:rFonts w:ascii="仿宋" w:eastAsia="仿宋" w:hAnsi="仿宋" w:hint="eastAsia"/>
+          <w:rFonts w:ascii="仿宋" w:eastAsia="仿宋" w:hAnsi="仿宋"/>
           <w:color w:val="000000"/>
           <w:sz w:val="18"/>
           <w:szCs w:val="18"/>
@@ -4374,7 +4362,7 @@
         <w:shd w:val="clear" w:color="auto" w:fill="F5F5F5"/>
         <w:rPr>
           <w:rStyle w:val="fontstyle0"/>
-          <w:rFonts w:ascii="仿宋" w:eastAsia="仿宋" w:hAnsi="仿宋" w:hint="eastAsia"/>
+          <w:rFonts w:ascii="仿宋" w:eastAsia="仿宋" w:hAnsi="仿宋"/>
           <w:color w:val="000000"/>
           <w:sz w:val="18"/>
           <w:szCs w:val="18"/>
@@ -4467,7 +4455,7 @@
         <w:shd w:val="clear" w:color="auto" w:fill="F5F5F5"/>
         <w:rPr>
           <w:rStyle w:val="fontstyle0"/>
-          <w:rFonts w:ascii="仿宋" w:eastAsia="仿宋" w:hAnsi="仿宋" w:hint="eastAsia"/>
+          <w:rFonts w:ascii="仿宋" w:eastAsia="仿宋" w:hAnsi="仿宋"/>
           <w:color w:val="000000"/>
           <w:sz w:val="18"/>
           <w:szCs w:val="18"/>
@@ -4560,7 +4548,7 @@
         <w:shd w:val="clear" w:color="auto" w:fill="F5F5F5"/>
         <w:rPr>
           <w:rStyle w:val="fontstyle0"/>
-          <w:rFonts w:ascii="仿宋" w:eastAsia="仿宋" w:hAnsi="仿宋" w:hint="eastAsia"/>
+          <w:rFonts w:ascii="仿宋" w:eastAsia="仿宋" w:hAnsi="仿宋"/>
           <w:color w:val="000000"/>
           <w:sz w:val="18"/>
           <w:szCs w:val="18"/>
@@ -4598,7 +4586,7 @@
         <w:ind w:left="0" w:firstLine="0"/>
         <w:rPr>
           <w:rStyle w:val="fontstyle0"/>
-          <w:rFonts w:ascii="仿宋" w:eastAsia="仿宋" w:hAnsi="仿宋" w:hint="eastAsia"/>
+          <w:rFonts w:ascii="仿宋" w:eastAsia="仿宋" w:hAnsi="仿宋"/>
           <w:color w:val="4B4B4B"/>
           <w:sz w:val="24"/>
           <w:szCs w:val="24"/>
@@ -4656,7 +4644,6 @@
         <w:pStyle w:val="HTML"/>
         <w:shd w:val="clear" w:color="auto" w:fill="F5F5F5"/>
         <w:rPr>
-          <w:rFonts w:hint="eastAsia"/>
           <w:color w:val="000000"/>
           <w:sz w:val="18"/>
           <w:szCs w:val="18"/>
@@ -4761,7 +4748,7 @@
         <w:pStyle w:val="HTML"/>
         <w:shd w:val="clear" w:color="auto" w:fill="F5F5F5"/>
         <w:rPr>
-          <w:rFonts w:ascii="仿宋" w:eastAsia="仿宋" w:hAnsi="仿宋" w:hint="eastAsia"/>
+          <w:rFonts w:ascii="仿宋" w:eastAsia="仿宋" w:hAnsi="仿宋"/>
           <w:color w:val="000000"/>
           <w:sz w:val="18"/>
           <w:szCs w:val="18"/>
@@ -4886,7 +4873,7 @@
         <w:pStyle w:val="HTML"/>
         <w:shd w:val="clear" w:color="auto" w:fill="F5F5F5"/>
         <w:rPr>
-          <w:rFonts w:ascii="仿宋" w:eastAsia="仿宋" w:hAnsi="仿宋" w:hint="eastAsia"/>
+          <w:rFonts w:ascii="仿宋" w:eastAsia="仿宋" w:hAnsi="仿宋"/>
           <w:color w:val="000000"/>
           <w:sz w:val="18"/>
           <w:szCs w:val="18"/>
@@ -4987,7 +4974,7 @@
           <w:tab w:val="left" w:pos="14656"/>
         </w:tabs>
         <w:rPr>
-          <w:rFonts w:ascii="仿宋" w:eastAsia="仿宋" w:hAnsi="仿宋" w:hint="eastAsia"/>
+          <w:rFonts w:ascii="仿宋" w:eastAsia="仿宋" w:hAnsi="仿宋"/>
           <w:color w:val="000000"/>
           <w:sz w:val="18"/>
           <w:szCs w:val="18"/>
@@ -5049,7 +5036,6 @@
         </w:tabs>
         <w:rPr>
           <w:rStyle w:val="fontstyle0"/>
-          <w:rFonts w:hint="eastAsia"/>
         </w:rPr>
       </w:pPr>
     </w:p>
@@ -5084,7 +5070,7 @@
         <w:ind w:left="0" w:firstLine="0"/>
         <w:rPr>
           <w:rStyle w:val="fontstyle0"/>
-          <w:rFonts w:ascii="仿宋" w:eastAsia="仿宋" w:hAnsi="仿宋" w:hint="eastAsia"/>
+          <w:rFonts w:ascii="仿宋" w:eastAsia="仿宋" w:hAnsi="仿宋"/>
           <w:color w:val="4B4B4B"/>
           <w:sz w:val="24"/>
           <w:szCs w:val="24"/>
@@ -5108,7 +5094,6 @@
         <w:pStyle w:val="HTML"/>
         <w:shd w:val="clear" w:color="auto" w:fill="F5F5F5"/>
         <w:rPr>
-          <w:rFonts w:hint="eastAsia"/>
           <w:color w:val="000000"/>
           <w:sz w:val="18"/>
           <w:szCs w:val="18"/>
@@ -5200,7 +5185,7 @@
         <w:pStyle w:val="HTML"/>
         <w:shd w:val="clear" w:color="auto" w:fill="F5F5F5"/>
         <w:rPr>
-          <w:rFonts w:ascii="仿宋" w:eastAsia="仿宋" w:hAnsi="仿宋" w:hint="eastAsia"/>
+          <w:rFonts w:ascii="仿宋" w:eastAsia="仿宋" w:hAnsi="仿宋"/>
           <w:color w:val="000000"/>
           <w:sz w:val="18"/>
           <w:szCs w:val="18"/>
@@ -5221,7 +5206,7 @@
         <w:pStyle w:val="HTML"/>
         <w:shd w:val="clear" w:color="auto" w:fill="F5F5F5"/>
         <w:rPr>
-          <w:rFonts w:ascii="仿宋" w:eastAsia="仿宋" w:hAnsi="仿宋" w:hint="eastAsia"/>
+          <w:rFonts w:ascii="仿宋" w:eastAsia="仿宋" w:hAnsi="仿宋"/>
           <w:color w:val="FF0000"/>
           <w:sz w:val="18"/>
           <w:szCs w:val="18"/>
@@ -5304,7 +5289,7 @@
         <w:pStyle w:val="HTML"/>
         <w:shd w:val="clear" w:color="auto" w:fill="F5F5F5"/>
         <w:rPr>
-          <w:rFonts w:ascii="仿宋" w:eastAsia="仿宋" w:hAnsi="仿宋" w:hint="eastAsia"/>
+          <w:rFonts w:ascii="仿宋" w:eastAsia="仿宋" w:hAnsi="仿宋"/>
           <w:color w:val="FF0000"/>
           <w:sz w:val="18"/>
           <w:szCs w:val="18"/>
@@ -5336,7 +5321,7 @@
         <w:pStyle w:val="HTML"/>
         <w:shd w:val="clear" w:color="auto" w:fill="F5F5F5"/>
         <w:rPr>
-          <w:rFonts w:ascii="仿宋" w:eastAsia="仿宋" w:hAnsi="仿宋" w:hint="eastAsia"/>
+          <w:rFonts w:ascii="仿宋" w:eastAsia="仿宋" w:hAnsi="仿宋"/>
           <w:color w:val="000000"/>
           <w:sz w:val="18"/>
           <w:szCs w:val="18"/>
@@ -5357,7 +5342,7 @@
         <w:pStyle w:val="HTML"/>
         <w:shd w:val="clear" w:color="auto" w:fill="F5F5F5"/>
         <w:rPr>
-          <w:rFonts w:ascii="仿宋" w:eastAsia="仿宋" w:hAnsi="仿宋" w:hint="eastAsia"/>
+          <w:rFonts w:ascii="仿宋" w:eastAsia="仿宋" w:hAnsi="仿宋"/>
           <w:color w:val="000000"/>
           <w:sz w:val="18"/>
           <w:szCs w:val="18"/>
@@ -5379,7 +5364,7 @@
         <w:pStyle w:val="HTML"/>
         <w:shd w:val="clear" w:color="auto" w:fill="F5F5F5"/>
         <w:rPr>
-          <w:rFonts w:ascii="仿宋" w:eastAsia="仿宋" w:hAnsi="仿宋" w:hint="eastAsia"/>
+          <w:rFonts w:ascii="仿宋" w:eastAsia="仿宋" w:hAnsi="仿宋"/>
           <w:sz w:val="18"/>
           <w:szCs w:val="18"/>
         </w:rPr>
@@ -5398,7 +5383,7 @@
         <w:pStyle w:val="HTML"/>
         <w:shd w:val="clear" w:color="auto" w:fill="F5F5F5"/>
         <w:rPr>
-          <w:rFonts w:ascii="仿宋" w:eastAsia="仿宋" w:hAnsi="仿宋" w:hint="eastAsia"/>
+          <w:rFonts w:ascii="仿宋" w:eastAsia="仿宋" w:hAnsi="仿宋"/>
           <w:sz w:val="18"/>
           <w:szCs w:val="18"/>
         </w:rPr>
@@ -5417,7 +5402,7 @@
         <w:pStyle w:val="HTML"/>
         <w:shd w:val="clear" w:color="auto" w:fill="F5F5F5"/>
         <w:rPr>
-          <w:rFonts w:ascii="仿宋" w:eastAsia="仿宋" w:hAnsi="仿宋" w:hint="eastAsia"/>
+          <w:rFonts w:ascii="仿宋" w:eastAsia="仿宋" w:hAnsi="仿宋"/>
           <w:color w:val="000000"/>
           <w:sz w:val="18"/>
           <w:szCs w:val="18"/>
@@ -5438,7 +5423,7 @@
         <w:pStyle w:val="HTML"/>
         <w:shd w:val="clear" w:color="auto" w:fill="F5F5F5"/>
         <w:rPr>
-          <w:rFonts w:ascii="仿宋" w:eastAsia="仿宋" w:hAnsi="仿宋" w:hint="eastAsia"/>
+          <w:rFonts w:ascii="仿宋" w:eastAsia="仿宋" w:hAnsi="仿宋"/>
           <w:sz w:val="18"/>
           <w:szCs w:val="18"/>
         </w:rPr>
@@ -5467,7 +5452,7 @@
         <w:pStyle w:val="HTML"/>
         <w:shd w:val="clear" w:color="auto" w:fill="F5F5F5"/>
         <w:rPr>
-          <w:rFonts w:ascii="仿宋" w:eastAsia="仿宋" w:hAnsi="仿宋" w:hint="eastAsia"/>
+          <w:rFonts w:ascii="仿宋" w:eastAsia="仿宋" w:hAnsi="仿宋"/>
           <w:color w:val="000000"/>
           <w:sz w:val="18"/>
           <w:szCs w:val="18"/>
@@ -5488,7 +5473,7 @@
         <w:pStyle w:val="HTML"/>
         <w:shd w:val="clear" w:color="auto" w:fill="F5F5F5"/>
         <w:rPr>
-          <w:rFonts w:ascii="仿宋" w:eastAsia="仿宋" w:hAnsi="仿宋" w:hint="eastAsia"/>
+          <w:rFonts w:ascii="仿宋" w:eastAsia="仿宋" w:hAnsi="仿宋"/>
           <w:color w:val="000000"/>
           <w:sz w:val="18"/>
           <w:szCs w:val="18"/>
@@ -5531,7 +5516,7 @@
         <w:pStyle w:val="HTML"/>
         <w:shd w:val="clear" w:color="auto" w:fill="F5F5F5"/>
         <w:rPr>
-          <w:rFonts w:ascii="仿宋" w:eastAsia="仿宋" w:hAnsi="仿宋" w:hint="eastAsia"/>
+          <w:rFonts w:ascii="仿宋" w:eastAsia="仿宋" w:hAnsi="仿宋"/>
           <w:color w:val="000000"/>
           <w:sz w:val="18"/>
           <w:szCs w:val="18"/>
@@ -5563,7 +5548,7 @@
         <w:pStyle w:val="HTML"/>
         <w:shd w:val="clear" w:color="auto" w:fill="F5F5F5"/>
         <w:rPr>
-          <w:rFonts w:ascii="仿宋" w:eastAsia="仿宋" w:hAnsi="仿宋" w:hint="eastAsia"/>
+          <w:rFonts w:ascii="仿宋" w:eastAsia="仿宋" w:hAnsi="仿宋"/>
           <w:color w:val="000000"/>
           <w:sz w:val="18"/>
           <w:szCs w:val="18"/>
@@ -5595,7 +5580,7 @@
         <w:pStyle w:val="HTML"/>
         <w:shd w:val="clear" w:color="auto" w:fill="F5F5F5"/>
         <w:rPr>
-          <w:rFonts w:ascii="仿宋" w:eastAsia="仿宋" w:hAnsi="仿宋" w:hint="eastAsia"/>
+          <w:rFonts w:ascii="仿宋" w:eastAsia="仿宋" w:hAnsi="仿宋"/>
           <w:color w:val="000000"/>
           <w:sz w:val="18"/>
           <w:szCs w:val="18"/>
@@ -5627,7 +5612,7 @@
         <w:pStyle w:val="HTML"/>
         <w:shd w:val="clear" w:color="auto" w:fill="F5F5F5"/>
         <w:rPr>
-          <w:rFonts w:ascii="仿宋" w:eastAsia="仿宋" w:hAnsi="仿宋" w:hint="eastAsia"/>
+          <w:rFonts w:ascii="仿宋" w:eastAsia="仿宋" w:hAnsi="仿宋"/>
           <w:color w:val="000000"/>
           <w:sz w:val="18"/>
           <w:szCs w:val="18"/>
@@ -5648,7 +5633,7 @@
         <w:pStyle w:val="HTML"/>
         <w:shd w:val="clear" w:color="auto" w:fill="F5F5F5"/>
         <w:rPr>
-          <w:rFonts w:ascii="仿宋" w:eastAsia="仿宋" w:hAnsi="仿宋" w:hint="eastAsia"/>
+          <w:rFonts w:ascii="仿宋" w:eastAsia="仿宋" w:hAnsi="仿宋"/>
           <w:color w:val="000000"/>
           <w:sz w:val="18"/>
           <w:szCs w:val="18"/>
@@ -5680,7 +5665,7 @@
         <w:pStyle w:val="HTML"/>
         <w:shd w:val="clear" w:color="auto" w:fill="F5F5F5"/>
         <w:rPr>
-          <w:rFonts w:ascii="仿宋" w:eastAsia="仿宋" w:hAnsi="仿宋" w:hint="eastAsia"/>
+          <w:rFonts w:ascii="仿宋" w:eastAsia="仿宋" w:hAnsi="仿宋"/>
           <w:color w:val="000000"/>
           <w:sz w:val="18"/>
           <w:szCs w:val="18"/>
@@ -5701,7 +5686,7 @@
         <w:pStyle w:val="HTML"/>
         <w:shd w:val="clear" w:color="auto" w:fill="F5F5F5"/>
         <w:rPr>
-          <w:rFonts w:ascii="仿宋" w:eastAsia="仿宋" w:hAnsi="仿宋" w:hint="eastAsia"/>
+          <w:rFonts w:ascii="仿宋" w:eastAsia="仿宋" w:hAnsi="仿宋"/>
           <w:color w:val="000000"/>
           <w:sz w:val="18"/>
           <w:szCs w:val="18"/>
@@ -5714,7 +5699,6 @@
         <w:shd w:val="clear" w:color="auto" w:fill="F5F5F5"/>
         <w:rPr>
           <w:rStyle w:val="fontstyle0"/>
-          <w:rFonts w:hint="eastAsia"/>
         </w:rPr>
       </w:pPr>
       <w:proofErr w:type="spellStart"/>
@@ -5862,7 +5846,8 @@
         <w:ind w:left="0" w:firstLine="0"/>
         <w:rPr>
           <w:rStyle w:val="fontstyle0"/>
-          <w:rFonts w:ascii="仿宋" w:eastAsia="仿宋" w:hAnsi="仿宋" w:hint="eastAsia"/>
+          <w:rFonts w:ascii="仿宋" w:eastAsia="仿宋" w:hAnsi="仿宋"/>
+          <w:strike/>
           <w:color w:val="4B4B4B"/>
           <w:sz w:val="24"/>
           <w:szCs w:val="24"/>
@@ -5873,6 +5858,7 @@
         <w:rPr>
           <w:rStyle w:val="fontstyle0"/>
           <w:rFonts w:ascii="仿宋" w:eastAsia="仿宋" w:hAnsi="仿宋" w:hint="eastAsia"/>
+          <w:strike/>
           <w:color w:val="4B4B4B"/>
           <w:sz w:val="24"/>
           <w:szCs w:val="24"/>
@@ -5884,6 +5870,7 @@
         <w:rPr>
           <w:rStyle w:val="fontstyle0"/>
           <w:rFonts w:ascii="仿宋" w:eastAsia="仿宋" w:hAnsi="仿宋" w:hint="eastAsia"/>
+          <w:strike/>
           <w:color w:val="4B4B4B"/>
           <w:sz w:val="24"/>
           <w:szCs w:val="24"/>
@@ -5895,6 +5882,7 @@
         <w:rPr>
           <w:rStyle w:val="fontstyle0"/>
           <w:rFonts w:ascii="仿宋" w:eastAsia="仿宋" w:hAnsi="仿宋" w:hint="eastAsia"/>
+          <w:strike/>
           <w:color w:val="4B4B4B"/>
           <w:sz w:val="24"/>
           <w:szCs w:val="24"/>
@@ -5908,7 +5896,7 @@
         <w:pStyle w:val="HTML"/>
         <w:shd w:val="clear" w:color="auto" w:fill="F5F5F5"/>
         <w:rPr>
-          <w:rFonts w:hint="eastAsia"/>
+          <w:strike/>
           <w:color w:val="000000"/>
           <w:sz w:val="18"/>
           <w:szCs w:val="18"/>
@@ -5918,6 +5906,7 @@
       <w:r>
         <w:rPr>
           <w:rFonts w:ascii="仿宋" w:eastAsia="仿宋" w:hAnsi="仿宋" w:hint="eastAsia"/>
+          <w:strike/>
           <w:color w:val="000000"/>
           <w:sz w:val="18"/>
           <w:szCs w:val="18"/>
@@ -5928,6 +5917,7 @@
       <w:r>
         <w:rPr>
           <w:rFonts w:ascii="仿宋" w:eastAsia="仿宋" w:hAnsi="仿宋" w:hint="eastAsia"/>
+          <w:strike/>
           <w:color w:val="000000"/>
           <w:sz w:val="18"/>
           <w:szCs w:val="18"/>
@@ -5938,6 +5928,7 @@
       <w:r>
         <w:rPr>
           <w:rFonts w:ascii="仿宋" w:eastAsia="仿宋" w:hAnsi="仿宋" w:hint="eastAsia"/>
+          <w:strike/>
           <w:color w:val="000000"/>
           <w:sz w:val="18"/>
           <w:szCs w:val="18"/>
@@ -5948,6 +5939,7 @@
       <w:r>
         <w:rPr>
           <w:rFonts w:ascii="仿宋" w:eastAsia="仿宋" w:hAnsi="仿宋" w:hint="eastAsia"/>
+          <w:strike/>
           <w:color w:val="000000"/>
           <w:sz w:val="18"/>
           <w:szCs w:val="18"/>
@@ -5958,6 +5950,7 @@
       <w:r>
         <w:rPr>
           <w:rFonts w:ascii="仿宋" w:eastAsia="仿宋" w:hAnsi="仿宋" w:hint="eastAsia"/>
+          <w:strike/>
           <w:color w:val="000000"/>
           <w:sz w:val="18"/>
           <w:szCs w:val="18"/>
@@ -5968,6 +5961,7 @@
       <w:r>
         <w:rPr>
           <w:rFonts w:ascii="仿宋" w:eastAsia="仿宋" w:hAnsi="仿宋" w:hint="eastAsia"/>
+          <w:strike/>
           <w:color w:val="000000"/>
           <w:sz w:val="18"/>
           <w:szCs w:val="18"/>
@@ -5978,6 +5972,7 @@
       <w:r>
         <w:rPr>
           <w:rFonts w:ascii="仿宋" w:eastAsia="仿宋" w:hAnsi="仿宋" w:hint="eastAsia"/>
+          <w:strike/>
           <w:color w:val="000000"/>
           <w:sz w:val="18"/>
           <w:szCs w:val="18"/>
@@ -5988,6 +5983,7 @@
       <w:r>
         <w:rPr>
           <w:rFonts w:ascii="仿宋" w:eastAsia="仿宋" w:hAnsi="仿宋" w:hint="eastAsia"/>
+          <w:strike/>
           <w:color w:val="000000"/>
           <w:sz w:val="18"/>
           <w:szCs w:val="18"/>
@@ -6000,7 +5996,8 @@
         <w:pStyle w:val="HTML"/>
         <w:shd w:val="clear" w:color="auto" w:fill="F5F5F5"/>
         <w:rPr>
-          <w:rFonts w:ascii="仿宋" w:eastAsia="仿宋" w:hAnsi="仿宋" w:hint="eastAsia"/>
+          <w:rFonts w:ascii="仿宋" w:eastAsia="仿宋" w:hAnsi="仿宋"/>
+          <w:strike/>
           <w:sz w:val="18"/>
           <w:szCs w:val="18"/>
         </w:rPr>
@@ -6009,6 +6006,7 @@
       <w:r>
         <w:rPr>
           <w:rFonts w:ascii="仿宋" w:eastAsia="仿宋" w:hAnsi="仿宋" w:hint="eastAsia"/>
+          <w:strike/>
           <w:sz w:val="18"/>
           <w:szCs w:val="18"/>
         </w:rPr>
@@ -6018,6 +6016,7 @@
       <w:r>
         <w:rPr>
           <w:rFonts w:ascii="仿宋" w:eastAsia="仿宋" w:hAnsi="仿宋" w:hint="eastAsia"/>
+          <w:strike/>
           <w:sz w:val="18"/>
           <w:szCs w:val="18"/>
         </w:rPr>
@@ -6029,7 +6028,8 @@
         <w:pStyle w:val="HTML"/>
         <w:shd w:val="clear" w:color="auto" w:fill="F5F5F5"/>
         <w:rPr>
-          <w:rFonts w:ascii="仿宋" w:eastAsia="仿宋" w:hAnsi="仿宋" w:hint="eastAsia"/>
+          <w:rFonts w:ascii="仿宋" w:eastAsia="仿宋" w:hAnsi="仿宋"/>
+          <w:strike/>
           <w:sz w:val="18"/>
           <w:szCs w:val="18"/>
         </w:rPr>
@@ -6039,6 +6039,7 @@
       <w:r>
         <w:rPr>
           <w:rFonts w:ascii="仿宋" w:eastAsia="仿宋" w:hAnsi="仿宋" w:hint="eastAsia"/>
+          <w:strike/>
           <w:sz w:val="18"/>
           <w:szCs w:val="18"/>
         </w:rPr>
@@ -6049,6 +6050,7 @@
       <w:r>
         <w:rPr>
           <w:rFonts w:ascii="仿宋" w:eastAsia="仿宋" w:hAnsi="仿宋" w:hint="eastAsia"/>
+          <w:strike/>
           <w:sz w:val="18"/>
           <w:szCs w:val="18"/>
         </w:rPr>
@@ -6058,6 +6060,7 @@
       <w:r>
         <w:rPr>
           <w:rFonts w:ascii="仿宋" w:eastAsia="仿宋" w:hAnsi="仿宋" w:hint="eastAsia"/>
+          <w:strike/>
           <w:sz w:val="18"/>
           <w:szCs w:val="18"/>
         </w:rPr>
@@ -6070,7 +6073,8 @@
         <w:pStyle w:val="HTML"/>
         <w:shd w:val="clear" w:color="auto" w:fill="F5F5F5"/>
         <w:rPr>
-          <w:rFonts w:ascii="仿宋" w:eastAsia="仿宋" w:hAnsi="仿宋" w:hint="eastAsia"/>
+          <w:rFonts w:ascii="仿宋" w:eastAsia="仿宋" w:hAnsi="仿宋"/>
+          <w:strike/>
           <w:sz w:val="18"/>
           <w:szCs w:val="18"/>
         </w:rPr>
@@ -6080,6 +6084,7 @@
       <w:r>
         <w:rPr>
           <w:rFonts w:ascii="仿宋" w:eastAsia="仿宋" w:hAnsi="仿宋" w:hint="eastAsia"/>
+          <w:strike/>
           <w:sz w:val="18"/>
           <w:szCs w:val="18"/>
         </w:rPr>
@@ -6090,6 +6095,7 @@
       <w:r>
         <w:rPr>
           <w:rFonts w:ascii="仿宋" w:eastAsia="仿宋" w:hAnsi="仿宋" w:hint="eastAsia"/>
+          <w:strike/>
           <w:sz w:val="18"/>
           <w:szCs w:val="18"/>
         </w:rPr>
@@ -6099,6 +6105,7 @@
       <w:r>
         <w:rPr>
           <w:rFonts w:ascii="仿宋" w:eastAsia="仿宋" w:hAnsi="仿宋" w:hint="eastAsia"/>
+          <w:strike/>
           <w:sz w:val="18"/>
           <w:szCs w:val="18"/>
         </w:rPr>
@@ -6111,7 +6118,8 @@
         <w:pStyle w:val="HTML"/>
         <w:shd w:val="clear" w:color="auto" w:fill="F5F5F5"/>
         <w:rPr>
-          <w:rFonts w:ascii="仿宋" w:eastAsia="仿宋" w:hAnsi="仿宋" w:hint="eastAsia"/>
+          <w:rFonts w:ascii="仿宋" w:eastAsia="仿宋" w:hAnsi="仿宋"/>
+          <w:strike/>
           <w:sz w:val="18"/>
           <w:szCs w:val="18"/>
         </w:rPr>
@@ -6121,6 +6129,7 @@
       <w:r>
         <w:rPr>
           <w:rFonts w:ascii="仿宋" w:eastAsia="仿宋" w:hAnsi="仿宋" w:hint="eastAsia"/>
+          <w:strike/>
           <w:sz w:val="18"/>
           <w:szCs w:val="18"/>
         </w:rPr>
@@ -6131,6 +6140,7 @@
       <w:r>
         <w:rPr>
           <w:rFonts w:ascii="仿宋" w:eastAsia="仿宋" w:hAnsi="仿宋" w:hint="eastAsia"/>
+          <w:strike/>
           <w:sz w:val="18"/>
           <w:szCs w:val="18"/>
         </w:rPr>
@@ -6140,6 +6150,7 @@
       <w:r>
         <w:rPr>
           <w:rFonts w:ascii="仿宋" w:eastAsia="仿宋" w:hAnsi="仿宋" w:hint="eastAsia"/>
+          <w:strike/>
           <w:sz w:val="18"/>
           <w:szCs w:val="18"/>
         </w:rPr>
@@ -6152,7 +6163,8 @@
         <w:pStyle w:val="HTML"/>
         <w:shd w:val="clear" w:color="auto" w:fill="F5F5F5"/>
         <w:rPr>
-          <w:rFonts w:ascii="仿宋" w:eastAsia="仿宋" w:hAnsi="仿宋" w:hint="eastAsia"/>
+          <w:rFonts w:ascii="仿宋" w:eastAsia="仿宋" w:hAnsi="仿宋"/>
+          <w:strike/>
           <w:sz w:val="18"/>
           <w:szCs w:val="18"/>
         </w:rPr>
@@ -6162,6 +6174,7 @@
       <w:r>
         <w:rPr>
           <w:rFonts w:ascii="仿宋" w:eastAsia="仿宋" w:hAnsi="仿宋" w:hint="eastAsia"/>
+          <w:strike/>
           <w:sz w:val="18"/>
           <w:szCs w:val="18"/>
         </w:rPr>
@@ -6172,6 +6185,7 @@
       <w:r>
         <w:rPr>
           <w:rFonts w:ascii="仿宋" w:eastAsia="仿宋" w:hAnsi="仿宋" w:hint="eastAsia"/>
+          <w:strike/>
           <w:sz w:val="18"/>
           <w:szCs w:val="18"/>
         </w:rPr>
@@ -6181,6 +6195,7 @@
       <w:r>
         <w:rPr>
           <w:rFonts w:ascii="仿宋" w:eastAsia="仿宋" w:hAnsi="仿宋" w:hint="eastAsia"/>
+          <w:strike/>
           <w:sz w:val="18"/>
           <w:szCs w:val="18"/>
         </w:rPr>
@@ -6193,7 +6208,8 @@
         <w:pStyle w:val="HTML"/>
         <w:shd w:val="clear" w:color="auto" w:fill="F5F5F5"/>
         <w:rPr>
-          <w:rFonts w:ascii="仿宋" w:eastAsia="仿宋" w:hAnsi="仿宋" w:hint="eastAsia"/>
+          <w:rFonts w:ascii="仿宋" w:eastAsia="仿宋" w:hAnsi="仿宋"/>
+          <w:strike/>
           <w:sz w:val="18"/>
           <w:szCs w:val="18"/>
         </w:rPr>
@@ -6203,6 +6219,7 @@
       <w:r>
         <w:rPr>
           <w:rFonts w:ascii="仿宋" w:eastAsia="仿宋" w:hAnsi="仿宋" w:hint="eastAsia"/>
+          <w:strike/>
           <w:sz w:val="18"/>
           <w:szCs w:val="18"/>
         </w:rPr>
@@ -6213,6 +6230,7 @@
       <w:r>
         <w:rPr>
           <w:rFonts w:ascii="仿宋" w:eastAsia="仿宋" w:hAnsi="仿宋" w:hint="eastAsia"/>
+          <w:strike/>
           <w:sz w:val="18"/>
           <w:szCs w:val="18"/>
         </w:rPr>
@@ -6224,15 +6242,17 @@
         <w:pStyle w:val="HTML"/>
         <w:shd w:val="clear" w:color="auto" w:fill="F5F5F5"/>
         <w:rPr>
-          <w:rFonts w:ascii="仿宋" w:eastAsia="仿宋" w:hAnsi="仿宋" w:hint="eastAsia"/>
-          <w:color w:val="000000"/>
-          <w:sz w:val="18"/>
-          <w:szCs w:val="18"/>
-        </w:rPr>
-      </w:pPr>
-      <w:r>
-        <w:rPr>
-          <w:rFonts w:ascii="仿宋" w:eastAsia="仿宋" w:hAnsi="仿宋" w:hint="eastAsia"/>
+          <w:rFonts w:ascii="仿宋" w:eastAsia="仿宋" w:hAnsi="仿宋"/>
+          <w:strike/>
+          <w:color w:val="000000"/>
+          <w:sz w:val="18"/>
+          <w:szCs w:val="18"/>
+        </w:rPr>
+      </w:pPr>
+      <w:r>
+        <w:rPr>
+          <w:rFonts w:ascii="仿宋" w:eastAsia="仿宋" w:hAnsi="仿宋" w:hint="eastAsia"/>
+          <w:strike/>
           <w:color w:val="000000"/>
           <w:sz w:val="18"/>
           <w:szCs w:val="18"/>
@@ -6245,15 +6265,17 @@
         <w:pStyle w:val="HTML"/>
         <w:shd w:val="clear" w:color="auto" w:fill="F5F5F5"/>
         <w:rPr>
-          <w:rFonts w:ascii="仿宋" w:eastAsia="仿宋" w:hAnsi="仿宋" w:hint="eastAsia"/>
-          <w:color w:val="000000"/>
-          <w:sz w:val="18"/>
-          <w:szCs w:val="18"/>
-        </w:rPr>
-      </w:pPr>
-      <w:r>
-        <w:rPr>
-          <w:rFonts w:ascii="仿宋" w:eastAsia="仿宋" w:hAnsi="仿宋" w:hint="eastAsia"/>
+          <w:rFonts w:ascii="仿宋" w:eastAsia="仿宋" w:hAnsi="仿宋"/>
+          <w:strike/>
+          <w:color w:val="000000"/>
+          <w:sz w:val="18"/>
+          <w:szCs w:val="18"/>
+        </w:rPr>
+      </w:pPr>
+      <w:r>
+        <w:rPr>
+          <w:rFonts w:ascii="仿宋" w:eastAsia="仿宋" w:hAnsi="仿宋" w:hint="eastAsia"/>
+          <w:strike/>
           <w:color w:val="000000"/>
           <w:sz w:val="18"/>
           <w:szCs w:val="18"/>
@@ -6266,7 +6288,8 @@
         <w:pStyle w:val="HTML"/>
         <w:shd w:val="clear" w:color="auto" w:fill="F5F5F5"/>
         <w:rPr>
-          <w:rFonts w:ascii="仿宋" w:eastAsia="仿宋" w:hAnsi="仿宋" w:hint="eastAsia"/>
+          <w:rFonts w:ascii="仿宋" w:eastAsia="仿宋" w:hAnsi="仿宋"/>
+          <w:strike/>
           <w:color w:val="000000"/>
           <w:sz w:val="18"/>
           <w:szCs w:val="18"/>
@@ -6277,6 +6300,7 @@
       <w:r>
         <w:rPr>
           <w:rFonts w:ascii="仿宋" w:eastAsia="仿宋" w:hAnsi="仿宋" w:hint="eastAsia"/>
+          <w:strike/>
           <w:color w:val="000000"/>
           <w:sz w:val="18"/>
           <w:szCs w:val="18"/>
@@ -6288,6 +6312,7 @@
       <w:r>
         <w:rPr>
           <w:rFonts w:ascii="仿宋" w:eastAsia="仿宋" w:hAnsi="仿宋" w:hint="eastAsia"/>
+          <w:strike/>
           <w:color w:val="000000"/>
           <w:sz w:val="18"/>
           <w:szCs w:val="18"/>
@@ -6298,6 +6323,7 @@
       <w:r>
         <w:rPr>
           <w:rFonts w:ascii="仿宋" w:eastAsia="仿宋" w:hAnsi="仿宋" w:hint="eastAsia"/>
+          <w:strike/>
           <w:color w:val="000000"/>
           <w:sz w:val="18"/>
           <w:szCs w:val="18"/>
@@ -6308,6 +6334,7 @@
       <w:r>
         <w:rPr>
           <w:rFonts w:ascii="仿宋" w:eastAsia="仿宋" w:hAnsi="仿宋" w:hint="eastAsia"/>
+          <w:strike/>
           <w:color w:val="000000"/>
           <w:sz w:val="18"/>
           <w:szCs w:val="18"/>
@@ -6318,6 +6345,7 @@
       <w:r>
         <w:rPr>
           <w:rFonts w:ascii="仿宋" w:eastAsia="仿宋" w:hAnsi="仿宋" w:hint="eastAsia"/>
+          <w:strike/>
           <w:color w:val="000000"/>
           <w:sz w:val="18"/>
           <w:szCs w:val="18"/>
@@ -6328,6 +6356,7 @@
       <w:r>
         <w:rPr>
           <w:rFonts w:ascii="仿宋" w:eastAsia="仿宋" w:hAnsi="仿宋" w:hint="eastAsia"/>
+          <w:strike/>
           <w:color w:val="000000"/>
           <w:sz w:val="18"/>
           <w:szCs w:val="18"/>
@@ -6338,6 +6367,7 @@
       <w:r>
         <w:rPr>
           <w:rFonts w:ascii="仿宋" w:eastAsia="仿宋" w:hAnsi="仿宋" w:hint="eastAsia"/>
+          <w:strike/>
           <w:color w:val="000000"/>
           <w:sz w:val="18"/>
           <w:szCs w:val="18"/>
@@ -6351,7 +6381,8 @@
         <w:pStyle w:val="HTML"/>
         <w:shd w:val="clear" w:color="auto" w:fill="F5F5F5"/>
         <w:rPr>
-          <w:rFonts w:ascii="仿宋" w:eastAsia="仿宋" w:hAnsi="仿宋" w:hint="eastAsia"/>
+          <w:rFonts w:ascii="仿宋" w:eastAsia="仿宋" w:hAnsi="仿宋"/>
+          <w:strike/>
           <w:color w:val="000000"/>
           <w:sz w:val="18"/>
           <w:szCs w:val="18"/>
@@ -6362,6 +6393,7 @@
       <w:r>
         <w:rPr>
           <w:rFonts w:ascii="仿宋" w:eastAsia="仿宋" w:hAnsi="仿宋" w:hint="eastAsia"/>
+          <w:strike/>
           <w:color w:val="000000"/>
           <w:sz w:val="18"/>
           <w:szCs w:val="18"/>
@@ -6373,6 +6405,7 @@
       <w:r>
         <w:rPr>
           <w:rFonts w:ascii="仿宋" w:eastAsia="仿宋" w:hAnsi="仿宋" w:hint="eastAsia"/>
+          <w:strike/>
           <w:color w:val="000000"/>
           <w:sz w:val="18"/>
           <w:szCs w:val="18"/>
@@ -6383,6 +6416,7 @@
       <w:r>
         <w:rPr>
           <w:rFonts w:ascii="仿宋" w:eastAsia="仿宋" w:hAnsi="仿宋" w:hint="eastAsia"/>
+          <w:strike/>
           <w:color w:val="000000"/>
           <w:sz w:val="18"/>
           <w:szCs w:val="18"/>
@@ -6393,6 +6427,7 @@
       <w:r>
         <w:rPr>
           <w:rFonts w:ascii="仿宋" w:eastAsia="仿宋" w:hAnsi="仿宋" w:hint="eastAsia"/>
+          <w:strike/>
           <w:color w:val="000000"/>
           <w:sz w:val="18"/>
           <w:szCs w:val="18"/>
@@ -6403,6 +6438,7 @@
       <w:r>
         <w:rPr>
           <w:rFonts w:ascii="仿宋" w:eastAsia="仿宋" w:hAnsi="仿宋" w:hint="eastAsia"/>
+          <w:strike/>
           <w:color w:val="000000"/>
           <w:sz w:val="18"/>
           <w:szCs w:val="18"/>
@@ -6413,6 +6449,7 @@
       <w:r>
         <w:rPr>
           <w:rFonts w:ascii="仿宋" w:eastAsia="仿宋" w:hAnsi="仿宋" w:hint="eastAsia"/>
+          <w:strike/>
           <w:color w:val="000000"/>
           <w:sz w:val="18"/>
           <w:szCs w:val="18"/>
@@ -6423,6 +6460,7 @@
       <w:r>
         <w:rPr>
           <w:rFonts w:ascii="仿宋" w:eastAsia="仿宋" w:hAnsi="仿宋" w:hint="eastAsia"/>
+          <w:strike/>
           <w:color w:val="000000"/>
           <w:sz w:val="18"/>
           <w:szCs w:val="18"/>
@@ -6433,6 +6471,7 @@
       <w:r>
         <w:rPr>
           <w:rFonts w:ascii="仿宋" w:eastAsia="仿宋" w:hAnsi="仿宋" w:hint="eastAsia"/>
+          <w:strike/>
           <w:color w:val="000000"/>
           <w:sz w:val="18"/>
           <w:szCs w:val="18"/>
@@ -6443,6 +6482,7 @@
       <w:r>
         <w:rPr>
           <w:rFonts w:ascii="仿宋" w:eastAsia="仿宋" w:hAnsi="仿宋" w:hint="eastAsia"/>
+          <w:strike/>
           <w:color w:val="000000"/>
           <w:sz w:val="18"/>
           <w:szCs w:val="18"/>
@@ -6453,6 +6493,7 @@
       <w:r>
         <w:rPr>
           <w:rFonts w:ascii="仿宋" w:eastAsia="仿宋" w:hAnsi="仿宋" w:hint="eastAsia"/>
+          <w:strike/>
           <w:color w:val="000000"/>
           <w:sz w:val="18"/>
           <w:szCs w:val="18"/>
@@ -6463,6 +6504,7 @@
       <w:r>
         <w:rPr>
           <w:rFonts w:ascii="仿宋" w:eastAsia="仿宋" w:hAnsi="仿宋" w:hint="eastAsia"/>
+          <w:strike/>
           <w:color w:val="000000"/>
           <w:sz w:val="18"/>
           <w:szCs w:val="18"/>
@@ -6473,6 +6515,7 @@
       <w:r>
         <w:rPr>
           <w:rFonts w:ascii="仿宋" w:eastAsia="仿宋" w:hAnsi="仿宋" w:hint="eastAsia"/>
+          <w:strike/>
           <w:color w:val="000000"/>
           <w:sz w:val="18"/>
           <w:szCs w:val="18"/>
@@ -6486,7 +6529,6 @@
         <w:shd w:val="clear" w:color="auto" w:fill="F5F5F5"/>
         <w:rPr>
           <w:rStyle w:val="fontstyle0"/>
-          <w:rFonts w:hint="eastAsia"/>
         </w:rPr>
       </w:pPr>
     </w:p>
@@ -6514,7 +6556,7 @@
         <w:jc w:val="left"/>
         <w:rPr>
           <w:rStyle w:val="fontstyle0"/>
-          <w:rFonts w:ascii="黑体" w:eastAsia="黑体" w:hAnsi="黑体" w:cstheme="majorBidi" w:hint="eastAsia"/>
+          <w:rFonts w:ascii="黑体" w:eastAsia="黑体" w:hAnsi="黑体" w:cstheme="majorBidi"/>
           <w:b/>
           <w:bCs/>
           <w:sz w:val="28"/>
@@ -6555,7 +6597,7 @@
         <w:jc w:val="left"/>
         <w:rPr>
           <w:rStyle w:val="fontstyle0"/>
-          <w:rFonts w:ascii="黑体" w:eastAsia="黑体" w:hAnsi="黑体" w:hint="eastAsia"/>
+          <w:rFonts w:ascii="黑体" w:eastAsia="黑体" w:hAnsi="黑体"/>
           <w:sz w:val="28"/>
           <w:szCs w:val="28"/>
         </w:rPr>
@@ -6603,7 +6645,7 @@
         <w:spacing w:before="240" w:after="240" w:line="240" w:lineRule="auto"/>
         <w:ind w:left="0" w:firstLine="0"/>
         <w:rPr>
-          <w:rFonts w:ascii="仿宋" w:eastAsia="仿宋" w:hAnsi="仿宋" w:hint="eastAsia"/>
+          <w:rFonts w:ascii="仿宋" w:eastAsia="仿宋" w:hAnsi="仿宋"/>
           <w:color w:val="4B4B4B"/>
           <w:sz w:val="24"/>
           <w:szCs w:val="24"/>
@@ -6639,7 +6681,7 @@
         <w:pStyle w:val="HTML"/>
         <w:shd w:val="clear" w:color="auto" w:fill="F5F5F5"/>
         <w:rPr>
-          <w:rFonts w:ascii="仿宋" w:eastAsia="仿宋" w:hAnsi="仿宋" w:hint="eastAsia"/>
+          <w:rFonts w:ascii="仿宋" w:eastAsia="仿宋" w:hAnsi="仿宋"/>
           <w:color w:val="000000"/>
           <w:sz w:val="18"/>
           <w:szCs w:val="18"/>
@@ -6680,7 +6722,7 @@
         <w:pStyle w:val="HTML"/>
         <w:shd w:val="clear" w:color="auto" w:fill="F5F5F5"/>
         <w:rPr>
-          <w:rFonts w:ascii="仿宋" w:eastAsia="仿宋" w:hAnsi="仿宋" w:hint="eastAsia"/>
+          <w:rFonts w:ascii="仿宋" w:eastAsia="仿宋" w:hAnsi="仿宋"/>
           <w:color w:val="000000"/>
           <w:sz w:val="18"/>
           <w:szCs w:val="18"/>
@@ -6732,7 +6774,7 @@
         <w:pStyle w:val="HTML"/>
         <w:shd w:val="clear" w:color="auto" w:fill="F5F5F5"/>
         <w:rPr>
-          <w:rFonts w:ascii="仿宋" w:eastAsia="仿宋" w:hAnsi="仿宋" w:hint="eastAsia"/>
+          <w:rFonts w:ascii="仿宋" w:eastAsia="仿宋" w:hAnsi="仿宋"/>
           <w:color w:val="000000"/>
           <w:sz w:val="18"/>
           <w:szCs w:val="18"/>
@@ -6792,7 +6834,7 @@
         <w:pStyle w:val="HTML"/>
         <w:shd w:val="clear" w:color="auto" w:fill="F5F5F5"/>
         <w:rPr>
-          <w:rFonts w:ascii="仿宋" w:eastAsia="仿宋" w:hAnsi="仿宋" w:hint="eastAsia"/>
+          <w:rFonts w:ascii="仿宋" w:eastAsia="仿宋" w:hAnsi="仿宋"/>
           <w:color w:val="000000"/>
           <w:sz w:val="18"/>
           <w:szCs w:val="18"/>
@@ -6824,19 +6866,19 @@
         <w:pStyle w:val="HTML"/>
         <w:shd w:val="clear" w:color="auto" w:fill="F5F5F5"/>
         <w:rPr>
-          <w:rFonts w:ascii="仿宋" w:eastAsia="仿宋" w:hAnsi="仿宋" w:hint="eastAsia"/>
-          <w:color w:val="000000"/>
-          <w:sz w:val="18"/>
-          <w:szCs w:val="18"/>
-        </w:rPr>
-      </w:pPr>
-    </w:p>
-    <w:p>
-      <w:pPr>
-        <w:pStyle w:val="HTML"/>
-        <w:shd w:val="clear" w:color="auto" w:fill="F5F5F5"/>
-        <w:rPr>
-          <w:rFonts w:ascii="仿宋" w:eastAsia="仿宋" w:hAnsi="仿宋" w:hint="eastAsia"/>
+          <w:rFonts w:ascii="仿宋" w:eastAsia="仿宋" w:hAnsi="仿宋"/>
+          <w:color w:val="000000"/>
+          <w:sz w:val="18"/>
+          <w:szCs w:val="18"/>
+        </w:rPr>
+      </w:pPr>
+    </w:p>
+    <w:p>
+      <w:pPr>
+        <w:pStyle w:val="HTML"/>
+        <w:shd w:val="clear" w:color="auto" w:fill="F5F5F5"/>
+        <w:rPr>
+          <w:rFonts w:ascii="仿宋" w:eastAsia="仿宋" w:hAnsi="仿宋"/>
           <w:color w:val="000000"/>
           <w:sz w:val="18"/>
           <w:szCs w:val="18"/>
@@ -6857,7 +6899,7 @@
         <w:pStyle w:val="HTML"/>
         <w:shd w:val="clear" w:color="auto" w:fill="F5F5F5"/>
         <w:rPr>
-          <w:rFonts w:ascii="仿宋" w:eastAsia="仿宋" w:hAnsi="仿宋" w:hint="eastAsia"/>
+          <w:rFonts w:ascii="仿宋" w:eastAsia="仿宋" w:hAnsi="仿宋"/>
           <w:color w:val="000000"/>
           <w:sz w:val="18"/>
           <w:szCs w:val="18"/>
@@ -6922,7 +6964,7 @@
         <w:pStyle w:val="HTML"/>
         <w:shd w:val="clear" w:color="auto" w:fill="F5F5F5"/>
         <w:rPr>
-          <w:rFonts w:ascii="仿宋" w:eastAsia="仿宋" w:hAnsi="仿宋" w:hint="eastAsia"/>
+          <w:rFonts w:ascii="仿宋" w:eastAsia="仿宋" w:hAnsi="仿宋"/>
           <w:color w:val="000000"/>
           <w:sz w:val="18"/>
           <w:szCs w:val="18"/>
@@ -7014,7 +7056,7 @@
         <w:pStyle w:val="HTML"/>
         <w:shd w:val="clear" w:color="auto" w:fill="F5F5F5"/>
         <w:rPr>
-          <w:rFonts w:ascii="仿宋" w:eastAsia="仿宋" w:hAnsi="仿宋" w:hint="eastAsia"/>
+          <w:rFonts w:ascii="仿宋" w:eastAsia="仿宋" w:hAnsi="仿宋"/>
           <w:color w:val="000000"/>
           <w:sz w:val="18"/>
           <w:szCs w:val="18"/>
@@ -7035,7 +7077,7 @@
         <w:pStyle w:val="HTML"/>
         <w:shd w:val="clear" w:color="auto" w:fill="F5F5F5"/>
         <w:rPr>
-          <w:rFonts w:ascii="仿宋" w:eastAsia="仿宋" w:hAnsi="仿宋" w:hint="eastAsia"/>
+          <w:rFonts w:ascii="仿宋" w:eastAsia="仿宋" w:hAnsi="仿宋"/>
           <w:color w:val="000000"/>
           <w:sz w:val="18"/>
           <w:szCs w:val="18"/>
@@ -7103,7 +7145,7 @@
         <w:pStyle w:val="HTML"/>
         <w:shd w:val="clear" w:color="auto" w:fill="F5F5F5"/>
         <w:rPr>
-          <w:rFonts w:ascii="仿宋" w:eastAsia="仿宋" w:hAnsi="仿宋" w:hint="eastAsia"/>
+          <w:rFonts w:ascii="仿宋" w:eastAsia="仿宋" w:hAnsi="仿宋"/>
           <w:color w:val="000000"/>
           <w:sz w:val="18"/>
           <w:szCs w:val="18"/>
@@ -7171,7 +7213,7 @@
         <w:pStyle w:val="HTML"/>
         <w:shd w:val="clear" w:color="auto" w:fill="F5F5F5"/>
         <w:rPr>
-          <w:rFonts w:ascii="仿宋" w:eastAsia="仿宋" w:hAnsi="仿宋" w:hint="eastAsia"/>
+          <w:rFonts w:ascii="仿宋" w:eastAsia="仿宋" w:hAnsi="仿宋"/>
           <w:color w:val="000000"/>
           <w:sz w:val="18"/>
           <w:szCs w:val="18"/>
@@ -7279,7 +7321,7 @@
         <w:pStyle w:val="HTML"/>
         <w:shd w:val="clear" w:color="auto" w:fill="F5F5F5"/>
         <w:rPr>
-          <w:rFonts w:ascii="仿宋" w:eastAsia="仿宋" w:hAnsi="仿宋" w:hint="eastAsia"/>
+          <w:rFonts w:ascii="仿宋" w:eastAsia="仿宋" w:hAnsi="仿宋"/>
           <w:color w:val="000000"/>
           <w:sz w:val="18"/>
           <w:szCs w:val="18"/>
@@ -7367,7 +7409,7 @@
         <w:pStyle w:val="HTML"/>
         <w:shd w:val="clear" w:color="auto" w:fill="F5F5F5"/>
         <w:rPr>
-          <w:rFonts w:ascii="仿宋" w:eastAsia="仿宋" w:hAnsi="仿宋" w:hint="eastAsia"/>
+          <w:rFonts w:ascii="仿宋" w:eastAsia="仿宋" w:hAnsi="仿宋"/>
           <w:color w:val="000000"/>
           <w:sz w:val="18"/>
           <w:szCs w:val="18"/>
@@ -7453,7 +7495,7 @@
         <w:pStyle w:val="HTML"/>
         <w:shd w:val="clear" w:color="auto" w:fill="F5F5F5"/>
         <w:rPr>
-          <w:rFonts w:ascii="仿宋" w:eastAsia="仿宋" w:hAnsi="仿宋" w:hint="eastAsia"/>
+          <w:rFonts w:ascii="仿宋" w:eastAsia="仿宋" w:hAnsi="仿宋"/>
           <w:color w:val="000000"/>
           <w:sz w:val="18"/>
           <w:szCs w:val="18"/>
@@ -7474,7 +7516,7 @@
         <w:pStyle w:val="HTML"/>
         <w:shd w:val="clear" w:color="auto" w:fill="F5F5F5"/>
         <w:rPr>
-          <w:rFonts w:ascii="仿宋" w:eastAsia="仿宋" w:hAnsi="仿宋" w:hint="eastAsia"/>
+          <w:rFonts w:ascii="仿宋" w:eastAsia="仿宋" w:hAnsi="仿宋"/>
           <w:color w:val="000000"/>
           <w:sz w:val="18"/>
           <w:szCs w:val="18"/>
@@ -7495,19 +7537,19 @@
         <w:pStyle w:val="HTML"/>
         <w:shd w:val="clear" w:color="auto" w:fill="F5F5F5"/>
         <w:rPr>
-          <w:rFonts w:ascii="仿宋" w:eastAsia="仿宋" w:hAnsi="仿宋" w:hint="eastAsia"/>
-          <w:color w:val="000000"/>
-          <w:sz w:val="18"/>
-          <w:szCs w:val="18"/>
-        </w:rPr>
-      </w:pPr>
-    </w:p>
-    <w:p>
-      <w:pPr>
-        <w:pStyle w:val="HTML"/>
-        <w:shd w:val="clear" w:color="auto" w:fill="F5F5F5"/>
-        <w:rPr>
-          <w:rFonts w:ascii="仿宋" w:eastAsia="仿宋" w:hAnsi="仿宋" w:hint="eastAsia"/>
+          <w:rFonts w:ascii="仿宋" w:eastAsia="仿宋" w:hAnsi="仿宋"/>
+          <w:color w:val="000000"/>
+          <w:sz w:val="18"/>
+          <w:szCs w:val="18"/>
+        </w:rPr>
+      </w:pPr>
+    </w:p>
+    <w:p>
+      <w:pPr>
+        <w:pStyle w:val="HTML"/>
+        <w:shd w:val="clear" w:color="auto" w:fill="F5F5F5"/>
+        <w:rPr>
+          <w:rFonts w:ascii="仿宋" w:eastAsia="仿宋" w:hAnsi="仿宋"/>
           <w:color w:val="000000"/>
           <w:sz w:val="18"/>
           <w:szCs w:val="18"/>
@@ -7548,7 +7590,7 @@
         <w:pStyle w:val="HTML"/>
         <w:shd w:val="clear" w:color="auto" w:fill="F5F5F5"/>
         <w:rPr>
-          <w:rFonts w:ascii="仿宋" w:eastAsia="仿宋" w:hAnsi="仿宋" w:hint="eastAsia"/>
+          <w:rFonts w:ascii="仿宋" w:eastAsia="仿宋" w:hAnsi="仿宋"/>
           <w:color w:val="000000"/>
           <w:sz w:val="18"/>
           <w:szCs w:val="18"/>
@@ -7633,7 +7675,7 @@
         <w:pStyle w:val="HTML"/>
         <w:shd w:val="clear" w:color="auto" w:fill="F5F5F5"/>
         <w:rPr>
-          <w:rFonts w:ascii="仿宋" w:eastAsia="仿宋" w:hAnsi="仿宋" w:hint="eastAsia"/>
+          <w:rFonts w:ascii="仿宋" w:eastAsia="仿宋" w:hAnsi="仿宋"/>
           <w:color w:val="000000"/>
           <w:sz w:val="18"/>
           <w:szCs w:val="18"/>
@@ -7757,7 +7799,7 @@
         <w:jc w:val="left"/>
         <w:rPr>
           <w:rStyle w:val="fontstyle0"/>
-          <w:rFonts w:cstheme="majorBidi" w:hint="eastAsia"/>
+          <w:rFonts w:cstheme="majorBidi"/>
           <w:b/>
           <w:bCs/>
           <w:color w:val="4B4B4B"/>
@@ -7797,7 +7839,7 @@
         <w:ind w:left="0" w:firstLine="0"/>
         <w:rPr>
           <w:rStyle w:val="fontstyle0"/>
-          <w:rFonts w:ascii="仿宋" w:eastAsia="仿宋" w:hAnsi="仿宋" w:hint="eastAsia"/>
+          <w:rFonts w:ascii="仿宋" w:eastAsia="仿宋" w:hAnsi="仿宋"/>
           <w:color w:val="4B4B4B"/>
           <w:sz w:val="24"/>
           <w:szCs w:val="24"/>
@@ -7833,7 +7875,6 @@
         <w:pStyle w:val="HTML"/>
         <w:shd w:val="clear" w:color="auto" w:fill="F5F5F5"/>
         <w:rPr>
-          <w:rFonts w:hint="eastAsia"/>
           <w:color w:val="000000"/>
           <w:sz w:val="18"/>
           <w:szCs w:val="18"/>
@@ -7874,7 +7915,7 @@
         <w:pStyle w:val="HTML"/>
         <w:shd w:val="clear" w:color="auto" w:fill="F5F5F5"/>
         <w:rPr>
-          <w:rFonts w:ascii="仿宋" w:eastAsia="仿宋" w:hAnsi="仿宋" w:hint="eastAsia"/>
+          <w:rFonts w:ascii="仿宋" w:eastAsia="仿宋" w:hAnsi="仿宋"/>
           <w:color w:val="000000"/>
           <w:sz w:val="18"/>
           <w:szCs w:val="18"/>
@@ -7957,7 +7998,7 @@
         <w:pStyle w:val="HTML"/>
         <w:shd w:val="clear" w:color="auto" w:fill="F5F5F5"/>
         <w:rPr>
-          <w:rFonts w:ascii="仿宋" w:eastAsia="仿宋" w:hAnsi="仿宋" w:hint="eastAsia"/>
+          <w:rFonts w:ascii="仿宋" w:eastAsia="仿宋" w:hAnsi="仿宋"/>
           <w:color w:val="000000"/>
           <w:sz w:val="18"/>
           <w:szCs w:val="18"/>
@@ -8000,7 +8041,7 @@
         <w:pStyle w:val="HTML"/>
         <w:shd w:val="clear" w:color="auto" w:fill="F5F5F5"/>
         <w:rPr>
-          <w:rFonts w:ascii="仿宋" w:eastAsia="仿宋" w:hAnsi="仿宋" w:hint="eastAsia"/>
+          <w:rFonts w:ascii="仿宋" w:eastAsia="仿宋" w:hAnsi="仿宋"/>
           <w:color w:val="000000"/>
           <w:sz w:val="18"/>
           <w:szCs w:val="18"/>
@@ -8032,7 +8073,7 @@
         <w:pStyle w:val="HTML"/>
         <w:shd w:val="clear" w:color="auto" w:fill="F5F5F5"/>
         <w:rPr>
-          <w:rFonts w:ascii="仿宋" w:eastAsia="仿宋" w:hAnsi="仿宋" w:hint="eastAsia"/>
+          <w:rFonts w:ascii="仿宋" w:eastAsia="仿宋" w:hAnsi="仿宋"/>
           <w:color w:val="000000"/>
           <w:sz w:val="18"/>
           <w:szCs w:val="18"/>
@@ -8053,7 +8094,7 @@
         <w:pStyle w:val="HTML"/>
         <w:shd w:val="clear" w:color="auto" w:fill="F5F5F5"/>
         <w:rPr>
-          <w:rFonts w:ascii="仿宋" w:eastAsia="仿宋" w:hAnsi="仿宋" w:hint="eastAsia"/>
+          <w:rFonts w:ascii="仿宋" w:eastAsia="仿宋" w:hAnsi="仿宋"/>
           <w:color w:val="000000"/>
           <w:sz w:val="18"/>
           <w:szCs w:val="18"/>
@@ -8085,7 +8126,7 @@
         <w:pStyle w:val="HTML"/>
         <w:shd w:val="clear" w:color="auto" w:fill="F5F5F5"/>
         <w:rPr>
-          <w:rFonts w:ascii="仿宋" w:eastAsia="仿宋" w:hAnsi="仿宋" w:hint="eastAsia"/>
+          <w:rFonts w:ascii="仿宋" w:eastAsia="仿宋" w:hAnsi="仿宋"/>
           <w:color w:val="000000"/>
           <w:sz w:val="18"/>
           <w:szCs w:val="18"/>
@@ -8128,7 +8169,7 @@
         <w:pStyle w:val="HTML"/>
         <w:shd w:val="clear" w:color="auto" w:fill="F5F5F5"/>
         <w:rPr>
-          <w:rFonts w:ascii="仿宋" w:eastAsia="仿宋" w:hAnsi="仿宋" w:hint="eastAsia"/>
+          <w:rFonts w:ascii="仿宋" w:eastAsia="仿宋" w:hAnsi="仿宋"/>
           <w:color w:val="000000"/>
           <w:sz w:val="18"/>
           <w:szCs w:val="18"/>
@@ -8160,7 +8201,7 @@
         <w:pStyle w:val="HTML"/>
         <w:shd w:val="clear" w:color="auto" w:fill="F5F5F5"/>
         <w:rPr>
-          <w:rFonts w:ascii="仿宋" w:eastAsia="仿宋" w:hAnsi="仿宋" w:hint="eastAsia"/>
+          <w:rFonts w:ascii="仿宋" w:eastAsia="仿宋" w:hAnsi="仿宋"/>
           <w:color w:val="000000"/>
           <w:sz w:val="18"/>
           <w:szCs w:val="18"/>
@@ -8192,7 +8233,7 @@
         <w:pStyle w:val="HTML"/>
         <w:shd w:val="clear" w:color="auto" w:fill="F5F5F5"/>
         <w:rPr>
-          <w:rFonts w:ascii="仿宋" w:eastAsia="仿宋" w:hAnsi="仿宋" w:hint="eastAsia"/>
+          <w:rFonts w:ascii="仿宋" w:eastAsia="仿宋" w:hAnsi="仿宋"/>
           <w:color w:val="000000"/>
           <w:sz w:val="18"/>
           <w:szCs w:val="18"/>
@@ -8213,7 +8254,7 @@
         <w:pStyle w:val="HTML"/>
         <w:shd w:val="clear" w:color="auto" w:fill="F5F5F5"/>
         <w:rPr>
-          <w:rFonts w:ascii="仿宋" w:eastAsia="仿宋" w:hAnsi="仿宋" w:hint="eastAsia"/>
+          <w:rFonts w:ascii="仿宋" w:eastAsia="仿宋" w:hAnsi="仿宋"/>
           <w:color w:val="000000"/>
           <w:sz w:val="18"/>
           <w:szCs w:val="18"/>
@@ -8234,19 +8275,19 @@
         <w:pStyle w:val="HTML"/>
         <w:shd w:val="clear" w:color="auto" w:fill="F5F5F5"/>
         <w:rPr>
-          <w:rFonts w:ascii="仿宋" w:eastAsia="仿宋" w:hAnsi="仿宋" w:hint="eastAsia"/>
-          <w:color w:val="000000"/>
-          <w:sz w:val="18"/>
-          <w:szCs w:val="18"/>
-        </w:rPr>
-      </w:pPr>
-    </w:p>
-    <w:p>
-      <w:pPr>
-        <w:pStyle w:val="HTML"/>
-        <w:shd w:val="clear" w:color="auto" w:fill="F5F5F5"/>
-        <w:rPr>
-          <w:rFonts w:ascii="仿宋" w:eastAsia="仿宋" w:hAnsi="仿宋" w:hint="eastAsia"/>
+          <w:rFonts w:ascii="仿宋" w:eastAsia="仿宋" w:hAnsi="仿宋"/>
+          <w:color w:val="000000"/>
+          <w:sz w:val="18"/>
+          <w:szCs w:val="18"/>
+        </w:rPr>
+      </w:pPr>
+    </w:p>
+    <w:p>
+      <w:pPr>
+        <w:pStyle w:val="HTML"/>
+        <w:shd w:val="clear" w:color="auto" w:fill="F5F5F5"/>
+        <w:rPr>
+          <w:rFonts w:ascii="仿宋" w:eastAsia="仿宋" w:hAnsi="仿宋"/>
           <w:color w:val="000000"/>
           <w:sz w:val="18"/>
           <w:szCs w:val="18"/>
@@ -8327,7 +8368,7 @@
         <w:pStyle w:val="HTML"/>
         <w:shd w:val="clear" w:color="auto" w:fill="F5F5F5"/>
         <w:rPr>
-          <w:rFonts w:ascii="仿宋" w:eastAsia="仿宋" w:hAnsi="仿宋" w:hint="eastAsia"/>
+          <w:rFonts w:ascii="仿宋" w:eastAsia="仿宋" w:hAnsi="仿宋"/>
           <w:color w:val="000000"/>
           <w:sz w:val="18"/>
           <w:szCs w:val="18"/>
@@ -8359,7 +8400,7 @@
         <w:pStyle w:val="HTML"/>
         <w:shd w:val="clear" w:color="auto" w:fill="F5F5F5"/>
         <w:rPr>
-          <w:rFonts w:ascii="仿宋" w:eastAsia="仿宋" w:hAnsi="仿宋" w:hint="eastAsia"/>
+          <w:rFonts w:ascii="仿宋" w:eastAsia="仿宋" w:hAnsi="仿宋"/>
           <w:color w:val="000000"/>
           <w:sz w:val="18"/>
           <w:szCs w:val="18"/>
@@ -8405,7 +8446,6 @@
         <w:shd w:val="clear" w:color="auto" w:fill="F5F5F5"/>
         <w:rPr>
           <w:rStyle w:val="fontstyle0"/>
-          <w:rFonts w:hint="eastAsia"/>
         </w:rPr>
       </w:pPr>
     </w:p>
@@ -8440,7 +8480,7 @@
         <w:ind w:left="0" w:firstLine="0"/>
         <w:rPr>
           <w:rStyle w:val="fontstyle0"/>
-          <w:rFonts w:ascii="仿宋" w:eastAsia="仿宋" w:hAnsi="仿宋" w:hint="eastAsia"/>
+          <w:rFonts w:ascii="仿宋" w:eastAsia="仿宋" w:hAnsi="仿宋"/>
           <w:color w:val="4B4B4B"/>
           <w:sz w:val="24"/>
           <w:szCs w:val="24"/>
@@ -8465,7 +8505,7 @@
         <w:pStyle w:val="HTML"/>
         <w:shd w:val="clear" w:color="auto" w:fill="F5F5F5"/>
         <w:rPr>
-          <w:rFonts w:ascii="仿宋" w:eastAsia="仿宋" w:hAnsi="仿宋" w:hint="eastAsia"/>
+          <w:rFonts w:ascii="仿宋" w:eastAsia="仿宋" w:hAnsi="仿宋"/>
           <w:b/>
           <w:bCs/>
           <w:color w:val="FF0000"/>
@@ -8508,7 +8548,6 @@
         <w:pStyle w:val="HTML"/>
         <w:shd w:val="clear" w:color="auto" w:fill="F5F5F5"/>
         <w:rPr>
-          <w:rFonts w:hint="eastAsia"/>
           <w:color w:val="000000"/>
           <w:sz w:val="18"/>
           <w:szCs w:val="18"/>
@@ -8551,7 +8590,7 @@
         <w:pStyle w:val="HTML"/>
         <w:shd w:val="clear" w:color="auto" w:fill="F5F5F5"/>
         <w:rPr>
-          <w:rFonts w:ascii="仿宋" w:eastAsia="仿宋" w:hAnsi="仿宋" w:hint="eastAsia"/>
+          <w:rFonts w:ascii="仿宋" w:eastAsia="仿宋" w:hAnsi="仿宋"/>
           <w:color w:val="000000"/>
           <w:sz w:val="18"/>
           <w:szCs w:val="18"/>
@@ -8601,7 +8640,7 @@
         <w:pStyle w:val="HTML"/>
         <w:shd w:val="clear" w:color="auto" w:fill="F5F5F5"/>
         <w:rPr>
-          <w:rFonts w:ascii="仿宋" w:eastAsia="仿宋" w:hAnsi="仿宋" w:hint="eastAsia"/>
+          <w:rFonts w:ascii="仿宋" w:eastAsia="仿宋" w:hAnsi="仿宋"/>
           <w:color w:val="000000"/>
           <w:sz w:val="18"/>
           <w:szCs w:val="18"/>
@@ -8695,19 +8734,19 @@
         <w:pStyle w:val="HTML"/>
         <w:shd w:val="clear" w:color="auto" w:fill="F5F5F5"/>
         <w:rPr>
-          <w:rFonts w:ascii="仿宋" w:eastAsia="仿宋" w:hAnsi="仿宋" w:hint="eastAsia"/>
-          <w:color w:val="000000"/>
-          <w:sz w:val="18"/>
-          <w:szCs w:val="18"/>
-        </w:rPr>
-      </w:pPr>
-    </w:p>
-    <w:p>
-      <w:pPr>
-        <w:pStyle w:val="HTML"/>
-        <w:shd w:val="clear" w:color="auto" w:fill="F5F5F5"/>
-        <w:rPr>
-          <w:rFonts w:ascii="仿宋" w:eastAsia="仿宋" w:hAnsi="仿宋" w:hint="eastAsia"/>
+          <w:rFonts w:ascii="仿宋" w:eastAsia="仿宋" w:hAnsi="仿宋"/>
+          <w:color w:val="000000"/>
+          <w:sz w:val="18"/>
+          <w:szCs w:val="18"/>
+        </w:rPr>
+      </w:pPr>
+    </w:p>
+    <w:p>
+      <w:pPr>
+        <w:pStyle w:val="HTML"/>
+        <w:shd w:val="clear" w:color="auto" w:fill="F5F5F5"/>
+        <w:rPr>
+          <w:rFonts w:ascii="仿宋" w:eastAsia="仿宋" w:hAnsi="仿宋"/>
           <w:color w:val="000000"/>
           <w:sz w:val="18"/>
           <w:szCs w:val="18"/>
@@ -8728,7 +8767,7 @@
         <w:pStyle w:val="HTML"/>
         <w:shd w:val="clear" w:color="auto" w:fill="F5F5F5"/>
         <w:rPr>
-          <w:rFonts w:ascii="仿宋" w:eastAsia="仿宋" w:hAnsi="仿宋" w:hint="eastAsia"/>
+          <w:rFonts w:ascii="仿宋" w:eastAsia="仿宋" w:hAnsi="仿宋"/>
           <w:color w:val="000000"/>
           <w:sz w:val="18"/>
           <w:szCs w:val="18"/>
@@ -8791,7 +8830,7 @@
         <w:pStyle w:val="HTML"/>
         <w:shd w:val="clear" w:color="auto" w:fill="F5F5F5"/>
         <w:rPr>
-          <w:rFonts w:ascii="仿宋" w:eastAsia="仿宋" w:hAnsi="仿宋" w:hint="eastAsia"/>
+          <w:rFonts w:ascii="仿宋" w:eastAsia="仿宋" w:hAnsi="仿宋"/>
           <w:color w:val="000000"/>
           <w:sz w:val="18"/>
           <w:szCs w:val="18"/>
@@ -8974,7 +9013,7 @@
         <w:pStyle w:val="HTML"/>
         <w:shd w:val="clear" w:color="auto" w:fill="F5F5F5"/>
         <w:rPr>
-          <w:rFonts w:ascii="仿宋" w:eastAsia="仿宋" w:hAnsi="仿宋" w:hint="eastAsia"/>
+          <w:rFonts w:ascii="仿宋" w:eastAsia="仿宋" w:hAnsi="仿宋"/>
           <w:color w:val="000000"/>
           <w:sz w:val="18"/>
           <w:szCs w:val="18"/>
@@ -9078,7 +9117,6 @@
         <w:shd w:val="clear" w:color="auto" w:fill="F5F5F5"/>
         <w:rPr>
           <w:rStyle w:val="fontstyle0"/>
-          <w:rFonts w:hint="eastAsia"/>
         </w:rPr>
       </w:pPr>
     </w:p>
@@ -9113,7 +9151,7 @@
         <w:ind w:left="0" w:firstLine="0"/>
         <w:rPr>
           <w:rStyle w:val="fontstyle0"/>
-          <w:rFonts w:ascii="仿宋" w:eastAsia="仿宋" w:hAnsi="仿宋" w:hint="eastAsia"/>
+          <w:rFonts w:ascii="仿宋" w:eastAsia="仿宋" w:hAnsi="仿宋"/>
           <w:color w:val="4B4B4B"/>
           <w:sz w:val="24"/>
           <w:szCs w:val="24"/>
@@ -9137,7 +9175,7 @@
         <w:pStyle w:val="HTML"/>
         <w:shd w:val="clear" w:color="auto" w:fill="F5F5F5"/>
         <w:rPr>
-          <w:rFonts w:ascii="仿宋" w:eastAsia="仿宋" w:hAnsi="仿宋" w:hint="eastAsia"/>
+          <w:rFonts w:ascii="仿宋" w:eastAsia="仿宋" w:hAnsi="仿宋"/>
           <w:color w:val="000000"/>
           <w:sz w:val="18"/>
           <w:szCs w:val="18"/>
@@ -9172,22 +9210,14 @@
         </w:rPr>
         <w:t xml:space="preserve"> join命令加入集群</w:t>
       </w:r>
-      <w:r>
-        <w:rPr>
-          <w:rFonts w:ascii="仿宋" w:eastAsia="仿宋" w:hAnsi="仿宋" w:hint="eastAsia"/>
-          <w:color w:val="000000"/>
-          <w:sz w:val="18"/>
-          <w:szCs w:val="18"/>
-        </w:rPr>
-        <w:br/>
-      </w:r>
-    </w:p>
-    <w:p>
-      <w:pPr>
-        <w:pStyle w:val="HTML"/>
-        <w:shd w:val="clear" w:color="auto" w:fill="F5F5F5"/>
-        <w:rPr>
-          <w:rFonts w:hint="eastAsia"/>
+      <w:bookmarkStart w:id="14" w:name="_GoBack"/>
+      <w:bookmarkEnd w:id="14"/>
+    </w:p>
+    <w:p>
+      <w:pPr>
+        <w:pStyle w:val="HTML"/>
+        <w:shd w:val="clear" w:color="auto" w:fill="F5F5F5"/>
+        <w:rPr>
           <w:color w:val="000000"/>
           <w:sz w:val="18"/>
           <w:szCs w:val="18"/>
@@ -9221,7 +9251,7 @@
         <w:pStyle w:val="HTML"/>
         <w:shd w:val="clear" w:color="auto" w:fill="F5F5F5"/>
         <w:rPr>
-          <w:rFonts w:ascii="仿宋" w:eastAsia="仿宋" w:hAnsi="仿宋" w:hint="eastAsia"/>
+          <w:rFonts w:ascii="仿宋" w:eastAsia="仿宋" w:hAnsi="仿宋"/>
           <w:color w:val="000000"/>
           <w:sz w:val="18"/>
           <w:szCs w:val="18"/>
@@ -9255,7 +9285,6 @@
         <w:shd w:val="clear" w:color="auto" w:fill="F5F5F5"/>
         <w:rPr>
           <w:rStyle w:val="fontstyle0"/>
-          <w:rFonts w:hint="eastAsia"/>
         </w:rPr>
       </w:pPr>
     </w:p>
@@ -9290,13 +9319,13 @@
         <w:ind w:left="0" w:firstLine="0"/>
         <w:rPr>
           <w:rStyle w:val="fontstyle0"/>
-          <w:rFonts w:ascii="仿宋" w:eastAsia="仿宋" w:hAnsi="仿宋" w:hint="eastAsia"/>
+          <w:rFonts w:ascii="仿宋" w:eastAsia="仿宋" w:hAnsi="仿宋"/>
           <w:color w:val="4B4B4B"/>
           <w:sz w:val="24"/>
           <w:szCs w:val="24"/>
         </w:rPr>
       </w:pPr>
-      <w:bookmarkStart w:id="14" w:name="_Toc38618771"/>
+      <w:bookmarkStart w:id="15" w:name="_Toc38618771"/>
       <w:r>
         <w:rPr>
           <w:rStyle w:val="fontstyle0"/>
@@ -9305,16 +9334,15 @@
           <w:sz w:val="24"/>
           <w:szCs w:val="24"/>
         </w:rPr>
-        <w:t>部署网络插件flannel</w:t>
-      </w:r>
-      <w:bookmarkEnd w:id="14"/>
-    </w:p>
-    <w:p>
-      <w:pPr>
-        <w:pStyle w:val="HTML"/>
-        <w:shd w:val="clear" w:color="auto" w:fill="F5F5F5"/>
-        <w:rPr>
-          <w:rFonts w:hint="eastAsia"/>
+        <w:t>部署网络插件</w:t>
+      </w:r>
+      <w:bookmarkEnd w:id="15"/>
+    </w:p>
+    <w:p>
+      <w:pPr>
+        <w:pStyle w:val="HTML"/>
+        <w:shd w:val="clear" w:color="auto" w:fill="F5F5F5"/>
+        <w:rPr>
           <w:color w:val="008000"/>
           <w:sz w:val="18"/>
           <w:szCs w:val="18"/>
@@ -9349,13 +9377,68 @@
         </w:rPr>
         <w:t>部署文件</w:t>
       </w:r>
-    </w:p>
-    <w:p>
-      <w:pPr>
-        <w:pStyle w:val="HTML"/>
-        <w:shd w:val="clear" w:color="auto" w:fill="F5F5F5"/>
-        <w:rPr>
-          <w:rFonts w:ascii="仿宋" w:eastAsia="仿宋" w:hAnsi="仿宋" w:hint="eastAsia"/>
+      <w:r>
+        <w:rPr>
+          <w:rFonts w:ascii="仿宋" w:eastAsia="仿宋" w:hAnsi="仿宋" w:hint="eastAsia"/>
+          <w:color w:val="008000"/>
+          <w:sz w:val="18"/>
+          <w:szCs w:val="18"/>
+        </w:rPr>
+        <w:t>（</w:t>
+      </w:r>
+      <w:r>
+        <w:rPr>
+          <w:rFonts w:ascii="仿宋" w:eastAsia="仿宋" w:hAnsi="仿宋" w:hint="eastAsia"/>
+          <w:color w:val="FF0000"/>
+          <w:sz w:val="18"/>
+          <w:szCs w:val="18"/>
+        </w:rPr>
+        <w:t>弃用</w:t>
+      </w:r>
+      <w:r>
+        <w:rPr>
+          <w:rFonts w:ascii="仿宋" w:eastAsia="仿宋" w:hAnsi="仿宋" w:hint="eastAsia"/>
+          <w:color w:val="FF0000"/>
+          <w:sz w:val="18"/>
+          <w:szCs w:val="18"/>
+        </w:rPr>
+        <w:t>f</w:t>
+      </w:r>
+      <w:r>
+        <w:rPr>
+          <w:rFonts w:ascii="仿宋" w:eastAsia="仿宋" w:hAnsi="仿宋" w:hint="eastAsia"/>
+          <w:color w:val="FF0000"/>
+          <w:sz w:val="18"/>
+          <w:szCs w:val="18"/>
+        </w:rPr>
+        <w:t>lannel</w:t>
+      </w:r>
+      <w:r>
+        <w:rPr>
+          <w:rFonts w:ascii="仿宋" w:eastAsia="仿宋" w:hAnsi="仿宋" w:hint="eastAsia"/>
+          <w:color w:val="FF0000"/>
+          <w:sz w:val="18"/>
+          <w:szCs w:val="18"/>
+        </w:rPr>
+        <w:t>，改用calico</w:t>
+      </w:r>
+      <w:r>
+        <w:rPr>
+          <w:rFonts w:ascii="仿宋" w:eastAsia="仿宋" w:hAnsi="仿宋" w:hint="eastAsia"/>
+          <w:color w:val="008000"/>
+          <w:sz w:val="18"/>
+          <w:szCs w:val="18"/>
+        </w:rPr>
+        <w:t>）</w:t>
+      </w:r>
+    </w:p>
+    <w:p>
+      <w:pPr>
+        <w:pStyle w:val="HTML"/>
+        <w:shd w:val="clear" w:color="auto" w:fill="F5F5F5"/>
+        <w:rPr>
+          <w:rFonts w:ascii="仿宋" w:eastAsia="仿宋" w:hAnsi="仿宋" w:hint="eastAsia"/>
+          <w:strike/>
           <w:color w:val="000000"/>
           <w:sz w:val="18"/>
           <w:szCs w:val="18"/>
@@ -9366,6 +9449,7 @@
       <w:r>
         <w:rPr>
           <w:rFonts w:ascii="仿宋" w:eastAsia="仿宋" w:hAnsi="仿宋" w:hint="eastAsia"/>
+          <w:strike/>
           <w:color w:val="000000"/>
           <w:sz w:val="18"/>
           <w:szCs w:val="18"/>
@@ -9377,6 +9461,7 @@
       <w:r>
         <w:rPr>
           <w:rFonts w:ascii="仿宋" w:eastAsia="仿宋" w:hAnsi="仿宋" w:hint="eastAsia"/>
+          <w:strike/>
           <w:color w:val="000000"/>
           <w:sz w:val="18"/>
           <w:szCs w:val="18"/>
@@ -9387,11 +9472,86 @@
       <w:r>
         <w:rPr>
           <w:rFonts w:ascii="仿宋" w:eastAsia="仿宋" w:hAnsi="仿宋" w:hint="eastAsia"/>
-          <w:color w:val="000000"/>
-          <w:sz w:val="18"/>
-          <w:szCs w:val="18"/>
-        </w:rPr>
-        <w:t>kube-flannel.yaml</w:t>
+          <w:strike/>
+          <w:color w:val="000000"/>
+          <w:sz w:val="18"/>
+          <w:szCs w:val="18"/>
+        </w:rPr>
+        <w:t>kube-</w:t>
+      </w:r>
+      <w:r>
+        <w:rPr>
+          <w:rFonts w:ascii="仿宋" w:eastAsia="仿宋" w:hAnsi="仿宋" w:hint="eastAsia"/>
+          <w:strike/>
+          <w:color w:val="000000"/>
+          <w:sz w:val="18"/>
+          <w:szCs w:val="18"/>
+        </w:rPr>
+        <w:t>flannel</w:t>
+      </w:r>
+      <w:r>
+        <w:rPr>
+          <w:rFonts w:ascii="仿宋" w:eastAsia="仿宋" w:hAnsi="仿宋" w:hint="eastAsia"/>
+          <w:strike/>
+          <w:color w:val="000000"/>
+          <w:sz w:val="18"/>
+          <w:szCs w:val="18"/>
+        </w:rPr>
+        <w:t>.yaml</w:t>
+      </w:r>
+      <w:proofErr w:type="spellEnd"/>
+    </w:p>
+    <w:p>
+      <w:pPr>
+        <w:pStyle w:val="HTML"/>
+        <w:shd w:val="clear" w:color="auto" w:fill="F5F5F5"/>
+        <w:rPr>
+          <w:rFonts w:ascii="仿宋" w:eastAsia="仿宋" w:hAnsi="仿宋"/>
+          <w:color w:val="000000"/>
+          <w:sz w:val="18"/>
+          <w:szCs w:val="18"/>
+        </w:rPr>
+      </w:pPr>
+      <w:proofErr w:type="spellStart"/>
+      <w:proofErr w:type="gramStart"/>
+      <w:r>
+        <w:rPr>
+          <w:rFonts w:ascii="仿宋" w:eastAsia="仿宋" w:hAnsi="仿宋" w:hint="eastAsia"/>
+          <w:color w:val="000000"/>
+          <w:sz w:val="18"/>
+          <w:szCs w:val="18"/>
+        </w:rPr>
+        <w:t>kubectl</w:t>
+      </w:r>
+      <w:proofErr w:type="spellEnd"/>
+      <w:proofErr w:type="gramEnd"/>
+      <w:r>
+        <w:rPr>
+          <w:rFonts w:ascii="仿宋" w:eastAsia="仿宋" w:hAnsi="仿宋" w:hint="eastAsia"/>
+          <w:color w:val="000000"/>
+          <w:sz w:val="18"/>
+          <w:szCs w:val="18"/>
+        </w:rPr>
+        <w:t xml:space="preserve"> apply -f </w:t>
+      </w:r>
+      <w:proofErr w:type="spellStart"/>
+      <w:r>
+        <w:rPr>
+          <w:rFonts w:ascii="仿宋" w:eastAsia="仿宋" w:hAnsi="仿宋" w:hint="eastAsia"/>
+          <w:color w:val="000000"/>
+          <w:sz w:val="18"/>
+          <w:szCs w:val="18"/>
+        </w:rPr>
+        <w:t>kube-calico.</w:t>
+      </w:r>
+      <w:r>
+        <w:rPr>
+          <w:rFonts w:ascii="仿宋" w:eastAsia="仿宋" w:hAnsi="仿宋" w:hint="eastAsia"/>
+          <w:color w:val="000000"/>
+          <w:sz w:val="18"/>
+          <w:szCs w:val="18"/>
+        </w:rPr>
+        <w:t>yaml</w:t>
       </w:r>
       <w:proofErr w:type="spellEnd"/>
     </w:p>
@@ -9401,7 +9561,6 @@
         <w:shd w:val="clear" w:color="auto" w:fill="F5F5F5"/>
         <w:rPr>
           <w:rStyle w:val="fontstyle0"/>
-          <w:rFonts w:hint="eastAsia"/>
         </w:rPr>
       </w:pPr>
     </w:p>
@@ -9436,13 +9595,13 @@
         <w:ind w:left="0" w:firstLine="0"/>
         <w:rPr>
           <w:rStyle w:val="fontstyle0"/>
-          <w:rFonts w:ascii="仿宋" w:eastAsia="仿宋" w:hAnsi="仿宋" w:hint="eastAsia"/>
+          <w:rFonts w:ascii="仿宋" w:eastAsia="仿宋" w:hAnsi="仿宋"/>
           <w:color w:val="4B4B4B"/>
           <w:sz w:val="24"/>
           <w:szCs w:val="24"/>
         </w:rPr>
       </w:pPr>
-      <w:bookmarkStart w:id="15" w:name="_Toc38618772"/>
+      <w:bookmarkStart w:id="16" w:name="_Toc38618772"/>
       <w:r>
         <w:rPr>
           <w:rStyle w:val="fontstyle0"/>
@@ -9453,14 +9612,13 @@
         </w:rPr>
         <w:t>检查集群健康状况</w:t>
       </w:r>
-      <w:bookmarkEnd w:id="15"/>
-    </w:p>
-    <w:p>
-      <w:pPr>
-        <w:pStyle w:val="HTML"/>
-        <w:shd w:val="clear" w:color="auto" w:fill="F5F5F5"/>
-        <w:rPr>
-          <w:rFonts w:hint="eastAsia"/>
+      <w:bookmarkEnd w:id="16"/>
+    </w:p>
+    <w:p>
+      <w:pPr>
+        <w:pStyle w:val="HTML"/>
+        <w:shd w:val="clear" w:color="auto" w:fill="F5F5F5"/>
+        <w:rPr>
           <w:sz w:val="18"/>
           <w:szCs w:val="18"/>
         </w:rPr>
@@ -9572,9 +9730,6 @@
           <w:tab w:val="left" w:pos="13740"/>
           <w:tab w:val="left" w:pos="14656"/>
         </w:tabs>
-        <w:rPr>
-          <w:rFonts w:hint="eastAsia"/>
-        </w:rPr>
       </w:pPr>
       <w:r>
         <w:rPr>
@@ -9677,6 +9832,16 @@
         <w:t>Kubernetes实战总结 - kubeadm部署集群（v1.17.4）</w:t>
       </w:r>
       <w:r>
+        <w:rPr>
+          <w:rStyle w:val="a3"/>
+          <w:rFonts w:ascii="仿宋" w:eastAsia="仿宋" w:hAnsi="仿宋"/>
+          <w:b/>
+          <w:bCs/>
+          <w:color w:val="4371A6"/>
+          <w:sz w:val="18"/>
+          <w:szCs w:val="18"/>
+          <w:shd w:val="clear" w:color="auto" w:fill="FFFFFF"/>
+        </w:rPr>
         <w:fldChar w:fldCharType="end"/>
       </w:r>
     </w:p>
@@ -9704,12 +9869,12 @@
         <w:jc w:val="left"/>
         <w:rPr>
           <w:rStyle w:val="fontstyle0"/>
-          <w:rFonts w:ascii="黑体" w:eastAsia="黑体" w:hAnsi="黑体" w:hint="eastAsia"/>
+          <w:rFonts w:ascii="黑体" w:eastAsia="黑体" w:hAnsi="黑体"/>
           <w:sz w:val="28"/>
           <w:szCs w:val="28"/>
         </w:rPr>
       </w:pPr>
-      <w:bookmarkStart w:id="16" w:name="_Toc38618773"/>
+      <w:bookmarkStart w:id="17" w:name="_Toc38618773"/>
       <w:r>
         <w:rPr>
           <w:rStyle w:val="fontstyle0"/>
@@ -9720,8 +9885,6 @@
         <w:lastRenderedPageBreak/>
         <w:t>三、部署高可用集群（HA）</w:t>
       </w:r>
-      <w:bookmarkStart w:id="17" w:name="_GoBack"/>
-      <w:bookmarkEnd w:id="16"/>
       <w:bookmarkEnd w:id="17"/>
     </w:p>
     <w:p>
@@ -9754,7 +9917,7 @@
         <w:spacing w:before="240" w:after="240" w:line="240" w:lineRule="auto"/>
         <w:rPr>
           <w:rStyle w:val="fontstyle0"/>
-          <w:rFonts w:ascii="仿宋" w:eastAsia="仿宋" w:hAnsi="仿宋" w:hint="eastAsia"/>
+          <w:rFonts w:ascii="仿宋" w:eastAsia="仿宋" w:hAnsi="仿宋"/>
           <w:color w:val="4B4B4B"/>
           <w:sz w:val="24"/>
           <w:szCs w:val="24"/>
@@ -9778,7 +9941,6 @@
         <w:pStyle w:val="HTML"/>
         <w:shd w:val="clear" w:color="auto" w:fill="F5F5F5"/>
         <w:rPr>
-          <w:rFonts w:hint="eastAsia"/>
           <w:color w:val="008000"/>
           <w:sz w:val="18"/>
           <w:szCs w:val="18"/>
@@ -9824,7 +9986,6 @@
         <w:spacing w:before="240" w:after="240" w:line="240" w:lineRule="auto"/>
         <w:rPr>
           <w:rStyle w:val="fontstyle0"/>
-          <w:rFonts w:hint="eastAsia"/>
           <w:color w:val="4B4B4B"/>
           <w:sz w:val="24"/>
           <w:szCs w:val="24"/>
@@ -9882,7 +10043,6 @@
         <w:pStyle w:val="HTML"/>
         <w:shd w:val="clear" w:color="auto" w:fill="F5F5F5"/>
         <w:rPr>
-          <w:rFonts w:hint="eastAsia"/>
           <w:color w:val="008000"/>
           <w:sz w:val="18"/>
           <w:szCs w:val="18"/>
@@ -9928,7 +10088,6 @@
         <w:spacing w:before="240" w:after="240" w:line="240" w:lineRule="auto"/>
         <w:rPr>
           <w:rStyle w:val="fontstyle0"/>
-          <w:rFonts w:hint="eastAsia"/>
           <w:color w:val="4B4B4B"/>
           <w:sz w:val="24"/>
           <w:szCs w:val="24"/>
@@ -9986,7 +10145,6 @@
         <w:pStyle w:val="HTML"/>
         <w:shd w:val="clear" w:color="auto" w:fill="F5F5F5"/>
         <w:rPr>
-          <w:rFonts w:hint="eastAsia"/>
           <w:color w:val="008000"/>
           <w:sz w:val="18"/>
           <w:szCs w:val="18"/>
@@ -10049,7 +10207,7 @@
         <w:pStyle w:val="HTML"/>
         <w:shd w:val="clear" w:color="auto" w:fill="F5F5F5"/>
         <w:rPr>
-          <w:rFonts w:ascii="仿宋" w:eastAsia="仿宋" w:hAnsi="仿宋" w:hint="eastAsia"/>
+          <w:rFonts w:ascii="仿宋" w:eastAsia="仿宋" w:hAnsi="仿宋"/>
           <w:color w:val="008000"/>
           <w:sz w:val="18"/>
           <w:szCs w:val="18"/>
@@ -10144,7 +10302,7 @@
         <w:pStyle w:val="HTML"/>
         <w:shd w:val="clear" w:color="auto" w:fill="F5F5F5"/>
         <w:rPr>
-          <w:rFonts w:ascii="仿宋" w:eastAsia="仿宋" w:hAnsi="仿宋" w:hint="eastAsia"/>
+          <w:rFonts w:ascii="仿宋" w:eastAsia="仿宋" w:hAnsi="仿宋"/>
           <w:color w:val="008000"/>
           <w:sz w:val="18"/>
           <w:szCs w:val="18"/>
@@ -10205,7 +10363,7 @@
         <w:pStyle w:val="HTML"/>
         <w:shd w:val="clear" w:color="auto" w:fill="F5F5F5"/>
         <w:rPr>
-          <w:rFonts w:ascii="仿宋" w:eastAsia="仿宋" w:hAnsi="仿宋" w:hint="eastAsia"/>
+          <w:rFonts w:ascii="仿宋" w:eastAsia="仿宋" w:hAnsi="仿宋"/>
           <w:color w:val="008000"/>
           <w:sz w:val="18"/>
           <w:szCs w:val="18"/>
@@ -10242,7 +10400,6 @@
         <w:spacing w:before="240" w:after="240" w:line="240" w:lineRule="auto"/>
         <w:rPr>
           <w:rStyle w:val="fontstyle0"/>
-          <w:rFonts w:hint="eastAsia"/>
           <w:color w:val="4B4B4B"/>
           <w:sz w:val="24"/>
           <w:szCs w:val="24"/>
@@ -10266,7 +10423,7 @@
         <w:pStyle w:val="HTML"/>
         <w:shd w:val="clear" w:color="auto" w:fill="F5F5F5"/>
         <w:rPr>
-          <w:rFonts w:ascii="仿宋" w:eastAsia="仿宋" w:hAnsi="仿宋" w:hint="eastAsia"/>
+          <w:rFonts w:ascii="仿宋" w:eastAsia="仿宋" w:hAnsi="仿宋"/>
           <w:b/>
           <w:bCs/>
           <w:color w:val="FF0000"/>
@@ -10349,7 +10506,6 @@
         <w:pStyle w:val="HTML"/>
         <w:shd w:val="clear" w:color="auto" w:fill="F5F5F5"/>
         <w:rPr>
-          <w:rFonts w:hint="eastAsia"/>
           <w:color w:val="000000"/>
           <w:sz w:val="18"/>
           <w:szCs w:val="18"/>
@@ -10392,7 +10548,7 @@
         <w:pStyle w:val="HTML"/>
         <w:shd w:val="clear" w:color="auto" w:fill="F5F5F5"/>
         <w:rPr>
-          <w:rFonts w:ascii="仿宋" w:eastAsia="仿宋" w:hAnsi="仿宋" w:hint="eastAsia"/>
+          <w:rFonts w:ascii="仿宋" w:eastAsia="仿宋" w:hAnsi="仿宋"/>
           <w:color w:val="000000"/>
           <w:sz w:val="18"/>
           <w:szCs w:val="18"/>
@@ -10442,7 +10598,7 @@
         <w:pStyle w:val="HTML"/>
         <w:shd w:val="clear" w:color="auto" w:fill="F5F5F5"/>
         <w:rPr>
-          <w:rFonts w:ascii="仿宋" w:eastAsia="仿宋" w:hAnsi="仿宋" w:hint="eastAsia"/>
+          <w:rFonts w:ascii="仿宋" w:eastAsia="仿宋" w:hAnsi="仿宋"/>
           <w:color w:val="000000"/>
           <w:sz w:val="18"/>
           <w:szCs w:val="18"/>
@@ -10536,7 +10692,7 @@
         <w:pStyle w:val="HTML"/>
         <w:shd w:val="clear" w:color="auto" w:fill="F5F5F5"/>
         <w:rPr>
-          <w:rFonts w:ascii="仿宋" w:eastAsia="仿宋" w:hAnsi="仿宋" w:hint="eastAsia"/>
+          <w:rFonts w:ascii="仿宋" w:eastAsia="仿宋" w:hAnsi="仿宋"/>
           <w:color w:val="008000"/>
           <w:sz w:val="18"/>
           <w:szCs w:val="18"/>
@@ -10572,7 +10728,6 @@
         <w:spacing w:before="240" w:after="240" w:line="240" w:lineRule="auto"/>
         <w:rPr>
           <w:rStyle w:val="fontstyle0"/>
-          <w:rFonts w:hint="eastAsia"/>
           <w:color w:val="4B4B4B"/>
           <w:sz w:val="24"/>
           <w:szCs w:val="24"/>
@@ -10618,7 +10773,6 @@
         <w:pStyle w:val="HTML"/>
         <w:shd w:val="clear" w:color="auto" w:fill="F5F5F5"/>
         <w:rPr>
-          <w:rFonts w:hint="eastAsia"/>
           <w:color w:val="008000"/>
           <w:sz w:val="18"/>
           <w:szCs w:val="18"/>
@@ -10659,7 +10813,7 @@
         <w:pStyle w:val="HTML"/>
         <w:shd w:val="clear" w:color="auto" w:fill="F5F5F5"/>
         <w:rPr>
-          <w:rFonts w:ascii="仿宋" w:eastAsia="仿宋" w:hAnsi="仿宋" w:hint="eastAsia"/>
+          <w:rFonts w:ascii="仿宋" w:eastAsia="仿宋" w:hAnsi="仿宋"/>
           <w:sz w:val="18"/>
           <w:szCs w:val="18"/>
         </w:rPr>
@@ -10691,7 +10845,7 @@
         <w:shd w:val="clear" w:color="auto" w:fill="F5F5F5"/>
         <w:ind w:firstLineChars="250" w:firstLine="450"/>
         <w:rPr>
-          <w:rFonts w:ascii="仿宋" w:eastAsia="仿宋" w:hAnsi="仿宋" w:hint="eastAsia"/>
+          <w:rFonts w:ascii="仿宋" w:eastAsia="仿宋" w:hAnsi="仿宋"/>
           <w:sz w:val="18"/>
           <w:szCs w:val="18"/>
         </w:rPr>
@@ -10711,7 +10865,7 @@
         <w:shd w:val="clear" w:color="auto" w:fill="F5F5F5"/>
         <w:ind w:firstLineChars="250" w:firstLine="450"/>
         <w:rPr>
-          <w:rFonts w:ascii="仿宋" w:eastAsia="仿宋" w:hAnsi="仿宋" w:hint="eastAsia"/>
+          <w:rFonts w:ascii="仿宋" w:eastAsia="仿宋" w:hAnsi="仿宋"/>
           <w:sz w:val="18"/>
           <w:szCs w:val="18"/>
         </w:rPr>
@@ -10732,18 +10886,18 @@
         <w:shd w:val="clear" w:color="auto" w:fill="F5F5F5"/>
         <w:ind w:firstLineChars="250" w:firstLine="450"/>
         <w:rPr>
-          <w:rFonts w:ascii="仿宋" w:eastAsia="仿宋" w:hAnsi="仿宋" w:hint="eastAsia"/>
-          <w:sz w:val="18"/>
-          <w:szCs w:val="18"/>
-        </w:rPr>
-      </w:pPr>
-    </w:p>
-    <w:p>
-      <w:pPr>
-        <w:pStyle w:val="HTML"/>
-        <w:shd w:val="clear" w:color="auto" w:fill="F5F5F5"/>
-        <w:rPr>
-          <w:rFonts w:ascii="仿宋" w:eastAsia="仿宋" w:hAnsi="仿宋" w:hint="eastAsia"/>
+          <w:rFonts w:ascii="仿宋" w:eastAsia="仿宋" w:hAnsi="仿宋"/>
+          <w:sz w:val="18"/>
+          <w:szCs w:val="18"/>
+        </w:rPr>
+      </w:pPr>
+    </w:p>
+    <w:p>
+      <w:pPr>
+        <w:pStyle w:val="HTML"/>
+        <w:shd w:val="clear" w:color="auto" w:fill="F5F5F5"/>
+        <w:rPr>
+          <w:rFonts w:ascii="仿宋" w:eastAsia="仿宋" w:hAnsi="仿宋"/>
           <w:color w:val="000000"/>
           <w:sz w:val="18"/>
           <w:szCs w:val="18"/>
@@ -10764,7 +10918,7 @@
         <w:pStyle w:val="HTML"/>
         <w:shd w:val="clear" w:color="auto" w:fill="F5F5F5"/>
         <w:rPr>
-          <w:rFonts w:ascii="仿宋" w:eastAsia="仿宋" w:hAnsi="仿宋" w:hint="eastAsia"/>
+          <w:rFonts w:ascii="仿宋" w:eastAsia="仿宋" w:hAnsi="仿宋"/>
           <w:color w:val="000000"/>
           <w:sz w:val="18"/>
           <w:szCs w:val="18"/>
@@ -10827,7 +10981,7 @@
         <w:pStyle w:val="HTML"/>
         <w:shd w:val="clear" w:color="auto" w:fill="F5F5F5"/>
         <w:rPr>
-          <w:rFonts w:ascii="仿宋" w:eastAsia="仿宋" w:hAnsi="仿宋" w:hint="eastAsia"/>
+          <w:rFonts w:ascii="仿宋" w:eastAsia="仿宋" w:hAnsi="仿宋"/>
           <w:color w:val="000000"/>
           <w:sz w:val="18"/>
           <w:szCs w:val="18"/>
@@ -11010,7 +11164,7 @@
         <w:pStyle w:val="HTML"/>
         <w:shd w:val="clear" w:color="auto" w:fill="F5F5F5"/>
         <w:rPr>
-          <w:rFonts w:ascii="仿宋" w:eastAsia="仿宋" w:hAnsi="仿宋" w:hint="eastAsia"/>
+          <w:rFonts w:ascii="仿宋" w:eastAsia="仿宋" w:hAnsi="仿宋"/>
           <w:color w:val="000000"/>
           <w:sz w:val="18"/>
           <w:szCs w:val="18"/>
@@ -11113,18 +11267,18 @@
         <w:pStyle w:val="HTML"/>
         <w:shd w:val="clear" w:color="auto" w:fill="F5F5F5"/>
         <w:rPr>
-          <w:rFonts w:ascii="仿宋" w:eastAsia="仿宋" w:hAnsi="仿宋" w:hint="eastAsia"/>
-          <w:sz w:val="18"/>
-          <w:szCs w:val="18"/>
-        </w:rPr>
-      </w:pPr>
-    </w:p>
-    <w:p>
-      <w:pPr>
-        <w:pStyle w:val="HTML"/>
-        <w:shd w:val="clear" w:color="auto" w:fill="F5F5F5"/>
-        <w:rPr>
-          <w:rFonts w:ascii="仿宋" w:eastAsia="仿宋" w:hAnsi="仿宋" w:hint="eastAsia"/>
+          <w:rFonts w:ascii="仿宋" w:eastAsia="仿宋" w:hAnsi="仿宋"/>
+          <w:sz w:val="18"/>
+          <w:szCs w:val="18"/>
+        </w:rPr>
+      </w:pPr>
+    </w:p>
+    <w:p>
+      <w:pPr>
+        <w:pStyle w:val="HTML"/>
+        <w:shd w:val="clear" w:color="auto" w:fill="F5F5F5"/>
+        <w:rPr>
+          <w:rFonts w:ascii="仿宋" w:eastAsia="仿宋" w:hAnsi="仿宋"/>
           <w:color w:val="000000"/>
           <w:sz w:val="18"/>
           <w:szCs w:val="18"/>
@@ -11174,7 +11328,7 @@
         <w:pStyle w:val="HTML"/>
         <w:shd w:val="clear" w:color="auto" w:fill="F5F5F5"/>
         <w:rPr>
-          <w:rFonts w:ascii="仿宋" w:eastAsia="仿宋" w:hAnsi="仿宋" w:hint="eastAsia"/>
+          <w:rFonts w:ascii="仿宋" w:eastAsia="仿宋" w:hAnsi="仿宋"/>
           <w:color w:val="000000"/>
           <w:sz w:val="18"/>
           <w:szCs w:val="18"/>
@@ -11225,7 +11379,7 @@
         <w:pStyle w:val="HTML"/>
         <w:shd w:val="clear" w:color="auto" w:fill="F5F5F5"/>
         <w:rPr>
-          <w:rFonts w:ascii="仿宋" w:eastAsia="仿宋" w:hAnsi="仿宋" w:hint="eastAsia"/>
+          <w:rFonts w:ascii="仿宋" w:eastAsia="仿宋" w:hAnsi="仿宋"/>
           <w:color w:val="000000"/>
           <w:sz w:val="18"/>
           <w:szCs w:val="18"/>
@@ -11258,7 +11412,7 @@
         <w:pStyle w:val="HTML"/>
         <w:shd w:val="clear" w:color="auto" w:fill="F5F5F5"/>
         <w:rPr>
-          <w:rFonts w:ascii="仿宋" w:eastAsia="仿宋" w:hAnsi="仿宋" w:hint="eastAsia"/>
+          <w:rFonts w:ascii="仿宋" w:eastAsia="仿宋" w:hAnsi="仿宋"/>
           <w:sz w:val="18"/>
           <w:szCs w:val="18"/>
         </w:rPr>
@@ -11293,7 +11447,6 @@
         <w:spacing w:before="240" w:after="240" w:line="240" w:lineRule="auto"/>
         <w:rPr>
           <w:rStyle w:val="fontstyle0"/>
-          <w:rFonts w:hint="eastAsia"/>
           <w:color w:val="4B4B4B"/>
           <w:sz w:val="24"/>
           <w:szCs w:val="24"/>
@@ -11317,7 +11470,6 @@
         <w:pStyle w:val="HTML"/>
         <w:shd w:val="clear" w:color="auto" w:fill="F5F5F5"/>
         <w:rPr>
-          <w:rFonts w:hint="eastAsia"/>
           <w:color w:val="008000"/>
           <w:sz w:val="18"/>
           <w:szCs w:val="18"/>
@@ -11358,7 +11510,7 @@
         <w:pStyle w:val="HTML"/>
         <w:shd w:val="clear" w:color="auto" w:fill="F5F5F5"/>
         <w:rPr>
-          <w:rFonts w:ascii="仿宋" w:eastAsia="仿宋" w:hAnsi="仿宋" w:hint="eastAsia"/>
+          <w:rFonts w:ascii="仿宋" w:eastAsia="仿宋" w:hAnsi="仿宋"/>
           <w:color w:val="000000"/>
           <w:sz w:val="18"/>
           <w:szCs w:val="18"/>
@@ -11403,7 +11555,7 @@
         <w:pStyle w:val="HTML"/>
         <w:shd w:val="clear" w:color="auto" w:fill="F5F5F5"/>
         <w:rPr>
-          <w:rFonts w:ascii="仿宋" w:eastAsia="仿宋" w:hAnsi="仿宋" w:hint="eastAsia"/>
+          <w:rFonts w:ascii="仿宋" w:eastAsia="仿宋" w:hAnsi="仿宋"/>
           <w:sz w:val="18"/>
           <w:szCs w:val="18"/>
         </w:rPr>
@@ -11516,7 +11668,6 @@
           <w:tab w:val="left" w:pos="14656"/>
         </w:tabs>
         <w:rPr>
-          <w:rFonts w:hint="eastAsia"/>
           <w:b/>
         </w:rPr>
       </w:pPr>
@@ -11622,6 +11773,16 @@
         <w:t>Kubesnetes实战总结 - 部署高可用集群</w:t>
       </w:r>
       <w:r>
+        <w:rPr>
+          <w:rStyle w:val="a3"/>
+          <w:rFonts w:ascii="仿宋" w:eastAsia="仿宋" w:hAnsi="仿宋"/>
+          <w:b/>
+          <w:bCs/>
+          <w:color w:val="4371A6"/>
+          <w:sz w:val="18"/>
+          <w:szCs w:val="18"/>
+          <w:shd w:val="clear" w:color="auto" w:fill="FFFFFF"/>
+        </w:rPr>
         <w:fldChar w:fldCharType="end"/>
       </w:r>
     </w:p>
@@ -11647,7 +11808,6 @@
         </w:tabs>
         <w:rPr>
           <w:rStyle w:val="fontstyle0"/>
-          <w:rFonts w:hint="eastAsia"/>
         </w:rPr>
       </w:pPr>
       <w:r>
@@ -11684,7 +11844,7 @@
         <w:jc w:val="left"/>
         <w:rPr>
           <w:rStyle w:val="fontstyle0"/>
-          <w:rFonts w:ascii="黑体" w:eastAsia="黑体" w:hAnsi="黑体" w:hint="eastAsia"/>
+          <w:rFonts w:ascii="黑体" w:eastAsia="黑体" w:hAnsi="黑体"/>
           <w:sz w:val="28"/>
           <w:szCs w:val="28"/>
         </w:rPr>
@@ -11742,7 +11902,7 @@
         <w:ind w:left="0" w:firstLine="0"/>
         <w:rPr>
           <w:rStyle w:val="fontstyle0"/>
-          <w:rFonts w:ascii="仿宋" w:eastAsia="仿宋" w:hAnsi="仿宋" w:hint="eastAsia"/>
+          <w:rFonts w:ascii="仿宋" w:eastAsia="仿宋" w:hAnsi="仿宋"/>
           <w:color w:val="4B4B4B"/>
           <w:sz w:val="24"/>
           <w:szCs w:val="24"/>
@@ -11766,7 +11926,6 @@
         <w:pStyle w:val="HTML"/>
         <w:shd w:val="clear" w:color="auto" w:fill="F5F5F5"/>
         <w:rPr>
-          <w:rFonts w:hint="eastAsia"/>
           <w:color w:val="008000"/>
           <w:sz w:val="18"/>
           <w:szCs w:val="18"/>
@@ -11807,7 +11966,7 @@
         <w:pStyle w:val="HTML"/>
         <w:shd w:val="clear" w:color="auto" w:fill="F5F5F5"/>
         <w:rPr>
-          <w:rFonts w:ascii="仿宋" w:eastAsia="仿宋" w:hAnsi="仿宋" w:hint="eastAsia"/>
+          <w:rFonts w:ascii="仿宋" w:eastAsia="仿宋" w:hAnsi="仿宋"/>
           <w:b/>
           <w:color w:val="FF0000"/>
           <w:sz w:val="18"/>
@@ -11863,7 +12022,7 @@
         <w:pStyle w:val="HTML"/>
         <w:shd w:val="clear" w:color="auto" w:fill="F5F5F5"/>
         <w:rPr>
-          <w:rFonts w:ascii="仿宋" w:eastAsia="仿宋" w:hAnsi="仿宋" w:hint="eastAsia"/>
+          <w:rFonts w:ascii="仿宋" w:eastAsia="仿宋" w:hAnsi="仿宋"/>
           <w:b/>
           <w:color w:val="FF0000"/>
           <w:sz w:val="18"/>
@@ -11876,7 +12035,7 @@
         <w:pStyle w:val="HTML"/>
         <w:shd w:val="clear" w:color="auto" w:fill="F5F5F5"/>
         <w:rPr>
-          <w:rFonts w:ascii="仿宋" w:eastAsia="仿宋" w:hAnsi="仿宋" w:hint="eastAsia"/>
+          <w:rFonts w:ascii="仿宋" w:eastAsia="仿宋" w:hAnsi="仿宋"/>
           <w:color w:val="008000"/>
           <w:sz w:val="18"/>
           <w:szCs w:val="18"/>
@@ -11897,7 +12056,7 @@
         <w:pStyle w:val="HTML"/>
         <w:shd w:val="clear" w:color="auto" w:fill="F5F5F5"/>
         <w:rPr>
-          <w:rFonts w:ascii="仿宋" w:eastAsia="仿宋" w:hAnsi="仿宋" w:hint="eastAsia"/>
+          <w:rFonts w:ascii="仿宋" w:eastAsia="仿宋" w:hAnsi="仿宋"/>
           <w:sz w:val="18"/>
           <w:szCs w:val="18"/>
         </w:rPr>
@@ -11948,7 +12107,7 @@
         <w:pStyle w:val="HTML"/>
         <w:shd w:val="clear" w:color="auto" w:fill="F5F5F5"/>
         <w:rPr>
-          <w:rFonts w:ascii="仿宋" w:eastAsia="仿宋" w:hAnsi="仿宋" w:hint="eastAsia"/>
+          <w:rFonts w:ascii="仿宋" w:eastAsia="仿宋" w:hAnsi="仿宋"/>
           <w:color w:val="000000"/>
           <w:sz w:val="18"/>
           <w:szCs w:val="18"/>
@@ -11998,19 +12157,19 @@
         <w:pStyle w:val="HTML"/>
         <w:shd w:val="clear" w:color="auto" w:fill="F5F5F5"/>
         <w:rPr>
-          <w:rFonts w:ascii="仿宋" w:eastAsia="仿宋" w:hAnsi="仿宋" w:hint="eastAsia"/>
-          <w:color w:val="000000"/>
-          <w:sz w:val="18"/>
-          <w:szCs w:val="18"/>
-        </w:rPr>
-      </w:pPr>
-    </w:p>
-    <w:p>
-      <w:pPr>
-        <w:pStyle w:val="HTML"/>
-        <w:shd w:val="clear" w:color="auto" w:fill="F5F5F5"/>
-        <w:rPr>
-          <w:rFonts w:ascii="仿宋" w:eastAsia="仿宋" w:hAnsi="仿宋" w:hint="eastAsia"/>
+          <w:rFonts w:ascii="仿宋" w:eastAsia="仿宋" w:hAnsi="仿宋"/>
+          <w:color w:val="000000"/>
+          <w:sz w:val="18"/>
+          <w:szCs w:val="18"/>
+        </w:rPr>
+      </w:pPr>
+    </w:p>
+    <w:p>
+      <w:pPr>
+        <w:pStyle w:val="HTML"/>
+        <w:shd w:val="clear" w:color="auto" w:fill="F5F5F5"/>
+        <w:rPr>
+          <w:rFonts w:ascii="仿宋" w:eastAsia="仿宋" w:hAnsi="仿宋"/>
           <w:color w:val="008000"/>
           <w:sz w:val="18"/>
           <w:szCs w:val="18"/>
@@ -12062,7 +12221,7 @@
         <w:pStyle w:val="HTML"/>
         <w:shd w:val="clear" w:color="auto" w:fill="F5F5F5"/>
         <w:rPr>
-          <w:rFonts w:ascii="仿宋" w:eastAsia="仿宋" w:hAnsi="仿宋" w:hint="eastAsia"/>
+          <w:rFonts w:ascii="仿宋" w:eastAsia="仿宋" w:hAnsi="仿宋"/>
           <w:sz w:val="18"/>
           <w:szCs w:val="18"/>
         </w:rPr>
@@ -12129,7 +12288,7 @@
         <w:pStyle w:val="HTML"/>
         <w:shd w:val="clear" w:color="auto" w:fill="F5F5F5"/>
         <w:rPr>
-          <w:rFonts w:ascii="仿宋" w:eastAsia="仿宋" w:hAnsi="仿宋" w:hint="eastAsia"/>
+          <w:rFonts w:ascii="仿宋" w:eastAsia="仿宋" w:hAnsi="仿宋"/>
           <w:sz w:val="18"/>
           <w:szCs w:val="18"/>
         </w:rPr>
@@ -12178,18 +12337,18 @@
         <w:pStyle w:val="HTML"/>
         <w:shd w:val="clear" w:color="auto" w:fill="F5F5F5"/>
         <w:rPr>
-          <w:rFonts w:ascii="仿宋" w:eastAsia="仿宋" w:hAnsi="仿宋" w:hint="eastAsia"/>
-          <w:sz w:val="18"/>
-          <w:szCs w:val="18"/>
-        </w:rPr>
-      </w:pPr>
-    </w:p>
-    <w:p>
-      <w:pPr>
-        <w:pStyle w:val="HTML"/>
-        <w:shd w:val="clear" w:color="auto" w:fill="F5F5F5"/>
-        <w:rPr>
-          <w:rFonts w:ascii="仿宋" w:eastAsia="仿宋" w:hAnsi="仿宋" w:hint="eastAsia"/>
+          <w:rFonts w:ascii="仿宋" w:eastAsia="仿宋" w:hAnsi="仿宋"/>
+          <w:sz w:val="18"/>
+          <w:szCs w:val="18"/>
+        </w:rPr>
+      </w:pPr>
+    </w:p>
+    <w:p>
+      <w:pPr>
+        <w:pStyle w:val="HTML"/>
+        <w:shd w:val="clear" w:color="auto" w:fill="F5F5F5"/>
+        <w:rPr>
+          <w:rFonts w:ascii="仿宋" w:eastAsia="仿宋" w:hAnsi="仿宋"/>
           <w:color w:val="000000"/>
           <w:sz w:val="18"/>
           <w:szCs w:val="18"/>
@@ -12230,7 +12389,7 @@
         <w:pStyle w:val="HTML"/>
         <w:shd w:val="clear" w:color="auto" w:fill="F5F5F5"/>
         <w:rPr>
-          <w:rFonts w:ascii="仿宋" w:eastAsia="仿宋" w:hAnsi="仿宋" w:hint="eastAsia"/>
+          <w:rFonts w:ascii="仿宋" w:eastAsia="仿宋" w:hAnsi="仿宋"/>
           <w:color w:val="000000"/>
           <w:sz w:val="18"/>
           <w:szCs w:val="18"/>
@@ -12354,7 +12513,6 @@
         <w:shd w:val="clear" w:color="auto" w:fill="F5F5F5"/>
         <w:rPr>
           <w:rStyle w:val="fontstyle0"/>
-          <w:rFonts w:hint="eastAsia"/>
           <w:color w:val="008000"/>
         </w:rPr>
       </w:pPr>
@@ -12403,7 +12561,7 @@
         <w:shd w:val="clear" w:color="auto" w:fill="F5F5F5"/>
         <w:rPr>
           <w:rStyle w:val="fontstyle0"/>
-          <w:rFonts w:ascii="仿宋" w:eastAsia="仿宋" w:hAnsi="仿宋" w:hint="eastAsia"/>
+          <w:rFonts w:ascii="仿宋" w:eastAsia="仿宋" w:hAnsi="仿宋"/>
           <w:color w:val="008000"/>
           <w:sz w:val="18"/>
           <w:szCs w:val="18"/>
@@ -12442,6 +12600,16 @@
         <w:t>Kubernetes实战总结 - dashboard部署（v2.0.0-rc6）</w:t>
       </w:r>
       <w:r>
+        <w:rPr>
+          <w:rStyle w:val="a3"/>
+          <w:rFonts w:ascii="仿宋" w:eastAsia="仿宋" w:hAnsi="仿宋"/>
+          <w:b/>
+          <w:bCs/>
+          <w:color w:val="4371A6"/>
+          <w:sz w:val="18"/>
+          <w:szCs w:val="18"/>
+          <w:shd w:val="clear" w:color="auto" w:fill="FFFFFF"/>
+        </w:rPr>
         <w:fldChar w:fldCharType="end"/>
       </w:r>
     </w:p>
@@ -12469,7 +12637,7 @@
         <w:jc w:val="left"/>
         <w:rPr>
           <w:rStyle w:val="fontstyle0"/>
-          <w:rFonts w:ascii="仿宋" w:eastAsia="仿宋" w:hAnsi="仿宋" w:cstheme="majorBidi" w:hint="eastAsia"/>
+          <w:rFonts w:ascii="仿宋" w:eastAsia="仿宋" w:hAnsi="仿宋" w:cstheme="majorBidi"/>
           <w:b/>
           <w:bCs/>
           <w:color w:val="4B4B4B"/>
@@ -12509,7 +12677,7 @@
         <w:ind w:left="0" w:firstLine="0"/>
         <w:rPr>
           <w:rStyle w:val="fontstyle0"/>
-          <w:rFonts w:ascii="仿宋" w:eastAsia="仿宋" w:hAnsi="仿宋" w:hint="eastAsia"/>
+          <w:rFonts w:ascii="仿宋" w:eastAsia="仿宋" w:hAnsi="仿宋"/>
           <w:color w:val="4B4B4B"/>
           <w:sz w:val="24"/>
           <w:szCs w:val="24"/>
@@ -12534,7 +12702,6 @@
         <w:pStyle w:val="HTML"/>
         <w:shd w:val="clear" w:color="auto" w:fill="F5F5F5"/>
         <w:rPr>
-          <w:rFonts w:hint="eastAsia"/>
           <w:color w:val="008000"/>
           <w:sz w:val="18"/>
           <w:szCs w:val="18"/>
@@ -12575,7 +12742,7 @@
         <w:pStyle w:val="HTML"/>
         <w:shd w:val="clear" w:color="auto" w:fill="F5F5F5"/>
         <w:rPr>
-          <w:rFonts w:ascii="仿宋" w:eastAsia="仿宋" w:hAnsi="仿宋" w:hint="eastAsia"/>
+          <w:rFonts w:ascii="仿宋" w:eastAsia="仿宋" w:hAnsi="仿宋"/>
           <w:color w:val="000000"/>
           <w:sz w:val="18"/>
           <w:szCs w:val="18"/>
@@ -12607,7 +12774,7 @@
         <w:pStyle w:val="HTML"/>
         <w:shd w:val="clear" w:color="auto" w:fill="F5F5F5"/>
         <w:rPr>
-          <w:rFonts w:ascii="仿宋" w:eastAsia="仿宋" w:hAnsi="仿宋" w:hint="eastAsia"/>
+          <w:rFonts w:ascii="仿宋" w:eastAsia="仿宋" w:hAnsi="仿宋"/>
           <w:color w:val="000000"/>
           <w:sz w:val="18"/>
           <w:szCs w:val="18"/>
@@ -12658,7 +12825,7 @@
         <w:pStyle w:val="HTML"/>
         <w:shd w:val="clear" w:color="auto" w:fill="F5F5F5"/>
         <w:rPr>
-          <w:rFonts w:ascii="仿宋" w:eastAsia="仿宋" w:hAnsi="仿宋" w:hint="eastAsia"/>
+          <w:rFonts w:ascii="仿宋" w:eastAsia="仿宋" w:hAnsi="仿宋"/>
           <w:color w:val="000000"/>
           <w:sz w:val="18"/>
           <w:szCs w:val="18"/>
@@ -12692,19 +12859,19 @@
         <w:pStyle w:val="HTML"/>
         <w:shd w:val="clear" w:color="auto" w:fill="F5F5F5"/>
         <w:rPr>
-          <w:rFonts w:ascii="仿宋" w:eastAsia="仿宋" w:hAnsi="仿宋" w:hint="eastAsia"/>
-          <w:color w:val="000000"/>
-          <w:sz w:val="18"/>
-          <w:szCs w:val="18"/>
-        </w:rPr>
-      </w:pPr>
-    </w:p>
-    <w:p>
-      <w:pPr>
-        <w:pStyle w:val="HTML"/>
-        <w:shd w:val="clear" w:color="auto" w:fill="F5F5F5"/>
-        <w:rPr>
-          <w:rFonts w:ascii="仿宋" w:eastAsia="仿宋" w:hAnsi="仿宋" w:hint="eastAsia"/>
+          <w:rFonts w:ascii="仿宋" w:eastAsia="仿宋" w:hAnsi="仿宋"/>
+          <w:color w:val="000000"/>
+          <w:sz w:val="18"/>
+          <w:szCs w:val="18"/>
+        </w:rPr>
+      </w:pPr>
+    </w:p>
+    <w:p>
+      <w:pPr>
+        <w:pStyle w:val="HTML"/>
+        <w:shd w:val="clear" w:color="auto" w:fill="F5F5F5"/>
+        <w:rPr>
+          <w:rFonts w:ascii="仿宋" w:eastAsia="仿宋" w:hAnsi="仿宋"/>
           <w:color w:val="008000"/>
           <w:sz w:val="18"/>
           <w:szCs w:val="18"/>
@@ -12725,7 +12892,7 @@
         <w:pStyle w:val="HTML"/>
         <w:shd w:val="clear" w:color="auto" w:fill="F5F5F5"/>
         <w:rPr>
-          <w:rFonts w:ascii="仿宋" w:eastAsia="仿宋" w:hAnsi="仿宋" w:hint="eastAsia"/>
+          <w:rFonts w:ascii="仿宋" w:eastAsia="仿宋" w:hAnsi="仿宋"/>
           <w:color w:val="000000"/>
           <w:sz w:val="18"/>
           <w:szCs w:val="18"/>
@@ -12759,7 +12926,7 @@
         <w:pStyle w:val="HTML"/>
         <w:shd w:val="clear" w:color="auto" w:fill="F5F5F5"/>
         <w:rPr>
-          <w:rFonts w:ascii="仿宋" w:eastAsia="仿宋" w:hAnsi="仿宋" w:hint="eastAsia"/>
+          <w:rFonts w:ascii="仿宋" w:eastAsia="仿宋" w:hAnsi="仿宋"/>
           <w:color w:val="000000"/>
           <w:sz w:val="18"/>
           <w:szCs w:val="18"/>
@@ -12809,7 +12976,7 @@
         <w:pStyle w:val="HTML"/>
         <w:shd w:val="clear" w:color="auto" w:fill="F5F5F5"/>
         <w:rPr>
-          <w:rFonts w:ascii="仿宋" w:eastAsia="仿宋" w:hAnsi="仿宋" w:hint="eastAsia"/>
+          <w:rFonts w:ascii="仿宋" w:eastAsia="仿宋" w:hAnsi="仿宋"/>
           <w:color w:val="008000"/>
           <w:sz w:val="18"/>
           <w:szCs w:val="18"/>
@@ -12821,7 +12988,7 @@
         <w:pStyle w:val="HTML"/>
         <w:shd w:val="clear" w:color="auto" w:fill="F5F5F5"/>
         <w:rPr>
-          <w:rFonts w:ascii="仿宋" w:eastAsia="仿宋" w:hAnsi="仿宋" w:hint="eastAsia"/>
+          <w:rFonts w:ascii="仿宋" w:eastAsia="仿宋" w:hAnsi="仿宋"/>
           <w:color w:val="008000"/>
           <w:sz w:val="18"/>
           <w:szCs w:val="18"/>
@@ -12882,7 +13049,7 @@
         <w:pStyle w:val="HTML"/>
         <w:shd w:val="clear" w:color="auto" w:fill="F5F5F5"/>
         <w:rPr>
-          <w:rFonts w:ascii="仿宋" w:eastAsia="仿宋" w:hAnsi="仿宋" w:hint="eastAsia"/>
+          <w:rFonts w:ascii="仿宋" w:eastAsia="仿宋" w:hAnsi="仿宋"/>
           <w:color w:val="000000"/>
           <w:sz w:val="18"/>
           <w:szCs w:val="18"/>
@@ -12932,7 +13099,7 @@
         <w:pStyle w:val="HTML"/>
         <w:shd w:val="clear" w:color="auto" w:fill="F5F5F5"/>
         <w:rPr>
-          <w:rFonts w:ascii="仿宋" w:eastAsia="仿宋" w:hAnsi="仿宋" w:hint="eastAsia"/>
+          <w:rFonts w:ascii="仿宋" w:eastAsia="仿宋" w:hAnsi="仿宋"/>
           <w:color w:val="008000"/>
           <w:sz w:val="18"/>
           <w:szCs w:val="18"/>
@@ -12982,7 +13149,7 @@
         <w:pStyle w:val="HTML"/>
         <w:shd w:val="clear" w:color="auto" w:fill="F5F5F5"/>
         <w:rPr>
-          <w:rFonts w:ascii="仿宋" w:eastAsia="仿宋" w:hAnsi="仿宋" w:hint="eastAsia"/>
+          <w:rFonts w:ascii="仿宋" w:eastAsia="仿宋" w:hAnsi="仿宋"/>
           <w:color w:val="008000"/>
           <w:sz w:val="18"/>
           <w:szCs w:val="18"/>
@@ -12994,7 +13161,7 @@
         <w:pStyle w:val="HTML"/>
         <w:shd w:val="clear" w:color="auto" w:fill="F5F5F5"/>
         <w:rPr>
-          <w:rFonts w:ascii="仿宋" w:eastAsia="仿宋" w:hAnsi="仿宋" w:hint="eastAsia"/>
+          <w:rFonts w:ascii="仿宋" w:eastAsia="仿宋" w:hAnsi="仿宋"/>
           <w:color w:val="008000"/>
           <w:sz w:val="18"/>
           <w:szCs w:val="18"/>
@@ -13035,7 +13202,7 @@
         <w:pStyle w:val="HTML"/>
         <w:shd w:val="clear" w:color="auto" w:fill="F5F5F5"/>
         <w:rPr>
-          <w:rFonts w:ascii="仿宋" w:eastAsia="仿宋" w:hAnsi="仿宋" w:hint="eastAsia"/>
+          <w:rFonts w:ascii="仿宋" w:eastAsia="仿宋" w:hAnsi="仿宋"/>
           <w:color w:val="008000"/>
           <w:sz w:val="18"/>
           <w:szCs w:val="18"/>
@@ -13103,7 +13270,7 @@
         </w:tabs>
         <w:jc w:val="left"/>
         <w:rPr>
-          <w:rFonts w:ascii="仿宋" w:eastAsia="仿宋" w:hAnsi="仿宋" w:hint="eastAsia"/>
+          <w:rFonts w:ascii="仿宋" w:eastAsia="仿宋" w:hAnsi="仿宋"/>
           <w:sz w:val="18"/>
           <w:szCs w:val="18"/>
         </w:rPr>
@@ -13141,6 +13308,16 @@
         <w:t>Kubernetes实战总结 - Prometheus部署（v0.3.0）</w:t>
       </w:r>
       <w:r>
+        <w:rPr>
+          <w:rStyle w:val="a3"/>
+          <w:rFonts w:ascii="仿宋" w:eastAsia="仿宋" w:hAnsi="仿宋"/>
+          <w:b/>
+          <w:bCs/>
+          <w:color w:val="4371A6"/>
+          <w:sz w:val="18"/>
+          <w:szCs w:val="18"/>
+          <w:shd w:val="clear" w:color="auto" w:fill="FFFFFF"/>
+        </w:rPr>
         <w:fldChar w:fldCharType="end"/>
       </w:r>
     </w:p>
@@ -13167,7 +13344,6 @@
         </w:tabs>
         <w:jc w:val="left"/>
         <w:rPr>
-          <w:rFonts w:hint="eastAsia"/>
           <w:b/>
         </w:rPr>
       </w:pPr>
@@ -13227,7 +13403,7 @@
         <w:pStyle w:val="HTML"/>
         <w:shd w:val="clear" w:color="auto" w:fill="F5F5F5"/>
         <w:rPr>
-          <w:rFonts w:ascii="仿宋" w:eastAsia="仿宋" w:hAnsi="仿宋" w:hint="eastAsia"/>
+          <w:rFonts w:ascii="仿宋" w:eastAsia="仿宋" w:hAnsi="仿宋"/>
           <w:color w:val="008000"/>
           <w:sz w:val="18"/>
           <w:szCs w:val="18"/>
@@ -13248,7 +13424,7 @@
         <w:pStyle w:val="HTML"/>
         <w:shd w:val="clear" w:color="auto" w:fill="F5F5F5"/>
         <w:rPr>
-          <w:rFonts w:ascii="仿宋" w:eastAsia="仿宋" w:hAnsi="仿宋" w:hint="eastAsia"/>
+          <w:rFonts w:ascii="仿宋" w:eastAsia="仿宋" w:hAnsi="仿宋"/>
           <w:color w:val="000000"/>
           <w:sz w:val="18"/>
           <w:szCs w:val="18"/>
@@ -13300,7 +13476,7 @@
         <w:pStyle w:val="HTML"/>
         <w:shd w:val="clear" w:color="auto" w:fill="F5F5F5"/>
         <w:rPr>
-          <w:rFonts w:ascii="仿宋" w:eastAsia="仿宋" w:hAnsi="仿宋" w:hint="eastAsia"/>
+          <w:rFonts w:ascii="仿宋" w:eastAsia="仿宋" w:hAnsi="仿宋"/>
           <w:color w:val="008000"/>
           <w:sz w:val="18"/>
           <w:szCs w:val="18"/>
@@ -13350,7 +13526,7 @@
         <w:pStyle w:val="HTML"/>
         <w:shd w:val="clear" w:color="auto" w:fill="F5F5F5"/>
         <w:rPr>
-          <w:rFonts w:ascii="仿宋" w:eastAsia="仿宋" w:hAnsi="仿宋" w:hint="eastAsia"/>
+          <w:rFonts w:ascii="仿宋" w:eastAsia="仿宋" w:hAnsi="仿宋"/>
           <w:color w:val="008000"/>
           <w:sz w:val="18"/>
           <w:szCs w:val="18"/>
@@ -13387,7 +13563,7 @@
         <w:spacing w:before="240" w:after="240" w:line="240" w:lineRule="auto"/>
         <w:ind w:left="0" w:firstLine="0"/>
         <w:rPr>
-          <w:rFonts w:ascii="仿宋" w:eastAsia="仿宋" w:hAnsi="仿宋" w:hint="eastAsia"/>
+          <w:rFonts w:ascii="仿宋" w:eastAsia="仿宋" w:hAnsi="仿宋"/>
           <w:color w:val="4B4B4B"/>
           <w:sz w:val="24"/>
           <w:szCs w:val="24"/>
@@ -13411,7 +13587,7 @@
         <w:pStyle w:val="HTML"/>
         <w:shd w:val="clear" w:color="auto" w:fill="F5F5F5"/>
         <w:rPr>
-          <w:rFonts w:ascii="仿宋" w:eastAsia="仿宋" w:hAnsi="仿宋" w:hint="eastAsia"/>
+          <w:rFonts w:ascii="仿宋" w:eastAsia="仿宋" w:hAnsi="仿宋"/>
           <w:color w:val="008000"/>
           <w:sz w:val="18"/>
           <w:szCs w:val="18"/>
@@ -13443,7 +13619,7 @@
         <w:pStyle w:val="HTML"/>
         <w:shd w:val="clear" w:color="auto" w:fill="F5F5F5"/>
         <w:rPr>
-          <w:rFonts w:ascii="仿宋" w:eastAsia="仿宋" w:hAnsi="仿宋" w:hint="eastAsia"/>
+          <w:rFonts w:ascii="仿宋" w:eastAsia="仿宋" w:hAnsi="仿宋"/>
           <w:color w:val="000000"/>
           <w:sz w:val="18"/>
           <w:szCs w:val="18"/>
@@ -13475,7 +13651,7 @@
         <w:pStyle w:val="HTML"/>
         <w:shd w:val="clear" w:color="auto" w:fill="F5F5F5"/>
         <w:rPr>
-          <w:rFonts w:ascii="仿宋" w:eastAsia="仿宋" w:hAnsi="仿宋" w:hint="eastAsia"/>
+          <w:rFonts w:ascii="仿宋" w:eastAsia="仿宋" w:hAnsi="仿宋"/>
           <w:color w:val="000000"/>
           <w:sz w:val="18"/>
           <w:szCs w:val="18"/>
@@ -13520,19 +13696,19 @@
         <w:pStyle w:val="HTML"/>
         <w:shd w:val="clear" w:color="auto" w:fill="F5F5F5"/>
         <w:rPr>
-          <w:rFonts w:ascii="仿宋" w:eastAsia="仿宋" w:hAnsi="仿宋" w:hint="eastAsia"/>
-          <w:color w:val="000000"/>
-          <w:sz w:val="18"/>
-          <w:szCs w:val="18"/>
-        </w:rPr>
-      </w:pPr>
-    </w:p>
-    <w:p>
-      <w:pPr>
-        <w:pStyle w:val="HTML"/>
-        <w:shd w:val="clear" w:color="auto" w:fill="F5F5F5"/>
-        <w:rPr>
-          <w:rFonts w:ascii="仿宋" w:eastAsia="仿宋" w:hAnsi="仿宋" w:hint="eastAsia"/>
+          <w:rFonts w:ascii="仿宋" w:eastAsia="仿宋" w:hAnsi="仿宋"/>
+          <w:color w:val="000000"/>
+          <w:sz w:val="18"/>
+          <w:szCs w:val="18"/>
+        </w:rPr>
+      </w:pPr>
+    </w:p>
+    <w:p>
+      <w:pPr>
+        <w:pStyle w:val="HTML"/>
+        <w:shd w:val="clear" w:color="auto" w:fill="F5F5F5"/>
+        <w:rPr>
+          <w:rFonts w:ascii="仿宋" w:eastAsia="仿宋" w:hAnsi="仿宋"/>
           <w:color w:val="008000"/>
           <w:sz w:val="18"/>
           <w:szCs w:val="18"/>
@@ -13634,7 +13810,7 @@
         <w:pStyle w:val="HTML"/>
         <w:shd w:val="clear" w:color="auto" w:fill="F5F5F5"/>
         <w:rPr>
-          <w:rFonts w:ascii="仿宋" w:eastAsia="仿宋" w:hAnsi="仿宋" w:hint="eastAsia"/>
+          <w:rFonts w:ascii="仿宋" w:eastAsia="仿宋" w:hAnsi="仿宋"/>
           <w:color w:val="000000"/>
           <w:sz w:val="18"/>
           <w:szCs w:val="18"/>
@@ -13699,7 +13875,7 @@
         <w:pStyle w:val="HTML"/>
         <w:shd w:val="clear" w:color="auto" w:fill="F5F5F5"/>
         <w:rPr>
-          <w:rFonts w:ascii="仿宋" w:eastAsia="仿宋" w:hAnsi="仿宋" w:hint="eastAsia"/>
+          <w:rFonts w:ascii="仿宋" w:eastAsia="仿宋" w:hAnsi="仿宋"/>
           <w:color w:val="000000"/>
           <w:sz w:val="18"/>
           <w:szCs w:val="18"/>
@@ -13749,19 +13925,19 @@
         <w:pStyle w:val="HTML"/>
         <w:shd w:val="clear" w:color="auto" w:fill="F5F5F5"/>
         <w:rPr>
-          <w:rFonts w:ascii="仿宋" w:eastAsia="仿宋" w:hAnsi="仿宋" w:hint="eastAsia"/>
-          <w:color w:val="000000"/>
-          <w:sz w:val="18"/>
-          <w:szCs w:val="18"/>
-        </w:rPr>
-      </w:pPr>
-    </w:p>
-    <w:p>
-      <w:pPr>
-        <w:pStyle w:val="HTML"/>
-        <w:shd w:val="clear" w:color="auto" w:fill="F5F5F5"/>
-        <w:rPr>
-          <w:rFonts w:ascii="仿宋" w:eastAsia="仿宋" w:hAnsi="仿宋" w:hint="eastAsia"/>
+          <w:rFonts w:ascii="仿宋" w:eastAsia="仿宋" w:hAnsi="仿宋"/>
+          <w:color w:val="000000"/>
+          <w:sz w:val="18"/>
+          <w:szCs w:val="18"/>
+        </w:rPr>
+      </w:pPr>
+    </w:p>
+    <w:p>
+      <w:pPr>
+        <w:pStyle w:val="HTML"/>
+        <w:shd w:val="clear" w:color="auto" w:fill="F5F5F5"/>
+        <w:rPr>
+          <w:rFonts w:ascii="仿宋" w:eastAsia="仿宋" w:hAnsi="仿宋"/>
           <w:color w:val="000000"/>
           <w:sz w:val="18"/>
           <w:szCs w:val="18"/>
@@ -13793,7 +13969,7 @@
         <w:pStyle w:val="HTML"/>
         <w:shd w:val="clear" w:color="auto" w:fill="F5F5F5"/>
         <w:rPr>
-          <w:rFonts w:ascii="仿宋" w:eastAsia="仿宋" w:hAnsi="仿宋" w:hint="eastAsia"/>
+          <w:rFonts w:ascii="仿宋" w:eastAsia="仿宋" w:hAnsi="仿宋"/>
           <w:color w:val="000000"/>
           <w:sz w:val="18"/>
           <w:szCs w:val="18"/>
@@ -13876,7 +14052,7 @@
         <w:pStyle w:val="HTML"/>
         <w:shd w:val="clear" w:color="auto" w:fill="F5F5F5"/>
         <w:rPr>
-          <w:rFonts w:ascii="仿宋" w:eastAsia="仿宋" w:hAnsi="仿宋" w:hint="eastAsia"/>
+          <w:rFonts w:ascii="仿宋" w:eastAsia="仿宋" w:hAnsi="仿宋"/>
           <w:color w:val="000000"/>
           <w:sz w:val="18"/>
           <w:szCs w:val="18"/>
@@ -13939,7 +14115,7 @@
         <w:pStyle w:val="HTML"/>
         <w:shd w:val="clear" w:color="auto" w:fill="F5F5F5"/>
         <w:rPr>
-          <w:rFonts w:ascii="仿宋" w:eastAsia="仿宋" w:hAnsi="仿宋" w:hint="eastAsia"/>
+          <w:rFonts w:ascii="仿宋" w:eastAsia="仿宋" w:hAnsi="仿宋"/>
           <w:color w:val="000000"/>
           <w:sz w:val="18"/>
           <w:szCs w:val="18"/>
@@ -14002,7 +14178,7 @@
         <w:pStyle w:val="HTML"/>
         <w:shd w:val="clear" w:color="auto" w:fill="F5F5F5"/>
         <w:rPr>
-          <w:rFonts w:ascii="仿宋" w:eastAsia="仿宋" w:hAnsi="仿宋" w:hint="eastAsia"/>
+          <w:rFonts w:ascii="仿宋" w:eastAsia="仿宋" w:hAnsi="仿宋"/>
           <w:color w:val="008000"/>
           <w:sz w:val="18"/>
           <w:szCs w:val="18"/>
@@ -14014,7 +14190,7 @@
         <w:pStyle w:val="HTML"/>
         <w:shd w:val="clear" w:color="auto" w:fill="F5F5F5"/>
         <w:rPr>
-          <w:rFonts w:ascii="仿宋" w:eastAsia="仿宋" w:hAnsi="仿宋" w:hint="eastAsia"/>
+          <w:rFonts w:ascii="仿宋" w:eastAsia="仿宋" w:hAnsi="仿宋"/>
           <w:color w:val="008000"/>
           <w:sz w:val="18"/>
           <w:szCs w:val="18"/>
@@ -14075,7 +14251,7 @@
         <w:pStyle w:val="HTML"/>
         <w:shd w:val="clear" w:color="auto" w:fill="F5F5F5"/>
         <w:rPr>
-          <w:rFonts w:ascii="仿宋" w:eastAsia="仿宋" w:hAnsi="仿宋" w:hint="eastAsia"/>
+          <w:rFonts w:ascii="仿宋" w:eastAsia="仿宋" w:hAnsi="仿宋"/>
           <w:color w:val="000000"/>
           <w:sz w:val="18"/>
           <w:szCs w:val="18"/>
@@ -14136,7 +14312,7 @@
         <w:pStyle w:val="HTML"/>
         <w:shd w:val="clear" w:color="auto" w:fill="F5F5F5"/>
         <w:rPr>
-          <w:rFonts w:ascii="仿宋" w:eastAsia="仿宋" w:hAnsi="仿宋" w:hint="eastAsia"/>
+          <w:rFonts w:ascii="仿宋" w:eastAsia="仿宋" w:hAnsi="仿宋"/>
           <w:color w:val="008000"/>
           <w:sz w:val="18"/>
           <w:szCs w:val="18"/>
@@ -14186,7 +14362,7 @@
         <w:pStyle w:val="HTML"/>
         <w:shd w:val="clear" w:color="auto" w:fill="F5F5F5"/>
         <w:rPr>
-          <w:rFonts w:ascii="仿宋" w:eastAsia="仿宋" w:hAnsi="仿宋" w:hint="eastAsia"/>
+          <w:rFonts w:ascii="仿宋" w:eastAsia="仿宋" w:hAnsi="仿宋"/>
           <w:color w:val="008000"/>
           <w:sz w:val="18"/>
           <w:szCs w:val="18"/>
@@ -14227,7 +14403,7 @@
         <w:pStyle w:val="HTML"/>
         <w:shd w:val="clear" w:color="auto" w:fill="F5F5F5"/>
         <w:rPr>
-          <w:rFonts w:ascii="仿宋" w:eastAsia="仿宋" w:hAnsi="仿宋" w:hint="eastAsia"/>
+          <w:rFonts w:ascii="仿宋" w:eastAsia="仿宋" w:hAnsi="仿宋"/>
           <w:color w:val="008000"/>
           <w:sz w:val="18"/>
           <w:szCs w:val="18"/>
@@ -14293,7 +14469,7 @@
           <w:tab w:val="left" w:pos="14656"/>
         </w:tabs>
         <w:rPr>
-          <w:rFonts w:ascii="仿宋" w:eastAsia="仿宋" w:hAnsi="仿宋" w:hint="eastAsia"/>
+          <w:rFonts w:ascii="仿宋" w:eastAsia="仿宋" w:hAnsi="仿宋"/>
           <w:b/>
           <w:color w:val="365F91" w:themeColor="accent1" w:themeShade="BF"/>
           <w:sz w:val="18"/>
@@ -14310,29 +14486,19 @@
         </w:rPr>
         <w:t>更多详情：</w:t>
       </w:r>
-      <w:r>
-        <w:fldChar w:fldCharType="begin"/>
-      </w:r>
-      <w:r>
-        <w:instrText xml:space="preserve"> HYPERLINK "https://www.cnblogs.com/leozhanggg/p/12700363.html" </w:instrText>
-      </w:r>
-      <w:r>
-        <w:fldChar w:fldCharType="separate"/>
-      </w:r>
-      <w:r>
-        <w:rPr>
-          <w:rStyle w:val="a3"/>
-          <w:rFonts w:ascii="仿宋" w:eastAsia="仿宋" w:hAnsi="仿宋" w:hint="eastAsia"/>
-          <w:b/>
-          <w:color w:val="365F91" w:themeColor="accent1" w:themeShade="BF"/>
-          <w:sz w:val="18"/>
-          <w:szCs w:val="18"/>
-        </w:rPr>
-        <w:t>Kubernetes实战总结 - EFK部署（v7.6.0）</w:t>
-      </w:r>
-      <w:r>
-        <w:fldChar w:fldCharType="end"/>
-      </w:r>
+      <w:hyperlink r:id="rId63" w:history="1">
+        <w:r>
+          <w:rPr>
+            <w:rStyle w:val="a3"/>
+            <w:rFonts w:ascii="仿宋" w:eastAsia="仿宋" w:hAnsi="仿宋" w:hint="eastAsia"/>
+            <w:b/>
+            <w:color w:val="365F91" w:themeColor="accent1" w:themeShade="BF"/>
+            <w:sz w:val="18"/>
+            <w:szCs w:val="18"/>
+          </w:rPr>
+          <w:t>Kubernetes实战总结 - EFK部署（v7.6.0）</w:t>
+        </w:r>
+      </w:hyperlink>
     </w:p>
     <w:p>
       <w:pPr>
@@ -14355,7 +14521,7 @@
           <w:tab w:val="left" w:pos="14656"/>
         </w:tabs>
         <w:rPr>
-          <w:rFonts w:ascii="仿宋" w:eastAsia="仿宋" w:hAnsi="仿宋" w:hint="eastAsia"/>
+          <w:rFonts w:ascii="仿宋" w:eastAsia="仿宋" w:hAnsi="仿宋"/>
           <w:b/>
           <w:color w:val="FF0000"/>
           <w:sz w:val="18"/>
@@ -14394,7 +14560,6 @@
         <w:ind w:left="0" w:firstLine="0"/>
         <w:rPr>
           <w:rStyle w:val="fontstyle0"/>
-          <w:rFonts w:hint="eastAsia"/>
           <w:color w:val="4B4B4B"/>
           <w:sz w:val="24"/>
           <w:szCs w:val="24"/>
@@ -14418,7 +14583,6 @@
         <w:pStyle w:val="HTML"/>
         <w:shd w:val="clear" w:color="auto" w:fill="F5F5F5"/>
         <w:rPr>
-          <w:rFonts w:ascii="仿宋" w:eastAsia="仿宋" w:hAnsi="仿宋"/>
           <w:color w:val="008000"/>
           <w:sz w:val="18"/>
           <w:szCs w:val="18"/>
@@ -14431,20 +14595,41 @@
           <w:sz w:val="18"/>
           <w:szCs w:val="18"/>
         </w:rPr>
-        <w:t xml:space="preserve"># 添加helm源 </w:t>
-      </w:r>
-    </w:p>
-    <w:p>
-      <w:pPr>
-        <w:pStyle w:val="HTML"/>
-        <w:shd w:val="clear" w:color="auto" w:fill="F5F5F5"/>
-        <w:rPr>
-          <w:rFonts w:ascii="仿宋" w:eastAsia="仿宋" w:hAnsi="仿宋" w:hint="eastAsia"/>
-          <w:color w:val="000000"/>
-          <w:sz w:val="18"/>
-          <w:szCs w:val="18"/>
-        </w:rPr>
-      </w:pPr>
+        <w:t># 执行准备好的</w:t>
+      </w:r>
+      <w:proofErr w:type="spellStart"/>
+      <w:r>
+        <w:rPr>
+          <w:rFonts w:ascii="仿宋" w:eastAsia="仿宋" w:hAnsi="仿宋" w:hint="eastAsia"/>
+          <w:color w:val="008000"/>
+          <w:sz w:val="18"/>
+          <w:szCs w:val="18"/>
+        </w:rPr>
+        <w:t>yaml</w:t>
+      </w:r>
+      <w:proofErr w:type="spellEnd"/>
+      <w:r>
+        <w:rPr>
+          <w:rFonts w:ascii="仿宋" w:eastAsia="仿宋" w:hAnsi="仿宋" w:hint="eastAsia"/>
+          <w:color w:val="008000"/>
+          <w:sz w:val="18"/>
+          <w:szCs w:val="18"/>
+        </w:rPr>
+        <w:t>部署文件</w:t>
+      </w:r>
+    </w:p>
+    <w:p>
+      <w:pPr>
+        <w:pStyle w:val="HTML"/>
+        <w:shd w:val="clear" w:color="auto" w:fill="F5F5F5"/>
+        <w:rPr>
+          <w:rFonts w:ascii="仿宋" w:eastAsia="仿宋" w:hAnsi="仿宋"/>
+          <w:color w:val="000000"/>
+          <w:sz w:val="18"/>
+          <w:szCs w:val="18"/>
+        </w:rPr>
+      </w:pPr>
+      <w:proofErr w:type="spellStart"/>
       <w:proofErr w:type="gramStart"/>
       <w:r>
         <w:rPr>
@@ -14453,8 +14638,9 @@
           <w:sz w:val="18"/>
           <w:szCs w:val="18"/>
         </w:rPr>
-        <w:t>helm</w:t>
-      </w:r>
+        <w:t>kubectl</w:t>
+      </w:r>
+      <w:proofErr w:type="spellEnd"/>
       <w:proofErr w:type="gramEnd"/>
       <w:r>
         <w:rPr>
@@ -14463,1259 +14649,57 @@
           <w:sz w:val="18"/>
           <w:szCs w:val="18"/>
         </w:rPr>
-        <w:t xml:space="preserve"> repo add </w:t>
-      </w:r>
-      <w:proofErr w:type="spellStart"/>
-      <w:r>
-        <w:rPr>
-          <w:rFonts w:ascii="仿宋" w:eastAsia="仿宋" w:hAnsi="仿宋" w:hint="eastAsia"/>
-          <w:color w:val="000000"/>
-          <w:sz w:val="18"/>
-          <w:szCs w:val="18"/>
-        </w:rPr>
-        <w:t>nginx</w:t>
-      </w:r>
-      <w:proofErr w:type="spellEnd"/>
-      <w:r>
-        <w:rPr>
-          <w:rFonts w:ascii="仿宋" w:eastAsia="仿宋" w:hAnsi="仿宋" w:hint="eastAsia"/>
-          <w:color w:val="000000"/>
-          <w:sz w:val="18"/>
-          <w:szCs w:val="18"/>
-        </w:rPr>
-        <w:t>-stable https://helm.nginx.com/stable</w:t>
-      </w:r>
-    </w:p>
-    <w:p>
-      <w:pPr>
-        <w:pStyle w:val="HTML"/>
-        <w:shd w:val="clear" w:color="auto" w:fill="F5F5F5"/>
-        <w:rPr>
-          <w:rFonts w:ascii="仿宋" w:eastAsia="仿宋" w:hAnsi="仿宋" w:hint="eastAsia"/>
-          <w:color w:val="000000"/>
-          <w:sz w:val="18"/>
-          <w:szCs w:val="18"/>
-        </w:rPr>
-      </w:pPr>
-      <w:proofErr w:type="gramStart"/>
-      <w:r>
-        <w:rPr>
-          <w:rFonts w:ascii="仿宋" w:eastAsia="仿宋" w:hAnsi="仿宋" w:hint="eastAsia"/>
-          <w:color w:val="000000"/>
-          <w:sz w:val="18"/>
-          <w:szCs w:val="18"/>
-        </w:rPr>
-        <w:t>helm</w:t>
-      </w:r>
-      <w:proofErr w:type="gramEnd"/>
-      <w:r>
-        <w:rPr>
-          <w:rFonts w:ascii="仿宋" w:eastAsia="仿宋" w:hAnsi="仿宋" w:hint="eastAsia"/>
-          <w:color w:val="000000"/>
-          <w:sz w:val="18"/>
-          <w:szCs w:val="18"/>
-        </w:rPr>
-        <w:t xml:space="preserve"> repo update</w:t>
-      </w:r>
-    </w:p>
-    <w:p>
-      <w:pPr>
-        <w:pStyle w:val="HTML"/>
-        <w:shd w:val="clear" w:color="auto" w:fill="F5F5F5"/>
-        <w:rPr>
-          <w:rFonts w:ascii="仿宋" w:eastAsia="仿宋" w:hAnsi="仿宋" w:hint="eastAsia"/>
-          <w:color w:val="000000"/>
-          <w:sz w:val="18"/>
-          <w:szCs w:val="18"/>
-        </w:rPr>
-      </w:pPr>
-    </w:p>
-    <w:p>
-      <w:pPr>
-        <w:pStyle w:val="HTML"/>
-        <w:shd w:val="clear" w:color="auto" w:fill="F5F5F5"/>
-        <w:rPr>
-          <w:rFonts w:ascii="仿宋" w:eastAsia="仿宋" w:hAnsi="仿宋" w:hint="eastAsia"/>
-          <w:color w:val="008000"/>
-          <w:sz w:val="18"/>
-          <w:szCs w:val="18"/>
-        </w:rPr>
-      </w:pPr>
-      <w:r>
-        <w:rPr>
-          <w:rFonts w:ascii="仿宋" w:eastAsia="仿宋" w:hAnsi="仿宋" w:hint="eastAsia"/>
-          <w:color w:val="008000"/>
-          <w:sz w:val="18"/>
-          <w:szCs w:val="18"/>
-        </w:rPr>
-        <w:t># 安装</w:t>
-      </w:r>
-      <w:proofErr w:type="spellStart"/>
-      <w:r>
-        <w:rPr>
-          <w:rFonts w:ascii="仿宋" w:eastAsia="仿宋" w:hAnsi="仿宋" w:hint="eastAsia"/>
-          <w:color w:val="008000"/>
-          <w:sz w:val="18"/>
-          <w:szCs w:val="18"/>
-        </w:rPr>
-        <w:t>nginx</w:t>
-      </w:r>
-      <w:proofErr w:type="spellEnd"/>
-      <w:r>
-        <w:rPr>
-          <w:rFonts w:ascii="仿宋" w:eastAsia="仿宋" w:hAnsi="仿宋" w:hint="eastAsia"/>
-          <w:color w:val="008000"/>
-          <w:sz w:val="18"/>
-          <w:szCs w:val="18"/>
-        </w:rPr>
-        <w:t>-ingress</w:t>
-      </w:r>
-    </w:p>
-    <w:p>
-      <w:pPr>
-        <w:pStyle w:val="HTML"/>
-        <w:shd w:val="clear" w:color="auto" w:fill="F5F5F5"/>
-        <w:rPr>
-          <w:rFonts w:ascii="仿宋" w:eastAsia="仿宋" w:hAnsi="仿宋" w:hint="eastAsia"/>
-          <w:color w:val="000000"/>
-          <w:sz w:val="18"/>
-          <w:szCs w:val="18"/>
-        </w:rPr>
-      </w:pPr>
-      <w:proofErr w:type="gramStart"/>
-      <w:r>
-        <w:rPr>
-          <w:rFonts w:ascii="仿宋" w:eastAsia="仿宋" w:hAnsi="仿宋" w:hint="eastAsia"/>
-          <w:color w:val="000000"/>
-          <w:sz w:val="18"/>
-          <w:szCs w:val="18"/>
-        </w:rPr>
-        <w:t>helm</w:t>
-      </w:r>
-      <w:proofErr w:type="gramEnd"/>
-      <w:r>
-        <w:rPr>
-          <w:rFonts w:ascii="仿宋" w:eastAsia="仿宋" w:hAnsi="仿宋" w:hint="eastAsia"/>
-          <w:color w:val="000000"/>
-          <w:sz w:val="18"/>
-          <w:szCs w:val="18"/>
-        </w:rPr>
-        <w:t xml:space="preserve"> install </w:t>
-      </w:r>
-      <w:proofErr w:type="spellStart"/>
-      <w:r>
-        <w:rPr>
-          <w:rFonts w:ascii="仿宋" w:eastAsia="仿宋" w:hAnsi="仿宋" w:hint="eastAsia"/>
-          <w:color w:val="000000"/>
-          <w:sz w:val="18"/>
-          <w:szCs w:val="18"/>
-        </w:rPr>
-        <w:t>ngs</w:t>
-      </w:r>
-      <w:proofErr w:type="spellEnd"/>
-      <w:r>
-        <w:rPr>
-          <w:rFonts w:ascii="仿宋" w:eastAsia="仿宋" w:hAnsi="仿宋" w:hint="eastAsia"/>
-          <w:color w:val="000000"/>
-          <w:sz w:val="18"/>
-          <w:szCs w:val="18"/>
-        </w:rPr>
-        <w:t xml:space="preserve"> </w:t>
-      </w:r>
-      <w:proofErr w:type="spellStart"/>
-      <w:r>
-        <w:rPr>
-          <w:rFonts w:ascii="仿宋" w:eastAsia="仿宋" w:hAnsi="仿宋" w:hint="eastAsia"/>
-          <w:color w:val="000000"/>
-          <w:sz w:val="18"/>
-          <w:szCs w:val="18"/>
-        </w:rPr>
-        <w:t>nginx</w:t>
-      </w:r>
-      <w:proofErr w:type="spellEnd"/>
-      <w:r>
-        <w:rPr>
-          <w:rFonts w:ascii="仿宋" w:eastAsia="仿宋" w:hAnsi="仿宋" w:hint="eastAsia"/>
-          <w:color w:val="000000"/>
-          <w:sz w:val="18"/>
-          <w:szCs w:val="18"/>
-        </w:rPr>
-        <w:t>-stable/</w:t>
-      </w:r>
-      <w:proofErr w:type="spellStart"/>
-      <w:r>
-        <w:rPr>
-          <w:rFonts w:ascii="仿宋" w:eastAsia="仿宋" w:hAnsi="仿宋" w:hint="eastAsia"/>
-          <w:color w:val="000000"/>
-          <w:sz w:val="18"/>
-          <w:szCs w:val="18"/>
-        </w:rPr>
-        <w:t>nginx</w:t>
-      </w:r>
-      <w:proofErr w:type="spellEnd"/>
-      <w:r>
-        <w:rPr>
-          <w:rFonts w:ascii="仿宋" w:eastAsia="仿宋" w:hAnsi="仿宋" w:hint="eastAsia"/>
-          <w:color w:val="000000"/>
-          <w:sz w:val="18"/>
-          <w:szCs w:val="18"/>
-        </w:rPr>
-        <w:t>-ingress</w:t>
-      </w:r>
-    </w:p>
-    <w:p>
-      <w:pPr>
-        <w:pStyle w:val="HTML"/>
-        <w:shd w:val="clear" w:color="auto" w:fill="F5F5F5"/>
-        <w:rPr>
-          <w:rFonts w:ascii="仿宋" w:eastAsia="仿宋" w:hAnsi="仿宋" w:hint="eastAsia"/>
-          <w:color w:val="000000"/>
-          <w:sz w:val="18"/>
-          <w:szCs w:val="18"/>
-        </w:rPr>
-      </w:pPr>
-    </w:p>
-    <w:p>
-      <w:pPr>
-        <w:pStyle w:val="HTML"/>
-        <w:shd w:val="clear" w:color="auto" w:fill="F5F5F5"/>
-        <w:rPr>
-          <w:rFonts w:ascii="仿宋" w:eastAsia="仿宋" w:hAnsi="仿宋" w:hint="eastAsia"/>
-          <w:color w:val="008000"/>
-          <w:sz w:val="18"/>
-          <w:szCs w:val="18"/>
-        </w:rPr>
-      </w:pPr>
-      <w:r>
-        <w:rPr>
-          <w:rFonts w:ascii="仿宋" w:eastAsia="仿宋" w:hAnsi="仿宋" w:hint="eastAsia"/>
-          <w:color w:val="008000"/>
-          <w:sz w:val="18"/>
-          <w:szCs w:val="18"/>
-        </w:rPr>
-        <w:t># 创建</w:t>
-      </w:r>
-      <w:proofErr w:type="spellStart"/>
-      <w:r>
-        <w:rPr>
-          <w:rFonts w:ascii="仿宋" w:eastAsia="仿宋" w:hAnsi="仿宋" w:hint="eastAsia"/>
-          <w:color w:val="008000"/>
-          <w:sz w:val="18"/>
-          <w:szCs w:val="18"/>
-        </w:rPr>
-        <w:t>tls</w:t>
-      </w:r>
-      <w:proofErr w:type="spellEnd"/>
-      <w:r>
-        <w:rPr>
-          <w:rFonts w:ascii="仿宋" w:eastAsia="仿宋" w:hAnsi="仿宋" w:hint="eastAsia"/>
-          <w:color w:val="008000"/>
-          <w:sz w:val="18"/>
-          <w:szCs w:val="18"/>
-        </w:rPr>
-        <w:t>证书</w:t>
-      </w:r>
-    </w:p>
-    <w:p>
-      <w:pPr>
-        <w:pStyle w:val="HTML"/>
-        <w:shd w:val="clear" w:color="auto" w:fill="F5F5F5"/>
-        <w:rPr>
-          <w:rFonts w:ascii="仿宋" w:eastAsia="仿宋" w:hAnsi="仿宋" w:hint="eastAsia"/>
-          <w:color w:val="000000"/>
-          <w:sz w:val="18"/>
-          <w:szCs w:val="18"/>
-        </w:rPr>
-      </w:pPr>
-      <w:proofErr w:type="spellStart"/>
-      <w:proofErr w:type="gramStart"/>
-      <w:r>
-        <w:rPr>
-          <w:rFonts w:ascii="仿宋" w:eastAsia="仿宋" w:hAnsi="仿宋" w:hint="eastAsia"/>
-          <w:color w:val="000000"/>
-          <w:sz w:val="18"/>
-          <w:szCs w:val="18"/>
-        </w:rPr>
-        <w:t>openssl</w:t>
-      </w:r>
-      <w:proofErr w:type="spellEnd"/>
-      <w:proofErr w:type="gramEnd"/>
-      <w:r>
-        <w:rPr>
-          <w:rFonts w:ascii="仿宋" w:eastAsia="仿宋" w:hAnsi="仿宋" w:hint="eastAsia"/>
-          <w:color w:val="000000"/>
-          <w:sz w:val="18"/>
-          <w:szCs w:val="18"/>
-        </w:rPr>
-        <w:t xml:space="preserve"> </w:t>
-      </w:r>
-      <w:proofErr w:type="spellStart"/>
-      <w:r>
-        <w:rPr>
-          <w:rFonts w:ascii="仿宋" w:eastAsia="仿宋" w:hAnsi="仿宋" w:hint="eastAsia"/>
-          <w:color w:val="000000"/>
-          <w:sz w:val="18"/>
-          <w:szCs w:val="18"/>
-        </w:rPr>
-        <w:t>req</w:t>
-      </w:r>
-      <w:proofErr w:type="spellEnd"/>
-      <w:r>
-        <w:rPr>
-          <w:rFonts w:ascii="仿宋" w:eastAsia="仿宋" w:hAnsi="仿宋" w:hint="eastAsia"/>
-          <w:color w:val="000000"/>
-          <w:sz w:val="18"/>
-          <w:szCs w:val="18"/>
-        </w:rPr>
-        <w:t xml:space="preserve"> -x509 -sha256 -nodes -days 365 -</w:t>
-      </w:r>
-      <w:proofErr w:type="spellStart"/>
-      <w:r>
-        <w:rPr>
-          <w:rFonts w:ascii="仿宋" w:eastAsia="仿宋" w:hAnsi="仿宋" w:hint="eastAsia"/>
-          <w:color w:val="000000"/>
-          <w:sz w:val="18"/>
-          <w:szCs w:val="18"/>
-        </w:rPr>
-        <w:t>newkey</w:t>
-      </w:r>
-      <w:proofErr w:type="spellEnd"/>
-      <w:r>
-        <w:rPr>
-          <w:rFonts w:ascii="仿宋" w:eastAsia="仿宋" w:hAnsi="仿宋" w:hint="eastAsia"/>
-          <w:color w:val="000000"/>
-          <w:sz w:val="18"/>
-          <w:szCs w:val="18"/>
-        </w:rPr>
-        <w:t xml:space="preserve"> rsa:2048 \</w:t>
-      </w:r>
-    </w:p>
-    <w:p>
-      <w:pPr>
-        <w:pStyle w:val="HTML"/>
-        <w:shd w:val="clear" w:color="auto" w:fill="F5F5F5"/>
-        <w:rPr>
-          <w:rFonts w:ascii="仿宋" w:eastAsia="仿宋" w:hAnsi="仿宋" w:hint="eastAsia"/>
-          <w:color w:val="000000"/>
-          <w:sz w:val="18"/>
-          <w:szCs w:val="18"/>
-        </w:rPr>
-      </w:pPr>
-      <w:r>
-        <w:rPr>
-          <w:rFonts w:ascii="仿宋" w:eastAsia="仿宋" w:hAnsi="仿宋" w:hint="eastAsia"/>
-          <w:color w:val="000000"/>
-          <w:sz w:val="18"/>
-          <w:szCs w:val="18"/>
-        </w:rPr>
-        <w:t>-</w:t>
-      </w:r>
-      <w:proofErr w:type="spellStart"/>
-      <w:proofErr w:type="gramStart"/>
-      <w:r>
-        <w:rPr>
-          <w:rFonts w:ascii="仿宋" w:eastAsia="仿宋" w:hAnsi="仿宋" w:hint="eastAsia"/>
-          <w:color w:val="000000"/>
-          <w:sz w:val="18"/>
-          <w:szCs w:val="18"/>
-        </w:rPr>
-        <w:t>keyout</w:t>
-      </w:r>
-      <w:proofErr w:type="spellEnd"/>
-      <w:proofErr w:type="gramEnd"/>
-      <w:r>
-        <w:rPr>
-          <w:rFonts w:ascii="仿宋" w:eastAsia="仿宋" w:hAnsi="仿宋" w:hint="eastAsia"/>
-          <w:color w:val="000000"/>
-          <w:sz w:val="18"/>
-          <w:szCs w:val="18"/>
-        </w:rPr>
-        <w:t xml:space="preserve"> </w:t>
-      </w:r>
-      <w:proofErr w:type="spellStart"/>
-      <w:r>
-        <w:rPr>
-          <w:rFonts w:ascii="仿宋" w:eastAsia="仿宋" w:hAnsi="仿宋" w:hint="eastAsia"/>
-          <w:color w:val="000000"/>
-          <w:sz w:val="18"/>
-          <w:szCs w:val="18"/>
-        </w:rPr>
-        <w:t>tls.key</w:t>
-      </w:r>
-      <w:proofErr w:type="spellEnd"/>
-      <w:r>
-        <w:rPr>
-          <w:rFonts w:ascii="仿宋" w:eastAsia="仿宋" w:hAnsi="仿宋" w:hint="eastAsia"/>
-          <w:color w:val="000000"/>
-          <w:sz w:val="18"/>
-          <w:szCs w:val="18"/>
-        </w:rPr>
-        <w:t xml:space="preserve"> -out tls.crt -subj "/CN=</w:t>
-      </w:r>
-      <w:proofErr w:type="spellStart"/>
-      <w:r>
-        <w:rPr>
-          <w:rFonts w:ascii="仿宋" w:eastAsia="仿宋" w:hAnsi="仿宋" w:hint="eastAsia"/>
-          <w:color w:val="000000"/>
-          <w:sz w:val="18"/>
-          <w:szCs w:val="18"/>
-        </w:rPr>
-        <w:t>nginxsvc</w:t>
-      </w:r>
-      <w:proofErr w:type="spellEnd"/>
-      <w:r>
-        <w:rPr>
-          <w:rFonts w:ascii="仿宋" w:eastAsia="仿宋" w:hAnsi="仿宋" w:hint="eastAsia"/>
-          <w:color w:val="000000"/>
-          <w:sz w:val="18"/>
-          <w:szCs w:val="18"/>
-        </w:rPr>
-        <w:t>/O=</w:t>
-      </w:r>
-      <w:proofErr w:type="spellStart"/>
-      <w:r>
-        <w:rPr>
-          <w:rFonts w:ascii="仿宋" w:eastAsia="仿宋" w:hAnsi="仿宋" w:hint="eastAsia"/>
-          <w:color w:val="000000"/>
-          <w:sz w:val="18"/>
-          <w:szCs w:val="18"/>
-        </w:rPr>
-        <w:t>nginxsvc</w:t>
-      </w:r>
-      <w:proofErr w:type="spellEnd"/>
-      <w:r>
-        <w:rPr>
-          <w:rFonts w:ascii="仿宋" w:eastAsia="仿宋" w:hAnsi="仿宋" w:hint="eastAsia"/>
-          <w:color w:val="000000"/>
-          <w:sz w:val="18"/>
-          <w:szCs w:val="18"/>
-        </w:rPr>
-        <w:t>"</w:t>
-      </w:r>
-    </w:p>
-    <w:p>
-      <w:pPr>
-        <w:pStyle w:val="HTML"/>
-        <w:shd w:val="clear" w:color="auto" w:fill="F5F5F5"/>
-        <w:rPr>
-          <w:rFonts w:ascii="仿宋" w:eastAsia="仿宋" w:hAnsi="仿宋" w:hint="eastAsia"/>
-          <w:color w:val="000000"/>
-          <w:sz w:val="18"/>
-          <w:szCs w:val="18"/>
-        </w:rPr>
-      </w:pPr>
-      <w:proofErr w:type="spellStart"/>
-      <w:proofErr w:type="gramStart"/>
-      <w:r>
-        <w:rPr>
-          <w:rFonts w:ascii="仿宋" w:eastAsia="仿宋" w:hAnsi="仿宋" w:hint="eastAsia"/>
-          <w:color w:val="000000"/>
-          <w:sz w:val="18"/>
-          <w:szCs w:val="18"/>
-        </w:rPr>
-        <w:t>kubectl</w:t>
-      </w:r>
-      <w:proofErr w:type="spellEnd"/>
-      <w:proofErr w:type="gramEnd"/>
-      <w:r>
-        <w:rPr>
-          <w:rFonts w:ascii="仿宋" w:eastAsia="仿宋" w:hAnsi="仿宋" w:hint="eastAsia"/>
-          <w:color w:val="000000"/>
-          <w:sz w:val="18"/>
-          <w:szCs w:val="18"/>
-        </w:rPr>
-        <w:t xml:space="preserve"> create secret </w:t>
-      </w:r>
-      <w:proofErr w:type="spellStart"/>
-      <w:r>
-        <w:rPr>
-          <w:rFonts w:ascii="仿宋" w:eastAsia="仿宋" w:hAnsi="仿宋" w:hint="eastAsia"/>
-          <w:color w:val="000000"/>
-          <w:sz w:val="18"/>
-          <w:szCs w:val="18"/>
-        </w:rPr>
-        <w:t>tls</w:t>
-      </w:r>
-      <w:proofErr w:type="spellEnd"/>
-      <w:r>
-        <w:rPr>
-          <w:rFonts w:ascii="仿宋" w:eastAsia="仿宋" w:hAnsi="仿宋" w:hint="eastAsia"/>
-          <w:color w:val="000000"/>
-          <w:sz w:val="18"/>
-          <w:szCs w:val="18"/>
-        </w:rPr>
-        <w:t xml:space="preserve"> </w:t>
-      </w:r>
-      <w:proofErr w:type="spellStart"/>
-      <w:r>
-        <w:rPr>
-          <w:rFonts w:ascii="仿宋" w:eastAsia="仿宋" w:hAnsi="仿宋" w:hint="eastAsia"/>
-          <w:color w:val="000000"/>
-          <w:sz w:val="18"/>
-          <w:szCs w:val="18"/>
-        </w:rPr>
-        <w:t>tls</w:t>
-      </w:r>
-      <w:proofErr w:type="spellEnd"/>
-      <w:r>
-        <w:rPr>
-          <w:rFonts w:ascii="仿宋" w:eastAsia="仿宋" w:hAnsi="仿宋" w:hint="eastAsia"/>
-          <w:color w:val="000000"/>
-          <w:sz w:val="18"/>
-          <w:szCs w:val="18"/>
-        </w:rPr>
-        <w:t xml:space="preserve">-secret --key </w:t>
-      </w:r>
-      <w:proofErr w:type="spellStart"/>
-      <w:r>
-        <w:rPr>
-          <w:rFonts w:ascii="仿宋" w:eastAsia="仿宋" w:hAnsi="仿宋" w:hint="eastAsia"/>
-          <w:color w:val="000000"/>
-          <w:sz w:val="18"/>
-          <w:szCs w:val="18"/>
-        </w:rPr>
-        <w:t>tls.key</w:t>
-      </w:r>
-      <w:proofErr w:type="spellEnd"/>
-      <w:r>
-        <w:rPr>
-          <w:rFonts w:ascii="仿宋" w:eastAsia="仿宋" w:hAnsi="仿宋" w:hint="eastAsia"/>
-          <w:color w:val="000000"/>
-          <w:sz w:val="18"/>
-          <w:szCs w:val="18"/>
-        </w:rPr>
-        <w:t xml:space="preserve"> --cert tls.crt</w:t>
-      </w:r>
-    </w:p>
-    <w:p>
-      <w:pPr>
-        <w:pStyle w:val="HTML"/>
-        <w:shd w:val="clear" w:color="auto" w:fill="F5F5F5"/>
-        <w:rPr>
-          <w:rFonts w:ascii="仿宋" w:eastAsia="仿宋" w:hAnsi="仿宋" w:hint="eastAsia"/>
-          <w:color w:val="000000"/>
-          <w:sz w:val="18"/>
-          <w:szCs w:val="18"/>
-        </w:rPr>
-      </w:pPr>
-    </w:p>
-    <w:p>
-      <w:pPr>
-        <w:pStyle w:val="HTML"/>
-        <w:shd w:val="clear" w:color="auto" w:fill="F5F5F5"/>
-        <w:rPr>
-          <w:rFonts w:ascii="仿宋" w:eastAsia="仿宋" w:hAnsi="仿宋" w:hint="eastAsia"/>
-          <w:color w:val="008000"/>
-          <w:sz w:val="18"/>
-          <w:szCs w:val="18"/>
-        </w:rPr>
-      </w:pPr>
-      <w:r>
-        <w:rPr>
-          <w:rFonts w:ascii="仿宋" w:eastAsia="仿宋" w:hAnsi="仿宋" w:hint="eastAsia"/>
-          <w:color w:val="008000"/>
-          <w:sz w:val="18"/>
-          <w:szCs w:val="18"/>
-        </w:rPr>
-        <w:t># 创建Ingress资源</w:t>
-      </w:r>
-    </w:p>
-    <w:p>
-      <w:pPr>
-        <w:pStyle w:val="HTML"/>
-        <w:shd w:val="clear" w:color="auto" w:fill="F5F5F5"/>
-        <w:rPr>
-          <w:rFonts w:ascii="仿宋" w:eastAsia="仿宋" w:hAnsi="仿宋" w:hint="eastAsia"/>
-          <w:color w:val="000000"/>
-          <w:sz w:val="18"/>
-          <w:szCs w:val="18"/>
-        </w:rPr>
-      </w:pPr>
-      <w:proofErr w:type="spellStart"/>
-      <w:proofErr w:type="gramStart"/>
-      <w:r>
-        <w:rPr>
-          <w:rFonts w:ascii="仿宋" w:eastAsia="仿宋" w:hAnsi="仿宋" w:hint="eastAsia"/>
-          <w:color w:val="000000"/>
-          <w:sz w:val="18"/>
-          <w:szCs w:val="18"/>
-        </w:rPr>
-        <w:t>apiVersion</w:t>
-      </w:r>
-      <w:proofErr w:type="spellEnd"/>
-      <w:proofErr w:type="gramEnd"/>
-      <w:r>
-        <w:rPr>
-          <w:rFonts w:ascii="仿宋" w:eastAsia="仿宋" w:hAnsi="仿宋" w:hint="eastAsia"/>
-          <w:color w:val="000000"/>
-          <w:sz w:val="18"/>
-          <w:szCs w:val="18"/>
-        </w:rPr>
-        <w:t>: extensions/v1beta1</w:t>
-      </w:r>
-    </w:p>
-    <w:p>
-      <w:pPr>
-        <w:pStyle w:val="HTML"/>
-        <w:shd w:val="clear" w:color="auto" w:fill="F5F5F5"/>
-        <w:rPr>
-          <w:rFonts w:ascii="仿宋" w:eastAsia="仿宋" w:hAnsi="仿宋" w:hint="eastAsia"/>
-          <w:color w:val="000000"/>
-          <w:sz w:val="18"/>
-          <w:szCs w:val="18"/>
-        </w:rPr>
-      </w:pPr>
-      <w:proofErr w:type="gramStart"/>
-      <w:r>
-        <w:rPr>
-          <w:rFonts w:ascii="仿宋" w:eastAsia="仿宋" w:hAnsi="仿宋" w:hint="eastAsia"/>
-          <w:color w:val="000000"/>
-          <w:sz w:val="18"/>
-          <w:szCs w:val="18"/>
-        </w:rPr>
-        <w:t>kind</w:t>
-      </w:r>
-      <w:proofErr w:type="gramEnd"/>
-      <w:r>
-        <w:rPr>
-          <w:rFonts w:ascii="仿宋" w:eastAsia="仿宋" w:hAnsi="仿宋" w:hint="eastAsia"/>
-          <w:color w:val="000000"/>
-          <w:sz w:val="18"/>
-          <w:szCs w:val="18"/>
-        </w:rPr>
-        <w:t>: Ingress</w:t>
-      </w:r>
-    </w:p>
-    <w:p>
-      <w:pPr>
-        <w:pStyle w:val="HTML"/>
-        <w:shd w:val="clear" w:color="auto" w:fill="F5F5F5"/>
-        <w:rPr>
-          <w:rFonts w:ascii="仿宋" w:eastAsia="仿宋" w:hAnsi="仿宋" w:hint="eastAsia"/>
-          <w:color w:val="000000"/>
-          <w:sz w:val="18"/>
-          <w:szCs w:val="18"/>
-        </w:rPr>
-      </w:pPr>
-      <w:proofErr w:type="gramStart"/>
-      <w:r>
-        <w:rPr>
-          <w:rFonts w:ascii="仿宋" w:eastAsia="仿宋" w:hAnsi="仿宋" w:hint="eastAsia"/>
-          <w:color w:val="000000"/>
-          <w:sz w:val="18"/>
-          <w:szCs w:val="18"/>
-        </w:rPr>
-        <w:t>metadata</w:t>
-      </w:r>
-      <w:proofErr w:type="gramEnd"/>
-      <w:r>
-        <w:rPr>
-          <w:rFonts w:ascii="仿宋" w:eastAsia="仿宋" w:hAnsi="仿宋" w:hint="eastAsia"/>
-          <w:color w:val="000000"/>
-          <w:sz w:val="18"/>
-          <w:szCs w:val="18"/>
-        </w:rPr>
-        <w:t>:</w:t>
-      </w:r>
-    </w:p>
-    <w:p>
-      <w:pPr>
-        <w:pStyle w:val="HTML"/>
-        <w:shd w:val="clear" w:color="auto" w:fill="F5F5F5"/>
-        <w:rPr>
-          <w:rFonts w:ascii="仿宋" w:eastAsia="仿宋" w:hAnsi="仿宋" w:hint="eastAsia"/>
-          <w:color w:val="000000"/>
-          <w:sz w:val="18"/>
-          <w:szCs w:val="18"/>
-        </w:rPr>
-      </w:pPr>
-      <w:r>
-        <w:rPr>
-          <w:rFonts w:ascii="仿宋" w:eastAsia="仿宋" w:hAnsi="仿宋" w:hint="eastAsia"/>
-          <w:color w:val="000000"/>
-          <w:sz w:val="18"/>
-          <w:szCs w:val="18"/>
-        </w:rPr>
-        <w:t xml:space="preserve">  </w:t>
-      </w:r>
-      <w:proofErr w:type="gramStart"/>
-      <w:r>
-        <w:rPr>
-          <w:rFonts w:ascii="仿宋" w:eastAsia="仿宋" w:hAnsi="仿宋" w:hint="eastAsia"/>
-          <w:color w:val="000000"/>
-          <w:sz w:val="18"/>
-          <w:szCs w:val="18"/>
-        </w:rPr>
-        <w:t>name</w:t>
-      </w:r>
-      <w:proofErr w:type="gramEnd"/>
-      <w:r>
-        <w:rPr>
-          <w:rFonts w:ascii="仿宋" w:eastAsia="仿宋" w:hAnsi="仿宋" w:hint="eastAsia"/>
-          <w:color w:val="000000"/>
-          <w:sz w:val="18"/>
-          <w:szCs w:val="18"/>
-        </w:rPr>
-        <w:t>: ingress-</w:t>
-      </w:r>
-      <w:proofErr w:type="spellStart"/>
-      <w:r>
-        <w:rPr>
-          <w:rFonts w:ascii="仿宋" w:eastAsia="仿宋" w:hAnsi="仿宋" w:hint="eastAsia"/>
-          <w:color w:val="000000"/>
-          <w:sz w:val="18"/>
-          <w:szCs w:val="18"/>
-        </w:rPr>
-        <w:t>nginx</w:t>
-      </w:r>
-      <w:proofErr w:type="spellEnd"/>
-    </w:p>
-    <w:p>
-      <w:pPr>
-        <w:pStyle w:val="HTML"/>
-        <w:shd w:val="clear" w:color="auto" w:fill="F5F5F5"/>
-        <w:rPr>
-          <w:rFonts w:ascii="仿宋" w:eastAsia="仿宋" w:hAnsi="仿宋" w:hint="eastAsia"/>
-          <w:color w:val="000000"/>
-          <w:sz w:val="18"/>
-          <w:szCs w:val="18"/>
-        </w:rPr>
-      </w:pPr>
-      <w:proofErr w:type="gramStart"/>
-      <w:r>
-        <w:rPr>
-          <w:rFonts w:ascii="仿宋" w:eastAsia="仿宋" w:hAnsi="仿宋" w:hint="eastAsia"/>
-          <w:color w:val="000000"/>
-          <w:sz w:val="18"/>
-          <w:szCs w:val="18"/>
-        </w:rPr>
-        <w:t>spec</w:t>
-      </w:r>
-      <w:proofErr w:type="gramEnd"/>
-      <w:r>
-        <w:rPr>
-          <w:rFonts w:ascii="仿宋" w:eastAsia="仿宋" w:hAnsi="仿宋" w:hint="eastAsia"/>
-          <w:color w:val="000000"/>
-          <w:sz w:val="18"/>
-          <w:szCs w:val="18"/>
-        </w:rPr>
-        <w:t>:</w:t>
-      </w:r>
-    </w:p>
-    <w:p>
-      <w:pPr>
-        <w:pStyle w:val="HTML"/>
-        <w:shd w:val="clear" w:color="auto" w:fill="F5F5F5"/>
-        <w:rPr>
-          <w:rFonts w:ascii="仿宋" w:eastAsia="仿宋" w:hAnsi="仿宋" w:hint="eastAsia"/>
-          <w:color w:val="000000"/>
-          <w:sz w:val="18"/>
-          <w:szCs w:val="18"/>
-        </w:rPr>
-      </w:pPr>
-      <w:r>
-        <w:rPr>
-          <w:rFonts w:ascii="仿宋" w:eastAsia="仿宋" w:hAnsi="仿宋" w:hint="eastAsia"/>
-          <w:color w:val="000000"/>
-          <w:sz w:val="18"/>
-          <w:szCs w:val="18"/>
-        </w:rPr>
-        <w:t xml:space="preserve">  </w:t>
-      </w:r>
-      <w:proofErr w:type="spellStart"/>
-      <w:proofErr w:type="gramStart"/>
-      <w:r>
-        <w:rPr>
-          <w:rFonts w:ascii="仿宋" w:eastAsia="仿宋" w:hAnsi="仿宋" w:hint="eastAsia"/>
-          <w:color w:val="000000"/>
-          <w:sz w:val="18"/>
-          <w:szCs w:val="18"/>
-        </w:rPr>
-        <w:t>tls</w:t>
-      </w:r>
-      <w:proofErr w:type="spellEnd"/>
-      <w:proofErr w:type="gramEnd"/>
-      <w:r>
-        <w:rPr>
-          <w:rFonts w:ascii="仿宋" w:eastAsia="仿宋" w:hAnsi="仿宋" w:hint="eastAsia"/>
-          <w:color w:val="000000"/>
-          <w:sz w:val="18"/>
-          <w:szCs w:val="18"/>
-        </w:rPr>
-        <w:t>:</w:t>
-      </w:r>
-    </w:p>
-    <w:p>
-      <w:pPr>
-        <w:pStyle w:val="HTML"/>
-        <w:shd w:val="clear" w:color="auto" w:fill="F5F5F5"/>
-        <w:rPr>
-          <w:rFonts w:ascii="仿宋" w:eastAsia="仿宋" w:hAnsi="仿宋" w:hint="eastAsia"/>
-          <w:color w:val="000000"/>
-          <w:sz w:val="18"/>
-          <w:szCs w:val="18"/>
-        </w:rPr>
-      </w:pPr>
-      <w:r>
-        <w:rPr>
-          <w:rFonts w:ascii="仿宋" w:eastAsia="仿宋" w:hAnsi="仿宋" w:hint="eastAsia"/>
-          <w:color w:val="000000"/>
-          <w:sz w:val="18"/>
-          <w:szCs w:val="18"/>
-        </w:rPr>
-        <w:t xml:space="preserve">  - </w:t>
-      </w:r>
-      <w:proofErr w:type="gramStart"/>
-      <w:r>
-        <w:rPr>
-          <w:rFonts w:ascii="仿宋" w:eastAsia="仿宋" w:hAnsi="仿宋" w:hint="eastAsia"/>
-          <w:color w:val="000000"/>
-          <w:sz w:val="18"/>
-          <w:szCs w:val="18"/>
-        </w:rPr>
-        <w:t>hosts</w:t>
-      </w:r>
-      <w:proofErr w:type="gramEnd"/>
-      <w:r>
-        <w:rPr>
-          <w:rFonts w:ascii="仿宋" w:eastAsia="仿宋" w:hAnsi="仿宋" w:hint="eastAsia"/>
-          <w:color w:val="000000"/>
-          <w:sz w:val="18"/>
-          <w:szCs w:val="18"/>
-        </w:rPr>
-        <w:t>:</w:t>
-      </w:r>
-    </w:p>
-    <w:p>
-      <w:pPr>
-        <w:pStyle w:val="HTML"/>
-        <w:shd w:val="clear" w:color="auto" w:fill="F5F5F5"/>
-        <w:rPr>
-          <w:rFonts w:ascii="仿宋" w:eastAsia="仿宋" w:hAnsi="仿宋" w:hint="eastAsia"/>
-          <w:color w:val="000000"/>
-          <w:sz w:val="18"/>
-          <w:szCs w:val="18"/>
-        </w:rPr>
-      </w:pPr>
-      <w:r>
-        <w:rPr>
-          <w:rFonts w:ascii="仿宋" w:eastAsia="仿宋" w:hAnsi="仿宋" w:hint="eastAsia"/>
-          <w:color w:val="000000"/>
-          <w:sz w:val="18"/>
-          <w:szCs w:val="18"/>
-        </w:rPr>
-        <w:t xml:space="preserve">    - www.jmnbservice.com</w:t>
-      </w:r>
-    </w:p>
-    <w:p>
-      <w:pPr>
-        <w:pStyle w:val="HTML"/>
-        <w:shd w:val="clear" w:color="auto" w:fill="F5F5F5"/>
-        <w:rPr>
-          <w:rFonts w:ascii="仿宋" w:eastAsia="仿宋" w:hAnsi="仿宋" w:hint="eastAsia"/>
-          <w:color w:val="000000"/>
-          <w:sz w:val="18"/>
-          <w:szCs w:val="18"/>
-        </w:rPr>
-      </w:pPr>
-      <w:r>
-        <w:rPr>
-          <w:rFonts w:ascii="仿宋" w:eastAsia="仿宋" w:hAnsi="仿宋" w:hint="eastAsia"/>
-          <w:color w:val="000000"/>
-          <w:sz w:val="18"/>
-          <w:szCs w:val="18"/>
-        </w:rPr>
-        <w:t xml:space="preserve">    </w:t>
-      </w:r>
-      <w:proofErr w:type="spellStart"/>
-      <w:proofErr w:type="gramStart"/>
-      <w:r>
-        <w:rPr>
-          <w:rFonts w:ascii="仿宋" w:eastAsia="仿宋" w:hAnsi="仿宋" w:hint="eastAsia"/>
-          <w:color w:val="000000"/>
-          <w:sz w:val="18"/>
-          <w:szCs w:val="18"/>
-        </w:rPr>
-        <w:t>secretName</w:t>
-      </w:r>
-      <w:proofErr w:type="spellEnd"/>
-      <w:proofErr w:type="gramEnd"/>
-      <w:r>
-        <w:rPr>
-          <w:rFonts w:ascii="仿宋" w:eastAsia="仿宋" w:hAnsi="仿宋" w:hint="eastAsia"/>
-          <w:color w:val="000000"/>
-          <w:sz w:val="18"/>
-          <w:szCs w:val="18"/>
-        </w:rPr>
-        <w:t xml:space="preserve">: </w:t>
-      </w:r>
-      <w:proofErr w:type="spellStart"/>
-      <w:r>
-        <w:rPr>
-          <w:rFonts w:ascii="仿宋" w:eastAsia="仿宋" w:hAnsi="仿宋" w:hint="eastAsia"/>
-          <w:color w:val="000000"/>
-          <w:sz w:val="18"/>
-          <w:szCs w:val="18"/>
-        </w:rPr>
-        <w:t>tls</w:t>
-      </w:r>
-      <w:proofErr w:type="spellEnd"/>
-      <w:r>
-        <w:rPr>
-          <w:rFonts w:ascii="仿宋" w:eastAsia="仿宋" w:hAnsi="仿宋" w:hint="eastAsia"/>
-          <w:color w:val="000000"/>
-          <w:sz w:val="18"/>
-          <w:szCs w:val="18"/>
-        </w:rPr>
-        <w:t>-secret</w:t>
-      </w:r>
-    </w:p>
-    <w:p>
-      <w:pPr>
-        <w:pStyle w:val="HTML"/>
-        <w:shd w:val="clear" w:color="auto" w:fill="F5F5F5"/>
-        <w:rPr>
-          <w:rFonts w:ascii="仿宋" w:eastAsia="仿宋" w:hAnsi="仿宋" w:hint="eastAsia"/>
-          <w:color w:val="000000"/>
-          <w:sz w:val="18"/>
-          <w:szCs w:val="18"/>
-        </w:rPr>
-      </w:pPr>
-      <w:r>
-        <w:rPr>
-          <w:rFonts w:ascii="仿宋" w:eastAsia="仿宋" w:hAnsi="仿宋" w:hint="eastAsia"/>
-          <w:color w:val="000000"/>
-          <w:sz w:val="18"/>
-          <w:szCs w:val="18"/>
-        </w:rPr>
-        <w:t xml:space="preserve">  </w:t>
-      </w:r>
-      <w:proofErr w:type="gramStart"/>
-      <w:r>
-        <w:rPr>
-          <w:rFonts w:ascii="仿宋" w:eastAsia="仿宋" w:hAnsi="仿宋" w:hint="eastAsia"/>
-          <w:color w:val="000000"/>
-          <w:sz w:val="18"/>
-          <w:szCs w:val="18"/>
-        </w:rPr>
-        <w:t>rules</w:t>
-      </w:r>
-      <w:proofErr w:type="gramEnd"/>
-      <w:r>
-        <w:rPr>
-          <w:rFonts w:ascii="仿宋" w:eastAsia="仿宋" w:hAnsi="仿宋" w:hint="eastAsia"/>
-          <w:color w:val="000000"/>
-          <w:sz w:val="18"/>
-          <w:szCs w:val="18"/>
-        </w:rPr>
-        <w:t>:</w:t>
-      </w:r>
-    </w:p>
-    <w:p>
-      <w:pPr>
-        <w:pStyle w:val="HTML"/>
-        <w:shd w:val="clear" w:color="auto" w:fill="F5F5F5"/>
-        <w:rPr>
-          <w:rFonts w:ascii="仿宋" w:eastAsia="仿宋" w:hAnsi="仿宋" w:hint="eastAsia"/>
-          <w:color w:val="000000"/>
-          <w:sz w:val="18"/>
-          <w:szCs w:val="18"/>
-        </w:rPr>
-      </w:pPr>
-      <w:r>
-        <w:rPr>
-          <w:rFonts w:ascii="仿宋" w:eastAsia="仿宋" w:hAnsi="仿宋" w:hint="eastAsia"/>
-          <w:color w:val="000000"/>
-          <w:sz w:val="18"/>
-          <w:szCs w:val="18"/>
-        </w:rPr>
-        <w:t xml:space="preserve">  - </w:t>
-      </w:r>
-      <w:proofErr w:type="gramStart"/>
-      <w:r>
-        <w:rPr>
-          <w:rFonts w:ascii="仿宋" w:eastAsia="仿宋" w:hAnsi="仿宋" w:hint="eastAsia"/>
-          <w:color w:val="000000"/>
-          <w:sz w:val="18"/>
-          <w:szCs w:val="18"/>
-        </w:rPr>
-        <w:t>host</w:t>
-      </w:r>
-      <w:proofErr w:type="gramEnd"/>
-      <w:r>
-        <w:rPr>
-          <w:rFonts w:ascii="仿宋" w:eastAsia="仿宋" w:hAnsi="仿宋" w:hint="eastAsia"/>
-          <w:color w:val="000000"/>
-          <w:sz w:val="18"/>
-          <w:szCs w:val="18"/>
-        </w:rPr>
-        <w:t>: www.jmnbservice.com</w:t>
-      </w:r>
-    </w:p>
-    <w:p>
-      <w:pPr>
-        <w:pStyle w:val="HTML"/>
-        <w:shd w:val="clear" w:color="auto" w:fill="F5F5F5"/>
-        <w:rPr>
-          <w:rFonts w:ascii="仿宋" w:eastAsia="仿宋" w:hAnsi="仿宋" w:hint="eastAsia"/>
-          <w:color w:val="000000"/>
-          <w:sz w:val="18"/>
-          <w:szCs w:val="18"/>
-        </w:rPr>
-      </w:pPr>
-      <w:r>
-        <w:rPr>
-          <w:rFonts w:ascii="仿宋" w:eastAsia="仿宋" w:hAnsi="仿宋" w:hint="eastAsia"/>
-          <w:color w:val="000000"/>
-          <w:sz w:val="18"/>
-          <w:szCs w:val="18"/>
-        </w:rPr>
-        <w:t xml:space="preserve">    </w:t>
-      </w:r>
-      <w:proofErr w:type="gramStart"/>
-      <w:r>
-        <w:rPr>
-          <w:rFonts w:ascii="仿宋" w:eastAsia="仿宋" w:hAnsi="仿宋" w:hint="eastAsia"/>
-          <w:color w:val="000000"/>
-          <w:sz w:val="18"/>
-          <w:szCs w:val="18"/>
-        </w:rPr>
-        <w:t>http</w:t>
-      </w:r>
-      <w:proofErr w:type="gramEnd"/>
-      <w:r>
-        <w:rPr>
-          <w:rFonts w:ascii="仿宋" w:eastAsia="仿宋" w:hAnsi="仿宋" w:hint="eastAsia"/>
-          <w:color w:val="000000"/>
-          <w:sz w:val="18"/>
-          <w:szCs w:val="18"/>
-        </w:rPr>
-        <w:t>:</w:t>
-      </w:r>
-    </w:p>
-    <w:p>
-      <w:pPr>
-        <w:pStyle w:val="HTML"/>
-        <w:shd w:val="clear" w:color="auto" w:fill="F5F5F5"/>
-        <w:rPr>
-          <w:rFonts w:ascii="仿宋" w:eastAsia="仿宋" w:hAnsi="仿宋" w:hint="eastAsia"/>
-          <w:color w:val="000000"/>
-          <w:sz w:val="18"/>
-          <w:szCs w:val="18"/>
-        </w:rPr>
-      </w:pPr>
-      <w:r>
-        <w:rPr>
-          <w:rFonts w:ascii="仿宋" w:eastAsia="仿宋" w:hAnsi="仿宋" w:hint="eastAsia"/>
-          <w:color w:val="000000"/>
-          <w:sz w:val="18"/>
-          <w:szCs w:val="18"/>
-        </w:rPr>
-        <w:t xml:space="preserve">      </w:t>
-      </w:r>
-      <w:proofErr w:type="gramStart"/>
-      <w:r>
-        <w:rPr>
-          <w:rFonts w:ascii="仿宋" w:eastAsia="仿宋" w:hAnsi="仿宋" w:hint="eastAsia"/>
-          <w:color w:val="000000"/>
-          <w:sz w:val="18"/>
-          <w:szCs w:val="18"/>
-        </w:rPr>
-        <w:t>paths</w:t>
-      </w:r>
-      <w:proofErr w:type="gramEnd"/>
-      <w:r>
-        <w:rPr>
-          <w:rFonts w:ascii="仿宋" w:eastAsia="仿宋" w:hAnsi="仿宋" w:hint="eastAsia"/>
-          <w:color w:val="000000"/>
-          <w:sz w:val="18"/>
-          <w:szCs w:val="18"/>
-        </w:rPr>
-        <w:t>:</w:t>
-      </w:r>
-    </w:p>
-    <w:p>
-      <w:pPr>
-        <w:pStyle w:val="HTML"/>
-        <w:shd w:val="clear" w:color="auto" w:fill="F5F5F5"/>
-        <w:rPr>
-          <w:rFonts w:ascii="仿宋" w:eastAsia="仿宋" w:hAnsi="仿宋" w:hint="eastAsia"/>
-          <w:color w:val="000000"/>
-          <w:sz w:val="18"/>
-          <w:szCs w:val="18"/>
-        </w:rPr>
-      </w:pPr>
-      <w:r>
-        <w:rPr>
-          <w:rFonts w:ascii="仿宋" w:eastAsia="仿宋" w:hAnsi="仿宋" w:hint="eastAsia"/>
-          <w:color w:val="000000"/>
-          <w:sz w:val="18"/>
-          <w:szCs w:val="18"/>
-        </w:rPr>
-        <w:t xml:space="preserve">      - </w:t>
-      </w:r>
-      <w:proofErr w:type="gramStart"/>
-      <w:r>
-        <w:rPr>
-          <w:rFonts w:ascii="仿宋" w:eastAsia="仿宋" w:hAnsi="仿宋" w:hint="eastAsia"/>
-          <w:color w:val="000000"/>
-          <w:sz w:val="18"/>
-          <w:szCs w:val="18"/>
-        </w:rPr>
-        <w:t>path</w:t>
-      </w:r>
-      <w:proofErr w:type="gramEnd"/>
-      <w:r>
-        <w:rPr>
-          <w:rFonts w:ascii="仿宋" w:eastAsia="仿宋" w:hAnsi="仿宋" w:hint="eastAsia"/>
-          <w:color w:val="000000"/>
-          <w:sz w:val="18"/>
-          <w:szCs w:val="18"/>
-        </w:rPr>
-        <w:t>: /</w:t>
-      </w:r>
-    </w:p>
-    <w:p>
-      <w:pPr>
-        <w:pStyle w:val="HTML"/>
-        <w:shd w:val="clear" w:color="auto" w:fill="F5F5F5"/>
-        <w:rPr>
-          <w:rFonts w:ascii="仿宋" w:eastAsia="仿宋" w:hAnsi="仿宋" w:hint="eastAsia"/>
-          <w:color w:val="000000"/>
-          <w:sz w:val="18"/>
-          <w:szCs w:val="18"/>
-        </w:rPr>
-      </w:pPr>
-      <w:r>
-        <w:rPr>
-          <w:rFonts w:ascii="仿宋" w:eastAsia="仿宋" w:hAnsi="仿宋" w:hint="eastAsia"/>
-          <w:color w:val="000000"/>
-          <w:sz w:val="18"/>
-          <w:szCs w:val="18"/>
-        </w:rPr>
-        <w:t xml:space="preserve">        </w:t>
-      </w:r>
-      <w:proofErr w:type="gramStart"/>
-      <w:r>
-        <w:rPr>
-          <w:rFonts w:ascii="仿宋" w:eastAsia="仿宋" w:hAnsi="仿宋" w:hint="eastAsia"/>
-          <w:color w:val="000000"/>
-          <w:sz w:val="18"/>
-          <w:szCs w:val="18"/>
-        </w:rPr>
-        <w:t>backend</w:t>
-      </w:r>
-      <w:proofErr w:type="gramEnd"/>
-      <w:r>
-        <w:rPr>
-          <w:rFonts w:ascii="仿宋" w:eastAsia="仿宋" w:hAnsi="仿宋" w:hint="eastAsia"/>
-          <w:color w:val="000000"/>
-          <w:sz w:val="18"/>
-          <w:szCs w:val="18"/>
-        </w:rPr>
-        <w:t>:</w:t>
-      </w:r>
-    </w:p>
-    <w:p>
-      <w:pPr>
-        <w:pStyle w:val="HTML"/>
-        <w:shd w:val="clear" w:color="auto" w:fill="F5F5F5"/>
-        <w:rPr>
-          <w:rFonts w:ascii="仿宋" w:eastAsia="仿宋" w:hAnsi="仿宋" w:hint="eastAsia"/>
-          <w:color w:val="000000"/>
-          <w:sz w:val="18"/>
-          <w:szCs w:val="18"/>
-        </w:rPr>
-      </w:pPr>
-      <w:r>
-        <w:rPr>
-          <w:rFonts w:ascii="仿宋" w:eastAsia="仿宋" w:hAnsi="仿宋" w:hint="eastAsia"/>
-          <w:color w:val="000000"/>
-          <w:sz w:val="18"/>
-          <w:szCs w:val="18"/>
-        </w:rPr>
-        <w:t xml:space="preserve">          </w:t>
-      </w:r>
-      <w:proofErr w:type="spellStart"/>
-      <w:proofErr w:type="gramStart"/>
-      <w:r>
-        <w:rPr>
-          <w:rFonts w:ascii="仿宋" w:eastAsia="仿宋" w:hAnsi="仿宋" w:hint="eastAsia"/>
-          <w:color w:val="000000"/>
-          <w:sz w:val="18"/>
-          <w:szCs w:val="18"/>
-        </w:rPr>
-        <w:t>serviceName</w:t>
-      </w:r>
-      <w:proofErr w:type="spellEnd"/>
-      <w:proofErr w:type="gramEnd"/>
-      <w:r>
-        <w:rPr>
-          <w:rFonts w:ascii="仿宋" w:eastAsia="仿宋" w:hAnsi="仿宋" w:hint="eastAsia"/>
-          <w:color w:val="000000"/>
-          <w:sz w:val="18"/>
-          <w:szCs w:val="18"/>
-        </w:rPr>
-        <w:t xml:space="preserve">: </w:t>
-      </w:r>
-      <w:proofErr w:type="spellStart"/>
-      <w:r>
-        <w:rPr>
-          <w:rFonts w:ascii="仿宋" w:eastAsia="仿宋" w:hAnsi="仿宋" w:hint="eastAsia"/>
-          <w:color w:val="000000"/>
-          <w:sz w:val="18"/>
-          <w:szCs w:val="18"/>
-        </w:rPr>
-        <w:t>jmnbservice</w:t>
-      </w:r>
-      <w:proofErr w:type="spellEnd"/>
-    </w:p>
-    <w:p>
-      <w:pPr>
-        <w:pStyle w:val="HTML"/>
-        <w:shd w:val="clear" w:color="auto" w:fill="F5F5F5"/>
-        <w:rPr>
-          <w:rFonts w:ascii="仿宋" w:eastAsia="仿宋" w:hAnsi="仿宋" w:hint="eastAsia"/>
-          <w:color w:val="000000"/>
-          <w:sz w:val="18"/>
-          <w:szCs w:val="18"/>
-        </w:rPr>
-      </w:pPr>
-      <w:r>
-        <w:rPr>
-          <w:rFonts w:ascii="仿宋" w:eastAsia="仿宋" w:hAnsi="仿宋" w:hint="eastAsia"/>
-          <w:color w:val="000000"/>
-          <w:sz w:val="18"/>
-          <w:szCs w:val="18"/>
-        </w:rPr>
-        <w:t xml:space="preserve">          </w:t>
-      </w:r>
-      <w:proofErr w:type="spellStart"/>
-      <w:proofErr w:type="gramStart"/>
-      <w:r>
-        <w:rPr>
-          <w:rFonts w:ascii="仿宋" w:eastAsia="仿宋" w:hAnsi="仿宋" w:hint="eastAsia"/>
-          <w:color w:val="000000"/>
-          <w:sz w:val="18"/>
-          <w:szCs w:val="18"/>
-        </w:rPr>
-        <w:t>servicePort</w:t>
-      </w:r>
-      <w:proofErr w:type="spellEnd"/>
-      <w:proofErr w:type="gramEnd"/>
-      <w:r>
-        <w:rPr>
-          <w:rFonts w:ascii="仿宋" w:eastAsia="仿宋" w:hAnsi="仿宋" w:hint="eastAsia"/>
-          <w:color w:val="000000"/>
-          <w:sz w:val="18"/>
-          <w:szCs w:val="18"/>
-        </w:rPr>
-        <w:t>: 8082</w:t>
-      </w:r>
-    </w:p>
-    <w:p>
-      <w:pPr>
-        <w:widowControl/>
+        <w:t xml:space="preserve"> apply -f </w:t>
+      </w:r>
+      <w:proofErr w:type="spellStart"/>
+      <w:r>
+        <w:rPr>
+          <w:rFonts w:ascii="仿宋" w:eastAsia="仿宋" w:hAnsi="仿宋" w:hint="eastAsia"/>
+          <w:color w:val="000000"/>
+          <w:sz w:val="18"/>
+          <w:szCs w:val="18"/>
+        </w:rPr>
+        <w:t>kube-</w:t>
+      </w:r>
+      <w:r>
+        <w:rPr>
+          <w:rFonts w:ascii="仿宋" w:eastAsia="仿宋" w:hAnsi="仿宋" w:hint="eastAsia"/>
+          <w:color w:val="000000"/>
+          <w:sz w:val="18"/>
+          <w:szCs w:val="18"/>
+        </w:rPr>
+        <w:t>ingress</w:t>
+      </w:r>
+      <w:r>
+        <w:rPr>
+          <w:rFonts w:ascii="仿宋" w:eastAsia="仿宋" w:hAnsi="仿宋" w:hint="eastAsia"/>
+          <w:color w:val="000000"/>
+          <w:sz w:val="18"/>
+          <w:szCs w:val="18"/>
+        </w:rPr>
+        <w:t>.yaml</w:t>
+      </w:r>
+      <w:proofErr w:type="spellEnd"/>
+    </w:p>
+    <w:p>
+      <w:pPr>
+        <w:pStyle w:val="HTML"/>
+        <w:shd w:val="clear" w:color="auto" w:fill="F5F5F5"/>
+        <w:rPr>
+          <w:rFonts w:ascii="仿宋" w:eastAsia="仿宋" w:hAnsi="仿宋"/>
+          <w:color w:val="000000"/>
+          <w:sz w:val="18"/>
+          <w:szCs w:val="18"/>
+        </w:rPr>
+      </w:pPr>
+    </w:p>
+    <w:p>
+      <w:pPr>
+        <w:pStyle w:val="3"/>
+        <w:numPr>
+          <w:ilvl w:val="0"/>
+          <w:numId w:val="4"/>
+        </w:numPr>
         <w:tabs>
           <w:tab w:val="left" w:pos="916"/>
           <w:tab w:val="left" w:pos="1832"/>
@@ -15724,7 +14708,6 @@
           <w:tab w:val="left" w:pos="4580"/>
           <w:tab w:val="left" w:pos="5496"/>
           <w:tab w:val="left" w:pos="6285"/>
-          <w:tab w:val="left" w:pos="6412"/>
           <w:tab w:val="left" w:pos="7328"/>
           <w:tab w:val="left" w:pos="8244"/>
           <w:tab w:val="left" w:pos="9160"/>
@@ -15735,16 +14718,727 @@
           <w:tab w:val="left" w:pos="13740"/>
           <w:tab w:val="left" w:pos="14656"/>
         </w:tabs>
+        <w:adjustRightInd w:val="0"/>
+        <w:snapToGrid w:val="0"/>
+        <w:spacing w:before="240" w:after="240" w:line="240" w:lineRule="auto"/>
+        <w:ind w:left="0" w:firstLine="0"/>
+        <w:rPr>
+          <w:rStyle w:val="fontstyle0"/>
+          <w:rFonts w:ascii="仿宋" w:eastAsia="仿宋" w:hAnsi="仿宋"/>
+          <w:color w:val="4B4B4B"/>
+          <w:sz w:val="24"/>
+          <w:szCs w:val="24"/>
+        </w:rPr>
+      </w:pPr>
+      <w:r>
+        <w:rPr>
+          <w:rStyle w:val="fontstyle0"/>
+          <w:rFonts w:ascii="仿宋" w:eastAsia="仿宋" w:hAnsi="仿宋" w:hint="eastAsia"/>
+          <w:color w:val="4B4B4B"/>
+          <w:sz w:val="24"/>
+          <w:szCs w:val="24"/>
+        </w:rPr>
+        <w:t>部署</w:t>
+      </w:r>
+      <w:r>
+        <w:rPr>
+          <w:rStyle w:val="fontstyle0"/>
+          <w:rFonts w:ascii="仿宋" w:eastAsia="仿宋" w:hAnsi="仿宋" w:hint="eastAsia"/>
+          <w:color w:val="4B4B4B"/>
+          <w:sz w:val="24"/>
+          <w:szCs w:val="24"/>
+        </w:rPr>
+        <w:t>服务网格</w:t>
+      </w:r>
+      <w:proofErr w:type="spellStart"/>
+      <w:r>
+        <w:rPr>
+          <w:rStyle w:val="fontstyle0"/>
+          <w:rFonts w:ascii="仿宋" w:eastAsia="仿宋" w:hAnsi="仿宋" w:hint="eastAsia"/>
+          <w:color w:val="4B4B4B"/>
+          <w:sz w:val="24"/>
+          <w:szCs w:val="24"/>
+        </w:rPr>
+        <w:t>I</w:t>
+      </w:r>
+      <w:r>
+        <w:rPr>
+          <w:rStyle w:val="fontstyle0"/>
+          <w:rFonts w:ascii="仿宋" w:eastAsia="仿宋" w:hAnsi="仿宋" w:hint="eastAsia"/>
+          <w:color w:val="4B4B4B"/>
+          <w:sz w:val="24"/>
+          <w:szCs w:val="24"/>
+        </w:rPr>
+        <w:t>stio</w:t>
+      </w:r>
+      <w:proofErr w:type="spellEnd"/>
+    </w:p>
+    <w:p>
+      <w:pPr>
+        <w:pStyle w:val="HTML"/>
+        <w:shd w:val="clear" w:color="auto" w:fill="F5F5F5"/>
+        <w:rPr>
+          <w:rFonts w:ascii="仿宋" w:eastAsia="仿宋" w:hAnsi="仿宋" w:hint="eastAsia"/>
+          <w:color w:val="008000"/>
+          <w:sz w:val="18"/>
+          <w:szCs w:val="18"/>
+        </w:rPr>
+      </w:pPr>
+      <w:r>
+        <w:rPr>
+          <w:rFonts w:ascii="仿宋" w:eastAsia="仿宋" w:hAnsi="仿宋" w:hint="eastAsia"/>
+          <w:color w:val="008000"/>
+          <w:sz w:val="18"/>
+          <w:szCs w:val="18"/>
+        </w:rPr>
+        <w:t xml:space="preserve"># </w:t>
+      </w:r>
+      <w:r>
+        <w:rPr>
+          <w:rFonts w:ascii="仿宋" w:eastAsia="仿宋" w:hAnsi="仿宋" w:hint="eastAsia"/>
+          <w:color w:val="008000"/>
+          <w:sz w:val="18"/>
+          <w:szCs w:val="18"/>
+        </w:rPr>
+        <w:t>下载</w:t>
+      </w:r>
+      <w:proofErr w:type="spellStart"/>
+      <w:r>
+        <w:rPr>
+          <w:rFonts w:ascii="仿宋" w:eastAsia="仿宋" w:hAnsi="仿宋" w:hint="eastAsia"/>
+          <w:color w:val="008000"/>
+          <w:sz w:val="18"/>
+          <w:szCs w:val="18"/>
+        </w:rPr>
+        <w:t>istio</w:t>
+      </w:r>
+      <w:proofErr w:type="spellEnd"/>
+    </w:p>
+    <w:p>
+      <w:pPr>
+        <w:pStyle w:val="HTML"/>
+        <w:shd w:val="clear" w:color="auto" w:fill="F5F5F5"/>
+        <w:rPr>
+          <w:rFonts w:ascii="仿宋" w:eastAsia="仿宋" w:hAnsi="仿宋" w:hint="eastAsia"/>
+          <w:color w:val="000000"/>
+          <w:sz w:val="18"/>
+          <w:szCs w:val="18"/>
+        </w:rPr>
+      </w:pPr>
+      <w:proofErr w:type="gramStart"/>
+      <w:r>
+        <w:rPr>
+          <w:rFonts w:ascii="仿宋" w:eastAsia="仿宋" w:hAnsi="仿宋" w:hint="eastAsia"/>
+          <w:color w:val="000000"/>
+          <w:sz w:val="18"/>
+          <w:szCs w:val="18"/>
+        </w:rPr>
+        <w:t>cd</w:t>
+      </w:r>
+      <w:proofErr w:type="gramEnd"/>
+      <w:r>
+        <w:rPr>
+          <w:rFonts w:ascii="仿宋" w:eastAsia="仿宋" w:hAnsi="仿宋" w:hint="eastAsia"/>
+          <w:color w:val="000000"/>
+          <w:sz w:val="18"/>
+          <w:szCs w:val="18"/>
+        </w:rPr>
+        <w:t xml:space="preserve"> /</w:t>
+      </w:r>
+      <w:proofErr w:type="spellStart"/>
+      <w:r>
+        <w:rPr>
+          <w:rFonts w:ascii="仿宋" w:eastAsia="仿宋" w:hAnsi="仿宋" w:hint="eastAsia"/>
+          <w:color w:val="000000"/>
+          <w:sz w:val="18"/>
+          <w:szCs w:val="18"/>
+        </w:rPr>
+        <w:t>usr</w:t>
+      </w:r>
+      <w:proofErr w:type="spellEnd"/>
+      <w:r>
+        <w:rPr>
+          <w:rFonts w:ascii="仿宋" w:eastAsia="仿宋" w:hAnsi="仿宋" w:hint="eastAsia"/>
+          <w:color w:val="000000"/>
+          <w:sz w:val="18"/>
+          <w:szCs w:val="18"/>
+        </w:rPr>
+        <w:t>/local</w:t>
+      </w:r>
+    </w:p>
+    <w:p>
+      <w:pPr>
+        <w:pStyle w:val="HTML"/>
+        <w:shd w:val="clear" w:color="auto" w:fill="F5F5F5"/>
+        <w:rPr>
+          <w:rFonts w:ascii="仿宋" w:eastAsia="仿宋" w:hAnsi="仿宋" w:hint="eastAsia"/>
+          <w:color w:val="000000"/>
+          <w:sz w:val="18"/>
+          <w:szCs w:val="18"/>
+        </w:rPr>
+      </w:pPr>
+      <w:proofErr w:type="gramStart"/>
+      <w:r>
+        <w:rPr>
+          <w:rFonts w:ascii="仿宋" w:eastAsia="仿宋" w:hAnsi="仿宋"/>
+          <w:color w:val="000000"/>
+          <w:sz w:val="18"/>
+          <w:szCs w:val="18"/>
+        </w:rPr>
+        <w:t>curl</w:t>
+      </w:r>
+      <w:proofErr w:type="gramEnd"/>
+      <w:r>
+        <w:rPr>
+          <w:rFonts w:ascii="仿宋" w:eastAsia="仿宋" w:hAnsi="仿宋"/>
+          <w:color w:val="000000"/>
+          <w:sz w:val="18"/>
+          <w:szCs w:val="18"/>
+        </w:rPr>
+        <w:t xml:space="preserve"> -L https://istio.io/downloadIstio | </w:t>
+      </w:r>
+      <w:proofErr w:type="spellStart"/>
+      <w:r>
+        <w:rPr>
+          <w:rFonts w:ascii="仿宋" w:eastAsia="仿宋" w:hAnsi="仿宋"/>
+          <w:color w:val="000000"/>
+          <w:sz w:val="18"/>
+          <w:szCs w:val="18"/>
+        </w:rPr>
+        <w:t>sh</w:t>
+      </w:r>
+      <w:proofErr w:type="spellEnd"/>
+      <w:r>
+        <w:rPr>
+          <w:rFonts w:ascii="仿宋" w:eastAsia="仿宋" w:hAnsi="仿宋"/>
+          <w:color w:val="000000"/>
+          <w:sz w:val="18"/>
+          <w:szCs w:val="18"/>
+        </w:rPr>
+        <w:t xml:space="preserve"> -</w:t>
+      </w:r>
+    </w:p>
+    <w:p>
+      <w:pPr>
+        <w:pStyle w:val="HTML"/>
+        <w:shd w:val="clear" w:color="auto" w:fill="F5F5F5"/>
+        <w:rPr>
+          <w:rFonts w:ascii="仿宋" w:eastAsia="仿宋" w:hAnsi="仿宋" w:hint="eastAsia"/>
+          <w:color w:val="000000"/>
+          <w:sz w:val="18"/>
+          <w:szCs w:val="18"/>
+        </w:rPr>
+      </w:pPr>
+    </w:p>
+    <w:p>
+      <w:pPr>
+        <w:pStyle w:val="HTML"/>
+        <w:shd w:val="clear" w:color="auto" w:fill="F5F5F5"/>
+        <w:rPr>
+          <w:rFonts w:ascii="仿宋" w:eastAsia="仿宋" w:hAnsi="仿宋"/>
+          <w:color w:val="008000"/>
+          <w:sz w:val="18"/>
+          <w:szCs w:val="18"/>
+        </w:rPr>
+      </w:pPr>
+      <w:r>
+        <w:rPr>
+          <w:rFonts w:ascii="仿宋" w:eastAsia="仿宋" w:hAnsi="仿宋" w:hint="eastAsia"/>
+          <w:color w:val="008000"/>
+          <w:sz w:val="18"/>
+          <w:szCs w:val="18"/>
+        </w:rPr>
+        <w:t># 增加环境变量并安装</w:t>
+      </w:r>
+    </w:p>
+    <w:p>
+      <w:pPr>
+        <w:pStyle w:val="HTML"/>
+        <w:shd w:val="clear" w:color="auto" w:fill="F5F5F5"/>
+        <w:rPr>
+          <w:rFonts w:ascii="仿宋" w:eastAsia="仿宋" w:hAnsi="仿宋" w:hint="eastAsia"/>
+          <w:color w:val="000000"/>
+          <w:sz w:val="18"/>
+          <w:szCs w:val="18"/>
+        </w:rPr>
+      </w:pPr>
+      <w:r>
+        <w:rPr>
+          <w:noProof/>
+        </w:rPr>
+        <w:drawing>
+          <wp:inline distT="0" distB="0" distL="0" distR="0" wp14:anchorId="4129965B" wp14:editId="7379F713">
+            <wp:extent cx="2790967" cy="335893"/>
+            <wp:effectExtent l="0" t="0" r="0" b="7620"/>
+            <wp:docPr id="1" name="图片 1"/>
+            <wp:cNvGraphicFramePr>
+              <a:graphicFrameLocks xmlns:a="http://schemas.openxmlformats.org/drawingml/2006/main" noChangeAspect="1"/>
+            </wp:cNvGraphicFramePr>
+            <a:graphic xmlns:a="http://schemas.openxmlformats.org/drawingml/2006/main">
+              <a:graphicData uri="http://schemas.openxmlformats.org/drawingml/2006/picture">
+                <pic:pic xmlns:pic="http://schemas.openxmlformats.org/drawingml/2006/picture">
+                  <pic:nvPicPr>
+                    <pic:cNvPr id="0" name=""/>
+                    <pic:cNvPicPr/>
+                  </pic:nvPicPr>
+                  <pic:blipFill>
+                    <a:blip r:embed="rId64"/>
+                    <a:stretch>
+                      <a:fillRect/>
+                    </a:stretch>
+                  </pic:blipFill>
+                  <pic:spPr>
+                    <a:xfrm>
+                      <a:off x="0" y="0"/>
+                      <a:ext cx="2828192" cy="340373"/>
+                    </a:xfrm>
+                    <a:prstGeom prst="rect">
+                      <a:avLst/>
+                    </a:prstGeom>
+                  </pic:spPr>
+                </pic:pic>
+              </a:graphicData>
+            </a:graphic>
+          </wp:inline>
+        </w:drawing>
+      </w:r>
+    </w:p>
+    <w:p>
+      <w:pPr>
+        <w:pStyle w:val="HTML"/>
+        <w:shd w:val="clear" w:color="auto" w:fill="F5F5F5"/>
+        <w:rPr>
+          <w:rFonts w:ascii="仿宋" w:eastAsia="仿宋" w:hAnsi="仿宋" w:hint="eastAsia"/>
+          <w:color w:val="000000"/>
+          <w:sz w:val="18"/>
+          <w:szCs w:val="18"/>
+        </w:rPr>
+      </w:pPr>
+      <w:proofErr w:type="spellStart"/>
+      <w:proofErr w:type="gramStart"/>
+      <w:r>
+        <w:rPr>
+          <w:rFonts w:ascii="仿宋" w:eastAsia="仿宋" w:hAnsi="仿宋"/>
+          <w:color w:val="000000"/>
+          <w:sz w:val="18"/>
+          <w:szCs w:val="18"/>
+        </w:rPr>
+        <w:t>istioctl</w:t>
+      </w:r>
+      <w:proofErr w:type="spellEnd"/>
+      <w:proofErr w:type="gramEnd"/>
+      <w:r>
+        <w:rPr>
+          <w:rFonts w:ascii="仿宋" w:eastAsia="仿宋" w:hAnsi="仿宋"/>
+          <w:color w:val="000000"/>
+          <w:sz w:val="18"/>
+          <w:szCs w:val="18"/>
+        </w:rPr>
+        <w:t xml:space="preserve"> manifest apply </w:t>
+      </w:r>
+    </w:p>
+    <w:p>
+      <w:pPr>
+        <w:pStyle w:val="HTML"/>
+        <w:shd w:val="clear" w:color="auto" w:fill="F5F5F5"/>
+        <w:rPr>
+          <w:rFonts w:ascii="仿宋" w:eastAsia="仿宋" w:hAnsi="仿宋" w:hint="eastAsia"/>
+          <w:color w:val="000000"/>
+          <w:sz w:val="18"/>
+          <w:szCs w:val="18"/>
+        </w:rPr>
+      </w:pPr>
+    </w:p>
+    <w:p>
+      <w:pPr>
+        <w:pStyle w:val="HTML"/>
+        <w:shd w:val="clear" w:color="auto" w:fill="F5F5F5"/>
+        <w:rPr>
+          <w:rFonts w:ascii="仿宋" w:eastAsia="仿宋" w:hAnsi="仿宋"/>
+          <w:color w:val="008000"/>
+          <w:sz w:val="18"/>
+          <w:szCs w:val="18"/>
+        </w:rPr>
+      </w:pPr>
+      <w:r>
+        <w:rPr>
+          <w:rFonts w:ascii="仿宋" w:eastAsia="仿宋" w:hAnsi="仿宋" w:hint="eastAsia"/>
+          <w:color w:val="008000"/>
+          <w:sz w:val="18"/>
+          <w:szCs w:val="18"/>
+        </w:rPr>
+        <w:t xml:space="preserve"># </w:t>
+      </w:r>
+      <w:r>
+        <w:rPr>
+          <w:rFonts w:ascii="仿宋" w:eastAsia="仿宋" w:hAnsi="仿宋" w:hint="eastAsia"/>
+          <w:color w:val="008000"/>
+          <w:sz w:val="18"/>
+          <w:szCs w:val="18"/>
+        </w:rPr>
+        <w:t>改用</w:t>
+      </w:r>
+      <w:proofErr w:type="spellStart"/>
+      <w:r>
+        <w:rPr>
+          <w:rFonts w:ascii="仿宋" w:eastAsia="仿宋" w:hAnsi="仿宋" w:hint="eastAsia"/>
+          <w:color w:val="008000"/>
+          <w:sz w:val="18"/>
+          <w:szCs w:val="18"/>
+        </w:rPr>
+        <w:t>NodePort</w:t>
+      </w:r>
+      <w:proofErr w:type="spellEnd"/>
+      <w:r>
+        <w:rPr>
+          <w:rFonts w:ascii="仿宋" w:eastAsia="仿宋" w:hAnsi="仿宋" w:hint="eastAsia"/>
+          <w:color w:val="008000"/>
+          <w:sz w:val="18"/>
+          <w:szCs w:val="18"/>
+        </w:rPr>
+        <w:t>访问</w:t>
+      </w:r>
+      <w:r>
+        <w:rPr>
+          <w:rFonts w:ascii="仿宋" w:eastAsia="仿宋" w:hAnsi="仿宋" w:hint="eastAsia"/>
+          <w:color w:val="008000"/>
+          <w:sz w:val="18"/>
+          <w:szCs w:val="18"/>
+        </w:rPr>
+        <w:t>方式</w:t>
+      </w:r>
+    </w:p>
+    <w:p>
+      <w:pPr>
+        <w:pStyle w:val="HTML"/>
+        <w:shd w:val="clear" w:color="auto" w:fill="F5F5F5"/>
+        <w:rPr>
+          <w:rFonts w:ascii="仿宋" w:eastAsia="仿宋" w:hAnsi="仿宋" w:hint="eastAsia"/>
+          <w:color w:val="000000"/>
+          <w:sz w:val="18"/>
+          <w:szCs w:val="18"/>
+        </w:rPr>
+      </w:pPr>
+      <w:proofErr w:type="spellStart"/>
+      <w:proofErr w:type="gramStart"/>
+      <w:r>
+        <w:rPr>
+          <w:rFonts w:ascii="仿宋" w:eastAsia="仿宋" w:hAnsi="仿宋"/>
+          <w:color w:val="000000"/>
+          <w:sz w:val="18"/>
+          <w:szCs w:val="18"/>
+        </w:rPr>
+        <w:t>kubectl</w:t>
+      </w:r>
+      <w:proofErr w:type="spellEnd"/>
+      <w:proofErr w:type="gramEnd"/>
+      <w:r>
+        <w:rPr>
+          <w:rFonts w:ascii="仿宋" w:eastAsia="仿宋" w:hAnsi="仿宋"/>
+          <w:color w:val="000000"/>
+          <w:sz w:val="18"/>
+          <w:szCs w:val="18"/>
+        </w:rPr>
+        <w:t xml:space="preserve"> -n </w:t>
+      </w:r>
+      <w:proofErr w:type="spellStart"/>
+      <w:r>
+        <w:rPr>
+          <w:rFonts w:ascii="仿宋" w:eastAsia="仿宋" w:hAnsi="仿宋"/>
+          <w:color w:val="000000"/>
+          <w:sz w:val="18"/>
+          <w:szCs w:val="18"/>
+        </w:rPr>
+        <w:t>istio</w:t>
+      </w:r>
+      <w:proofErr w:type="spellEnd"/>
+      <w:r>
+        <w:rPr>
+          <w:rFonts w:ascii="仿宋" w:eastAsia="仿宋" w:hAnsi="仿宋"/>
+          <w:color w:val="000000"/>
+          <w:sz w:val="18"/>
+          <w:szCs w:val="18"/>
+        </w:rPr>
+        <w:t xml:space="preserve">-system edit svc </w:t>
+      </w:r>
+      <w:proofErr w:type="spellStart"/>
+      <w:r>
+        <w:rPr>
+          <w:rFonts w:ascii="仿宋" w:eastAsia="仿宋" w:hAnsi="仿宋"/>
+          <w:color w:val="000000"/>
+          <w:sz w:val="18"/>
+          <w:szCs w:val="18"/>
+        </w:rPr>
+        <w:t>istio-ingressgateway</w:t>
+      </w:r>
+      <w:proofErr w:type="spellEnd"/>
+    </w:p>
+    <w:p>
+      <w:pPr>
+        <w:pStyle w:val="HTML"/>
+        <w:shd w:val="clear" w:color="auto" w:fill="F5F5F5"/>
+        <w:rPr>
+          <w:rFonts w:ascii="仿宋" w:eastAsia="仿宋" w:hAnsi="仿宋" w:hint="eastAsia"/>
+          <w:color w:val="000000"/>
+          <w:sz w:val="18"/>
+          <w:szCs w:val="18"/>
+        </w:rPr>
+      </w:pPr>
+      <w:r>
+        <w:rPr>
+          <w:noProof/>
+        </w:rPr>
+        <w:drawing>
+          <wp:inline distT="0" distB="0" distL="0" distR="0" wp14:anchorId="2CAF0FFA" wp14:editId="73DC753A">
+            <wp:extent cx="1787237" cy="586854"/>
+            <wp:effectExtent l="0" t="0" r="3810" b="3810"/>
+            <wp:docPr id="2" name="图片 2"/>
+            <wp:cNvGraphicFramePr>
+              <a:graphicFrameLocks xmlns:a="http://schemas.openxmlformats.org/drawingml/2006/main" noChangeAspect="1"/>
+            </wp:cNvGraphicFramePr>
+            <a:graphic xmlns:a="http://schemas.openxmlformats.org/drawingml/2006/main">
+              <a:graphicData uri="http://schemas.openxmlformats.org/drawingml/2006/picture">
+                <pic:pic xmlns:pic="http://schemas.openxmlformats.org/drawingml/2006/picture">
+                  <pic:nvPicPr>
+                    <pic:cNvPr id="0" name=""/>
+                    <pic:cNvPicPr/>
+                  </pic:nvPicPr>
+                  <pic:blipFill>
+                    <a:blip r:embed="rId65"/>
+                    <a:stretch>
+                      <a:fillRect/>
+                    </a:stretch>
+                  </pic:blipFill>
+                  <pic:spPr>
+                    <a:xfrm>
+                      <a:off x="0" y="0"/>
+                      <a:ext cx="1787412" cy="586912"/>
+                    </a:xfrm>
+                    <a:prstGeom prst="rect">
+                      <a:avLst/>
+                    </a:prstGeom>
+                  </pic:spPr>
+                </pic:pic>
+              </a:graphicData>
+            </a:graphic>
+          </wp:inline>
+        </w:drawing>
+      </w:r>
+    </w:p>
+    <w:p>
+      <w:pPr>
+        <w:pStyle w:val="HTML"/>
+        <w:shd w:val="clear" w:color="auto" w:fill="F5F5F5"/>
+        <w:rPr>
+          <w:rFonts w:ascii="仿宋" w:eastAsia="仿宋" w:hAnsi="仿宋"/>
+          <w:color w:val="000000"/>
+          <w:sz w:val="18"/>
+          <w:szCs w:val="18"/>
+        </w:rPr>
+      </w:pPr>
+      <w:r>
+        <w:rPr>
+          <w:rFonts w:ascii="仿宋" w:eastAsia="仿宋" w:hAnsi="仿宋" w:hint="eastAsia"/>
+          <w:color w:val="008000"/>
+          <w:sz w:val="18"/>
+          <w:szCs w:val="18"/>
+        </w:rPr>
+        <w:t># 指定命名空间自动注入</w:t>
+      </w:r>
+      <w:r>
+        <w:rPr>
+          <w:rFonts w:ascii="仿宋" w:eastAsia="仿宋" w:hAnsi="仿宋" w:hint="eastAsia"/>
+          <w:color w:val="008000"/>
+          <w:sz w:val="18"/>
+          <w:szCs w:val="18"/>
+        </w:rPr>
+        <w:t>Envoy容器</w:t>
+      </w:r>
+    </w:p>
+    <w:p>
+      <w:pPr>
+        <w:pStyle w:val="HTML"/>
+        <w:shd w:val="clear" w:color="auto" w:fill="F5F5F5"/>
+        <w:rPr>
+          <w:rFonts w:ascii="仿宋" w:eastAsia="仿宋" w:hAnsi="仿宋"/>
+          <w:color w:val="000000"/>
+          <w:sz w:val="18"/>
+          <w:szCs w:val="18"/>
+        </w:rPr>
+      </w:pPr>
+      <w:proofErr w:type="spellStart"/>
+      <w:proofErr w:type="gramStart"/>
+      <w:r>
+        <w:rPr>
+          <w:rFonts w:ascii="仿宋" w:eastAsia="仿宋" w:hAnsi="仿宋"/>
+          <w:color w:val="000000"/>
+          <w:sz w:val="18"/>
+          <w:szCs w:val="18"/>
+        </w:rPr>
+        <w:t>kubectl</w:t>
+      </w:r>
+      <w:proofErr w:type="spellEnd"/>
+      <w:proofErr w:type="gramEnd"/>
+      <w:r>
+        <w:rPr>
+          <w:rFonts w:ascii="仿宋" w:eastAsia="仿宋" w:hAnsi="仿宋"/>
+          <w:color w:val="000000"/>
+          <w:sz w:val="18"/>
+          <w:szCs w:val="18"/>
+        </w:rPr>
+        <w:t xml:space="preserve"> label namespace </w:t>
+      </w:r>
+      <w:r>
+        <w:rPr>
+          <w:rFonts w:ascii="仿宋" w:eastAsia="仿宋" w:hAnsi="仿宋"/>
+          <w:color w:val="000000"/>
+          <w:sz w:val="18"/>
+          <w:szCs w:val="18"/>
+        </w:rPr>
+        <w:t>default</w:t>
+      </w:r>
+      <w:r>
+        <w:rPr>
+          <w:rFonts w:ascii="仿宋" w:eastAsia="仿宋" w:hAnsi="仿宋" w:hint="eastAsia"/>
+          <w:color w:val="000000"/>
+          <w:sz w:val="18"/>
+          <w:szCs w:val="18"/>
+        </w:rPr>
+        <w:t xml:space="preserve"> </w:t>
+      </w:r>
+      <w:proofErr w:type="spellStart"/>
+      <w:r>
+        <w:rPr>
+          <w:rFonts w:ascii="仿宋" w:eastAsia="仿宋" w:hAnsi="仿宋"/>
+          <w:color w:val="000000"/>
+          <w:sz w:val="18"/>
+          <w:szCs w:val="18"/>
+        </w:rPr>
+        <w:t>istio</w:t>
+      </w:r>
+      <w:proofErr w:type="spellEnd"/>
+      <w:r>
+        <w:rPr>
+          <w:rFonts w:ascii="仿宋" w:eastAsia="仿宋" w:hAnsi="仿宋"/>
+          <w:color w:val="000000"/>
+          <w:sz w:val="18"/>
+          <w:szCs w:val="18"/>
+        </w:rPr>
+        <w:t>-injection=enabled</w:t>
+      </w:r>
+    </w:p>
+    <w:p>
+      <w:pPr>
+        <w:pStyle w:val="HTML"/>
+        <w:shd w:val="clear" w:color="auto" w:fill="F5F5F5"/>
+        <w:rPr>
+          <w:rFonts w:ascii="仿宋" w:eastAsia="仿宋" w:hAnsi="仿宋" w:hint="eastAsia"/>
+          <w:color w:val="000000"/>
+          <w:sz w:val="18"/>
+          <w:szCs w:val="18"/>
+        </w:rPr>
+      </w:pPr>
+    </w:p>
+    <w:p>
+      <w:pPr>
+        <w:rPr>
+          <w:rFonts w:ascii="仿宋" w:eastAsia="仿宋" w:hAnsi="仿宋"/>
+          <w:color w:val="0000FF" w:themeColor="hyperlink"/>
+          <w:sz w:val="18"/>
+          <w:szCs w:val="18"/>
+          <w:u w:val="single"/>
+        </w:rPr>
+      </w:pPr>
+      <w:r>
+        <w:rPr>
+          <w:rFonts w:ascii="仿宋" w:eastAsia="仿宋" w:hAnsi="仿宋" w:hint="eastAsia"/>
+          <w:b/>
+          <w:color w:val="FF0000"/>
+          <w:sz w:val="18"/>
+          <w:szCs w:val="18"/>
+        </w:rPr>
+        <w:t>更多详情：</w:t>
+      </w:r>
+      <w:r>
+        <w:rPr>
+          <w:rFonts w:ascii="仿宋" w:eastAsia="仿宋" w:hAnsi="仿宋"/>
+          <w:b/>
+          <w:color w:val="FF0000"/>
+          <w:sz w:val="18"/>
+          <w:szCs w:val="18"/>
+        </w:rPr>
+        <w:fldChar w:fldCharType="begin"/>
+      </w:r>
+      <w:r>
+        <w:rPr>
+          <w:rFonts w:ascii="仿宋" w:eastAsia="仿宋" w:hAnsi="仿宋"/>
+          <w:b/>
+          <w:color w:val="FF0000"/>
+          <w:sz w:val="18"/>
+          <w:szCs w:val="18"/>
+        </w:rPr>
+        <w:instrText xml:space="preserve"> HYPERLINK "https://istio.io/zh/docs/setup/getting-started/" </w:instrText>
+      </w:r>
+      <w:r>
+        <w:rPr>
+          <w:rFonts w:ascii="仿宋" w:eastAsia="仿宋" w:hAnsi="仿宋"/>
+          <w:b/>
+          <w:color w:val="FF0000"/>
+          <w:sz w:val="18"/>
+          <w:szCs w:val="18"/>
+        </w:rPr>
+      </w:r>
+      <w:r>
+        <w:rPr>
+          <w:rFonts w:ascii="仿宋" w:eastAsia="仿宋" w:hAnsi="仿宋"/>
+          <w:b/>
+          <w:color w:val="FF0000"/>
+          <w:sz w:val="18"/>
+          <w:szCs w:val="18"/>
+        </w:rPr>
+        <w:fldChar w:fldCharType="separate"/>
+      </w:r>
+      <w:r>
+        <w:rPr>
+          <w:rStyle w:val="a3"/>
+          <w:rFonts w:ascii="仿宋" w:eastAsia="仿宋" w:hAnsi="仿宋" w:hint="eastAsia"/>
+          <w:b/>
+          <w:sz w:val="18"/>
+          <w:szCs w:val="18"/>
+        </w:rPr>
+        <w:t>使用Istioctl安装</w:t>
+      </w:r>
+      <w:r>
+        <w:rPr>
+          <w:rFonts w:ascii="仿宋" w:eastAsia="仿宋" w:hAnsi="仿宋"/>
+          <w:b/>
+          <w:color w:val="FF0000"/>
+          <w:sz w:val="18"/>
+          <w:szCs w:val="18"/>
+        </w:rPr>
+        <w:fldChar w:fldCharType="end"/>
+      </w:r>
+    </w:p>
+    <w:p>
+      <w:pPr>
+        <w:widowControl/>
         <w:jc w:val="left"/>
         <w:rPr>
-          <w:rFonts w:hint="eastAsia"/>
+          <w:rStyle w:val="fontstyle0"/>
+          <w:rFonts w:ascii="黑体" w:eastAsia="黑体" w:hAnsi="黑体" w:cstheme="majorBidi" w:hint="eastAsia"/>
           <w:b/>
-        </w:rPr>
-      </w:pPr>
-      <w:r>
-        <w:rPr>
-          <w:b/>
-          <w:kern w:val="0"/>
+          <w:bCs/>
+          <w:sz w:val="28"/>
+          <w:szCs w:val="28"/>
+        </w:rPr>
+      </w:pPr>
+      <w:bookmarkStart w:id="30" w:name="_Toc38618786"/>
+      <w:r>
+        <w:rPr>
+          <w:rStyle w:val="fontstyle0"/>
+          <w:rFonts w:ascii="黑体" w:eastAsia="黑体" w:hAnsi="黑体"/>
+          <w:sz w:val="28"/>
+          <w:szCs w:val="28"/>
         </w:rPr>
         <w:br w:type="page"/>
       </w:r>
@@ -15779,7 +15473,6 @@
           <w:szCs w:val="28"/>
         </w:rPr>
       </w:pPr>
-      <w:bookmarkStart w:id="30" w:name="_Toc38618786"/>
       <w:r>
         <w:rPr>
           <w:rStyle w:val="fontstyle0"/>
@@ -15823,7 +15516,7 @@
         <w:spacing w:before="240" w:after="240" w:line="240" w:lineRule="auto"/>
         <w:rPr>
           <w:rStyle w:val="fontstyle0"/>
-          <w:rFonts w:ascii="仿宋" w:eastAsia="仿宋" w:hAnsi="仿宋" w:hint="eastAsia"/>
+          <w:rFonts w:ascii="仿宋" w:eastAsia="仿宋" w:hAnsi="仿宋"/>
           <w:color w:val="4B4B4B"/>
           <w:sz w:val="24"/>
           <w:szCs w:val="24"/>
@@ -15847,7 +15540,6 @@
         <w:pStyle w:val="HTML"/>
         <w:shd w:val="clear" w:color="auto" w:fill="F5F5F5"/>
         <w:rPr>
-          <w:rFonts w:hint="eastAsia"/>
           <w:color w:val="000000"/>
           <w:sz w:val="18"/>
           <w:szCs w:val="18"/>
@@ -15879,7 +15571,7 @@
         <w:pStyle w:val="HTML"/>
         <w:shd w:val="clear" w:color="auto" w:fill="F5F5F5"/>
         <w:rPr>
-          <w:rFonts w:ascii="仿宋" w:eastAsia="仿宋" w:hAnsi="仿宋" w:hint="eastAsia"/>
+          <w:rFonts w:ascii="仿宋" w:eastAsia="仿宋" w:hAnsi="仿宋"/>
           <w:color w:val="000000"/>
           <w:sz w:val="18"/>
           <w:szCs w:val="18"/>
@@ -15942,7 +15634,7 @@
         <w:pStyle w:val="HTML"/>
         <w:shd w:val="clear" w:color="auto" w:fill="F5F5F5"/>
         <w:rPr>
-          <w:rFonts w:ascii="仿宋" w:eastAsia="仿宋" w:hAnsi="仿宋" w:hint="eastAsia"/>
+          <w:rFonts w:ascii="仿宋" w:eastAsia="仿宋" w:hAnsi="仿宋"/>
           <w:color w:val="000000"/>
           <w:sz w:val="18"/>
           <w:szCs w:val="18"/>
@@ -15994,7 +15686,7 @@
         <w:pStyle w:val="HTML"/>
         <w:shd w:val="clear" w:color="auto" w:fill="F5F5F5"/>
         <w:rPr>
-          <w:rFonts w:ascii="仿宋" w:eastAsia="仿宋" w:hAnsi="仿宋" w:hint="eastAsia"/>
+          <w:rFonts w:ascii="仿宋" w:eastAsia="仿宋" w:hAnsi="仿宋"/>
           <w:color w:val="000000"/>
           <w:sz w:val="18"/>
           <w:szCs w:val="18"/>
@@ -16082,7 +15774,6 @@
         <w:spacing w:before="240" w:after="240" w:line="240" w:lineRule="auto"/>
         <w:rPr>
           <w:rStyle w:val="fontstyle0"/>
-          <w:rFonts w:hint="eastAsia"/>
           <w:color w:val="4B4B4B"/>
           <w:sz w:val="24"/>
           <w:szCs w:val="24"/>
@@ -16116,7 +15807,6 @@
         <w:pStyle w:val="HTML"/>
         <w:shd w:val="clear" w:color="auto" w:fill="F5F5F5"/>
         <w:rPr>
-          <w:rFonts w:hint="eastAsia"/>
           <w:color w:val="008000"/>
           <w:sz w:val="18"/>
           <w:szCs w:val="18"/>
@@ -16157,7 +15847,7 @@
         <w:pStyle w:val="HTML"/>
         <w:shd w:val="clear" w:color="auto" w:fill="F5F5F5"/>
         <w:rPr>
-          <w:rFonts w:ascii="仿宋" w:eastAsia="仿宋" w:hAnsi="仿宋" w:hint="eastAsia"/>
+          <w:rFonts w:ascii="仿宋" w:eastAsia="仿宋" w:hAnsi="仿宋"/>
           <w:color w:val="000000"/>
           <w:sz w:val="18"/>
           <w:szCs w:val="18"/>
@@ -16232,7 +15922,7 @@
         <w:shd w:val="clear" w:color="auto" w:fill="F5F5F5"/>
         <w:ind w:firstLineChars="200" w:firstLine="360"/>
         <w:rPr>
-          <w:rFonts w:ascii="仿宋" w:eastAsia="仿宋" w:hAnsi="仿宋" w:hint="eastAsia"/>
+          <w:rFonts w:ascii="仿宋" w:eastAsia="仿宋" w:hAnsi="仿宋"/>
           <w:color w:val="000000"/>
           <w:sz w:val="18"/>
           <w:szCs w:val="18"/>
@@ -16254,7 +15944,7 @@
         <w:shd w:val="clear" w:color="auto" w:fill="F5F5F5"/>
         <w:ind w:firstLineChars="200" w:firstLine="360"/>
         <w:rPr>
-          <w:rFonts w:ascii="仿宋" w:eastAsia="仿宋" w:hAnsi="仿宋" w:hint="eastAsia"/>
+          <w:rFonts w:ascii="仿宋" w:eastAsia="仿宋" w:hAnsi="仿宋"/>
           <w:color w:val="000000"/>
           <w:sz w:val="18"/>
           <w:szCs w:val="18"/>
@@ -16376,7 +16066,7 @@
         <w:shd w:val="clear" w:color="auto" w:fill="F5F5F5"/>
         <w:ind w:firstLineChars="200" w:firstLine="360"/>
         <w:rPr>
-          <w:rFonts w:ascii="仿宋" w:eastAsia="仿宋" w:hAnsi="仿宋" w:hint="eastAsia"/>
+          <w:rFonts w:ascii="仿宋" w:eastAsia="仿宋" w:hAnsi="仿宋"/>
           <w:color w:val="000000"/>
           <w:sz w:val="18"/>
           <w:szCs w:val="18"/>
@@ -16478,7 +16168,7 @@
         <w:shd w:val="clear" w:color="auto" w:fill="F5F5F5"/>
         <w:ind w:firstLineChars="200" w:firstLine="360"/>
         <w:rPr>
-          <w:rFonts w:ascii="仿宋" w:eastAsia="仿宋" w:hAnsi="仿宋" w:hint="eastAsia"/>
+          <w:rFonts w:ascii="仿宋" w:eastAsia="仿宋" w:hAnsi="仿宋"/>
           <w:color w:val="000000"/>
           <w:sz w:val="18"/>
           <w:szCs w:val="18"/>
@@ -16599,19 +16289,19 @@
         <w:pStyle w:val="HTML"/>
         <w:shd w:val="clear" w:color="auto" w:fill="F5F5F5"/>
         <w:rPr>
-          <w:rFonts w:ascii="仿宋" w:eastAsia="仿宋" w:hAnsi="仿宋" w:hint="eastAsia"/>
-          <w:color w:val="000000"/>
-          <w:sz w:val="18"/>
-          <w:szCs w:val="18"/>
-        </w:rPr>
-      </w:pPr>
-    </w:p>
-    <w:p>
-      <w:pPr>
-        <w:pStyle w:val="HTML"/>
-        <w:shd w:val="clear" w:color="auto" w:fill="F5F5F5"/>
-        <w:rPr>
-          <w:rFonts w:ascii="仿宋" w:eastAsia="仿宋" w:hAnsi="仿宋" w:hint="eastAsia"/>
+          <w:rFonts w:ascii="仿宋" w:eastAsia="仿宋" w:hAnsi="仿宋"/>
+          <w:color w:val="000000"/>
+          <w:sz w:val="18"/>
+          <w:szCs w:val="18"/>
+        </w:rPr>
+      </w:pPr>
+    </w:p>
+    <w:p>
+      <w:pPr>
+        <w:pStyle w:val="HTML"/>
+        <w:shd w:val="clear" w:color="auto" w:fill="F5F5F5"/>
+        <w:rPr>
+          <w:rFonts w:ascii="仿宋" w:eastAsia="仿宋" w:hAnsi="仿宋"/>
           <w:color w:val="008000"/>
           <w:sz w:val="18"/>
           <w:szCs w:val="18"/>
@@ -16632,7 +16322,7 @@
         <w:pStyle w:val="HTML"/>
         <w:shd w:val="clear" w:color="auto" w:fill="F5F5F5"/>
         <w:rPr>
-          <w:rFonts w:ascii="仿宋" w:eastAsia="仿宋" w:hAnsi="仿宋" w:hint="eastAsia"/>
+          <w:rFonts w:ascii="仿宋" w:eastAsia="仿宋" w:hAnsi="仿宋"/>
           <w:color w:val="000000"/>
           <w:sz w:val="18"/>
           <w:szCs w:val="18"/>
@@ -16686,7 +16376,7 @@
         <w:pStyle w:val="HTML"/>
         <w:shd w:val="clear" w:color="auto" w:fill="F5F5F5"/>
         <w:rPr>
-          <w:rFonts w:ascii="仿宋" w:eastAsia="仿宋" w:hAnsi="仿宋" w:hint="eastAsia"/>
+          <w:rFonts w:ascii="仿宋" w:eastAsia="仿宋" w:hAnsi="仿宋"/>
           <w:color w:val="008000"/>
           <w:sz w:val="18"/>
           <w:szCs w:val="18"/>
@@ -16698,7 +16388,7 @@
         <w:pStyle w:val="HTML"/>
         <w:shd w:val="clear" w:color="auto" w:fill="F5F5F5"/>
         <w:rPr>
-          <w:rFonts w:ascii="仿宋" w:eastAsia="仿宋" w:hAnsi="仿宋" w:hint="eastAsia"/>
+          <w:rFonts w:ascii="仿宋" w:eastAsia="仿宋" w:hAnsi="仿宋"/>
           <w:color w:val="008000"/>
           <w:sz w:val="18"/>
           <w:szCs w:val="18"/>
@@ -16739,7 +16429,7 @@
         <w:pStyle w:val="HTML"/>
         <w:shd w:val="clear" w:color="auto" w:fill="F5F5F5"/>
         <w:rPr>
-          <w:rFonts w:ascii="仿宋" w:eastAsia="仿宋" w:hAnsi="仿宋" w:hint="eastAsia"/>
+          <w:rFonts w:ascii="仿宋" w:eastAsia="仿宋" w:hAnsi="仿宋"/>
           <w:sz w:val="18"/>
           <w:szCs w:val="18"/>
         </w:rPr>
@@ -16795,7 +16485,6 @@
         <w:spacing w:before="240" w:after="240" w:line="240" w:lineRule="auto"/>
         <w:rPr>
           <w:rStyle w:val="fontstyle0"/>
-          <w:rFonts w:hint="eastAsia"/>
           <w:color w:val="4B4B4B"/>
           <w:sz w:val="24"/>
           <w:szCs w:val="24"/>
@@ -16829,7 +16518,6 @@
         <w:pStyle w:val="HTML"/>
         <w:shd w:val="clear" w:color="auto" w:fill="F5F5F5"/>
         <w:rPr>
-          <w:rFonts w:hint="eastAsia"/>
           <w:color w:val="000000"/>
           <w:sz w:val="18"/>
           <w:szCs w:val="18"/>
@@ -16914,7 +16602,7 @@
         <w:pStyle w:val="HTML"/>
         <w:shd w:val="clear" w:color="auto" w:fill="F5F5F5"/>
         <w:rPr>
-          <w:rFonts w:ascii="仿宋" w:eastAsia="仿宋" w:hAnsi="仿宋" w:hint="eastAsia"/>
+          <w:rFonts w:ascii="仿宋" w:eastAsia="仿宋" w:hAnsi="仿宋"/>
           <w:color w:val="000000"/>
           <w:sz w:val="18"/>
           <w:szCs w:val="18"/>
@@ -16979,7 +16667,7 @@
         <w:pStyle w:val="HTML"/>
         <w:shd w:val="clear" w:color="auto" w:fill="F5F5F5"/>
         <w:rPr>
-          <w:rFonts w:ascii="仿宋" w:eastAsia="仿宋" w:hAnsi="仿宋" w:hint="eastAsia"/>
+          <w:rFonts w:ascii="仿宋" w:eastAsia="仿宋" w:hAnsi="仿宋"/>
           <w:color w:val="000000"/>
           <w:sz w:val="18"/>
           <w:szCs w:val="18"/>
@@ -17031,7 +16719,7 @@
         <w:pStyle w:val="HTML"/>
         <w:shd w:val="clear" w:color="auto" w:fill="F5F5F5"/>
         <w:rPr>
-          <w:rFonts w:ascii="仿宋" w:eastAsia="仿宋" w:hAnsi="仿宋" w:hint="eastAsia"/>
+          <w:rFonts w:ascii="仿宋" w:eastAsia="仿宋" w:hAnsi="仿宋"/>
           <w:color w:val="000000"/>
           <w:sz w:val="18"/>
           <w:szCs w:val="18"/>
@@ -17112,7 +16800,7 @@
         <w:pStyle w:val="HTML"/>
         <w:shd w:val="clear" w:color="auto" w:fill="F5F5F5"/>
         <w:rPr>
-          <w:rFonts w:ascii="仿宋" w:eastAsia="仿宋" w:hAnsi="仿宋" w:hint="eastAsia"/>
+          <w:rFonts w:ascii="仿宋" w:eastAsia="仿宋" w:hAnsi="仿宋"/>
           <w:color w:val="000000"/>
           <w:sz w:val="18"/>
           <w:szCs w:val="18"/>
@@ -17149,7 +16837,6 @@
         <w:spacing w:before="240" w:after="240" w:line="240" w:lineRule="auto"/>
         <w:rPr>
           <w:rStyle w:val="fontstyle0"/>
-          <w:rFonts w:hint="eastAsia"/>
           <w:color w:val="4B4B4B"/>
           <w:sz w:val="24"/>
           <w:szCs w:val="24"/>
@@ -17189,7 +16876,6 @@
           <w:tab w:val="left" w:pos="14656"/>
         </w:tabs>
         <w:rPr>
-          <w:rFonts w:hint="eastAsia"/>
           <w:sz w:val="18"/>
           <w:szCs w:val="18"/>
         </w:rPr>
@@ -17204,7 +16890,7 @@
         </w:rPr>
         <w:t>官方镜像仓库搭建参考：</w:t>
       </w:r>
-      <w:hyperlink r:id="rId63" w:history="1">
+      <w:hyperlink r:id="rId66" w:history="1">
         <w:r>
           <w:rPr>
             <w:rStyle w:val="a3"/>
@@ -17225,7 +16911,6 @@
         <w:pStyle w:val="HTML"/>
         <w:rPr>
           <w:rStyle w:val="a3"/>
-          <w:rFonts w:hint="eastAsia"/>
           <w:b/>
           <w:bCs/>
           <w:color w:val="4371A6"/>
@@ -17242,7 +16927,7 @@
         </w:rPr>
         <w:t>第三方镜像仓库搭建参考：</w:t>
       </w:r>
-      <w:hyperlink r:id="rId64" w:history="1">
+      <w:hyperlink r:id="rId67" w:history="1">
         <w:r>
           <w:rPr>
             <w:rStyle w:val="a3"/>
@@ -17261,9 +16946,6 @@
     <w:p>
       <w:pPr>
         <w:pStyle w:val="HTML"/>
-        <w:rPr>
-          <w:rFonts w:hint="eastAsia"/>
-        </w:rPr>
       </w:pPr>
     </w:p>
     <w:p>
@@ -17296,7 +16978,6 @@
         <w:spacing w:before="240" w:after="240" w:line="240" w:lineRule="auto"/>
         <w:rPr>
           <w:rStyle w:val="fontstyle0"/>
-          <w:rFonts w:hint="eastAsia"/>
           <w:color w:val="4B4B4B"/>
           <w:sz w:val="24"/>
           <w:szCs w:val="24"/>
@@ -17346,7 +17027,6 @@
           <w:tab w:val="left" w:pos="14656"/>
         </w:tabs>
         <w:rPr>
-          <w:rFonts w:hint="eastAsia"/>
           <w:b/>
           <w:color w:val="FF0000"/>
           <w:sz w:val="18"/>
@@ -17363,7 +17043,7 @@
         </w:rPr>
         <w:t>官方文档：</w:t>
       </w:r>
-      <w:hyperlink r:id="rId65" w:history="1">
+      <w:hyperlink r:id="rId68" w:history="1">
         <w:r>
           <w:rPr>
             <w:rStyle w:val="a3"/>
@@ -17399,7 +17079,6 @@
         </w:tabs>
         <w:rPr>
           <w:rStyle w:val="a3"/>
-          <w:rFonts w:hint="eastAsia"/>
           <w:color w:val="4371A6"/>
           <w:shd w:val="clear" w:color="auto" w:fill="FFFFFF"/>
         </w:rPr>
@@ -17414,7 +17093,7 @@
         </w:rPr>
         <w:t>网络博文：</w:t>
       </w:r>
-      <w:hyperlink r:id="rId66" w:history="1">
+      <w:hyperlink r:id="rId69" w:history="1">
         <w:r>
           <w:rPr>
             <w:rStyle w:val="a3"/>
@@ -17448,15 +17127,12 @@
           <w:tab w:val="left" w:pos="13740"/>
           <w:tab w:val="left" w:pos="14656"/>
         </w:tabs>
-        <w:rPr>
-          <w:rFonts w:hint="eastAsia"/>
-        </w:rPr>
       </w:pPr>
     </w:p>
     <w:p/>
     <w:sectPr>
-      <w:headerReference w:type="default" r:id="rId67"/>
-      <w:footerReference w:type="default" r:id="rId68"/>
+      <w:headerReference w:type="default" r:id="rId70"/>
+      <w:footerReference w:type="default" r:id="rId71"/>
       <w:pgSz w:w="11906" w:h="16838"/>
       <w:pgMar w:top="1440" w:right="1800" w:bottom="1440" w:left="1800" w:header="851" w:footer="992" w:gutter="0"/>
       <w:cols w:space="425"/>
@@ -17564,7 +17240,13 @@
               <w:rPr>
                 <w:lang w:val="zh-CN"/>
               </w:rPr>
-              <w:t xml:space="preserve"> / </w:t>
+              <w:t xml:space="preserve"> </w:t>
+            </w:r>
+            <w:r>
+              <w:rPr>
+                <w:lang w:val="zh-CN"/>
+              </w:rPr>
+              <w:t xml:space="preserve">/ </w:t>
             </w:r>
             <w:r>
               <w:rPr>
@@ -18014,8 +17696,8 @@
   <w:abstractNum w:abstractNumId="0">
     <w:nsid w:val="1F011D62"/>
     <w:multiLevelType w:val="hybridMultilevel"/>
-    <w:tmpl w:val="0B4013E4"/>
-    <w:lvl w:ilvl="0" w:tplc="04090011">
+    <w:tmpl w:val="E82C91FE"/>
+    <w:lvl w:ilvl="0" w:tplc="5AD40D06">
       <w:start w:val="1"/>
       <w:numFmt w:val="decimal"/>
       <w:lvlText w:val="%1)"/>
@@ -18023,6 +17705,11 @@
       <w:pPr>
         <w:ind w:left="420" w:hanging="420"/>
       </w:pPr>
+      <w:rPr>
+        <w:rFonts w:ascii="仿宋" w:eastAsia="仿宋" w:hAnsi="仿宋"/>
+        <w:sz w:val="24"/>
+        <w:szCs w:val="24"/>
+      </w:rPr>
     </w:lvl>
     <w:lvl w:ilvl="1" w:tplc="8C225B82">
       <w:start w:val="1"/>
@@ -18709,15 +18396,6 @@
   </w:num>
   <w:num w:numId="7">
     <w:abstractNumId w:val="5"/>
-    <w:lvlOverride w:ilvl="0"/>
-    <w:lvlOverride w:ilvl="1"/>
-    <w:lvlOverride w:ilvl="2"/>
-    <w:lvlOverride w:ilvl="3"/>
-    <w:lvlOverride w:ilvl="4"/>
-    <w:lvlOverride w:ilvl="5"/>
-    <w:lvlOverride w:ilvl="6"/>
-    <w:lvlOverride w:ilvl="7"/>
-    <w:lvlOverride w:ilvl="8"/>
   </w:num>
 </w:numbering>
 </file>
@@ -18974,7 +18652,6 @@
     <w:name w:val="Hyperlink"/>
     <w:basedOn w:val="a0"/>
     <w:uiPriority w:val="99"/>
-    <w:semiHidden/>
     <w:unhideWhenUsed/>
     <w:rsid w:val="00C50E82"/>
     <w:rPr>
@@ -18987,7 +18664,6 @@
     <w:basedOn w:val="a"/>
     <w:link w:val="HTMLChar"/>
     <w:uiPriority w:val="99"/>
-    <w:semiHidden/>
     <w:unhideWhenUsed/>
     <w:rsid w:val="00C50E82"/>
     <w:pPr>
@@ -19024,7 +18700,6 @@
     <w:basedOn w:val="a0"/>
     <w:link w:val="HTML"/>
     <w:uiPriority w:val="99"/>
-    <w:semiHidden/>
     <w:rsid w:val="00C50E82"/>
     <w:rPr>
       <w:rFonts w:ascii="宋体" w:eastAsia="宋体" w:hAnsi="宋体" w:cs="宋体"/>
@@ -19524,7 +19199,6 @@
     <w:name w:val="Hyperlink"/>
     <w:basedOn w:val="a0"/>
     <w:uiPriority w:val="99"/>
-    <w:semiHidden/>
     <w:unhideWhenUsed/>
     <w:rsid w:val="00C50E82"/>
     <w:rPr>
@@ -19537,7 +19211,6 @@
     <w:basedOn w:val="a"/>
     <w:link w:val="HTMLChar"/>
     <w:uiPriority w:val="99"/>
-    <w:semiHidden/>
     <w:unhideWhenUsed/>
     <w:rsid w:val="00C50E82"/>
     <w:pPr>
@@ -19574,7 +19247,6 @@
     <w:basedOn w:val="a0"/>
     <w:link w:val="HTML"/>
     <w:uiPriority w:val="99"/>
-    <w:semiHidden/>
     <w:rsid w:val="00C50E82"/>
     <w:rPr>
       <w:rFonts w:ascii="宋体" w:eastAsia="宋体" w:hAnsi="宋体" w:cs="宋体"/>
@@ -20131,7 +19803,7 @@
 </file>
 
 <file path=customXml/itemProps2.xml><?xml version="1.0" encoding="utf-8"?>
-<ds:datastoreItem xmlns:ds="http://schemas.openxmlformats.org/officeDocument/2006/customXml" ds:itemID="{7A9A3E76-DFE3-4AC1-9D7C-B8EDFCCFED74}">
+<ds:datastoreItem xmlns:ds="http://schemas.openxmlformats.org/officeDocument/2006/customXml" ds:itemID="{346FB529-6930-49F8-A585-8C4B980E8D03}">
   <ds:schemaRefs>
     <ds:schemaRef ds:uri="http://schemas.openxmlformats.org/officeDocument/2006/bibliography"/>
   </ds:schemaRefs>

--- a/documentation.docx
+++ b/documentation.docx
@@ -11800,7 +11800,16 @@
           <w:sz w:val="18"/>
           <w:szCs w:val="18"/>
         </w:rPr>
-        <w:t>执行部署脚本</w:t>
+        <w:t>部署监控</w:t>
+      </w:r>
+      <w:r>
+        <w:rPr>
+          <w:rFonts w:ascii="仿宋" w:eastAsia="仿宋" w:hAnsi="仿宋" w:hint="eastAsia"/>
+          <w:color w:val="008000"/>
+          <w:sz w:val="18"/>
+          <w:szCs w:val="18"/>
+        </w:rPr>
+        <w:t>组件</w:t>
       </w:r>
       <w:bookmarkStart w:id="26" w:name="_GoBack"/>
       <w:bookmarkEnd w:id="26"/>
@@ -11823,52 +11832,28 @@
           <w:sz w:val="18"/>
           <w:szCs w:val="18"/>
         </w:rPr>
-        <w:t>cd</w:t>
-      </w:r>
-      <w:r>
-        <w:rPr>
-          <w:rFonts w:ascii="仿宋" w:eastAsia="仿宋" w:hAnsi="仿宋" w:hint="eastAsia"/>
-          <w:color w:val="000000"/>
-          <w:sz w:val="18"/>
-          <w:szCs w:val="18"/>
-        </w:rPr>
-        <w:t xml:space="preserve"> kube-promet</w:t>
-      </w:r>
-      <w:r>
-        <w:rPr>
-          <w:rFonts w:ascii="仿宋" w:eastAsia="仿宋" w:hAnsi="仿宋" w:hint="eastAsia"/>
-          <w:color w:val="000000"/>
-          <w:sz w:val="18"/>
-          <w:szCs w:val="18"/>
-        </w:rPr>
-        <w:t xml:space="preserve">heus-0.3.0 &amp;&amp; sh </w:t>
-      </w:r>
-      <w:r>
-        <w:rPr>
-          <w:rFonts w:ascii="仿宋" w:eastAsia="仿宋" w:hAnsi="仿宋"/>
-          <w:color w:val="000000"/>
-          <w:sz w:val="18"/>
-          <w:szCs w:val="18"/>
-        </w:rPr>
-        <w:t>scripts</w:t>
-      </w:r>
-      <w:r>
-        <w:rPr>
-          <w:rFonts w:ascii="仿宋" w:eastAsia="仿宋" w:hAnsi="仿宋" w:hint="eastAsia"/>
-          <w:color w:val="000000"/>
-          <w:sz w:val="18"/>
-          <w:szCs w:val="18"/>
-        </w:rPr>
-        <w:t>/</w:t>
-      </w:r>
-      <w:r>
-        <w:rPr>
-          <w:rFonts w:ascii="仿宋" w:eastAsia="仿宋" w:hAnsi="仿宋"/>
-          <w:color w:val="000000"/>
-          <w:sz w:val="18"/>
-          <w:szCs w:val="18"/>
-        </w:rPr>
-        <w:t>monitoring-deploy.sh</w:t>
+        <w:t>cd kube-prometheus-0.3.0/manifests</w:t>
+      </w:r>
+    </w:p>
+    <w:p>
+      <w:pPr>
+        <w:pStyle w:val="HTML"/>
+        <w:shd w:val="clear" w:color="auto" w:fill="F5F5F5"/>
+        <w:rPr>
+          <w:rFonts w:ascii="仿宋" w:eastAsia="仿宋" w:hAnsi="仿宋" w:hint="eastAsia"/>
+          <w:color w:val="000000"/>
+          <w:sz w:val="18"/>
+          <w:szCs w:val="18"/>
+        </w:rPr>
+      </w:pPr>
+      <w:r>
+        <w:rPr>
+          <w:rFonts w:ascii="仿宋" w:eastAsia="仿宋" w:hAnsi="仿宋" w:hint="eastAsia"/>
+          <w:color w:val="000000"/>
+          <w:sz w:val="18"/>
+          <w:szCs w:val="18"/>
+        </w:rPr>
+        <w:t>kubectl create -f setup &amp;&amp; sleep 5 &amp;&amp; kubectl create -f .</w:t>
       </w:r>
     </w:p>
     <w:p>
@@ -16995,7 +16980,6 @@
                               <w:szCs w:val="36"/>
                             </w:rPr>
                           </w:pPr>
-                          <w:proofErr w:type="spellStart"/>
                           <w:r>
                             <w:rPr>
                               <w:rFonts w:hint="eastAsia"/>
@@ -17005,7 +16989,6 @@
                             </w:rPr>
                             <w:t>Leozhanggg</w:t>
                           </w:r>
-                          <w:proofErr w:type="spellEnd"/>
                         </w:p>
                       </w:sdtContent>
                     </w:sdt>
@@ -19865,7 +19848,7 @@
 </file>
 
 <file path=customXml/itemProps2.xml><?xml version="1.0" encoding="utf-8"?>
-<ds:datastoreItem xmlns:ds="http://schemas.openxmlformats.org/officeDocument/2006/customXml" ds:itemID="{0F819E97-0C23-4824-8C7A-1C0E37D6FF3D}">
+<ds:datastoreItem xmlns:ds="http://schemas.openxmlformats.org/officeDocument/2006/customXml" ds:itemID="{5454EEE7-68A0-4837-BE74-B9419A2006B9}">
   <ds:schemaRefs>
     <ds:schemaRef ds:uri="http://schemas.openxmlformats.org/officeDocument/2006/bibliography"/>
   </ds:schemaRefs>
